--- a/Documentation/3000 GDD.docx
+++ b/Documentation/3000 GDD.docx
@@ -4499,15 +4499,7 @@
         <w:t xml:space="preserve">There are a variety of video games I really enjoy but you must play online against other people. This can be frustrating as </w:t>
       </w:r>
       <w:r>
-        <w:t xml:space="preserve">it makes entry to these games quite difficult so as a bit resident evil </w:t>
-      </w:r>
-      <w:proofErr w:type="gramStart"/>
-      <w:r>
-        <w:t>fan</w:t>
-      </w:r>
-      <w:proofErr w:type="gramEnd"/>
-      <w:r>
-        <w:t xml:space="preserve"> I thought a single player mode surviving waves of zombies and other monstrosities would add a good starting point for new players.</w:t>
+        <w:t>it makes entry to these games quite difficult so as a bit resident evil fan I thought a single player mode surviving waves of zombies and other monstrosities would add a good starting point for new players.</w:t>
       </w:r>
       <w:r>
         <w:t xml:space="preserve"> Allows for learning mechanics as well as creating a unique experience for experienced players.</w:t>
@@ -4541,13 +4533,8 @@
         <w:t>retreat,</w:t>
       </w:r>
       <w:r>
-        <w:t xml:space="preserve"> and the horde grows ever closer to the </w:t>
-      </w:r>
-      <w:proofErr w:type="gramStart"/>
-      <w:r>
-        <w:t>safe haven</w:t>
-      </w:r>
-      <w:proofErr w:type="gramEnd"/>
+        <w:t xml:space="preserve"> and the horde grows ever closer to the safe haven</w:t>
+      </w:r>
       <w:r>
         <w:t xml:space="preserve">. Patients will be key as the player will have to balance expansion and survival. It will be a steep learning curve </w:t>
       </w:r>
@@ -4740,15 +4727,7 @@
         <w:t>ment</w:t>
       </w:r>
       <w:r>
-        <w:t xml:space="preserve"> of resources will be. This also links into </w:t>
-      </w:r>
-      <w:proofErr w:type="gramStart"/>
-      <w:r>
-        <w:t>future plans</w:t>
-      </w:r>
-      <w:proofErr w:type="gramEnd"/>
-      <w:r>
-        <w:t xml:space="preserve"> to convert the game into a multiplayer experience</w:t>
+        <w:t xml:space="preserve"> of resources will be. This also links into future plans to convert the game into a multiplayer experience</w:t>
       </w:r>
       <w:r>
         <w:t>.</w:t>
@@ -4812,15 +4791,7 @@
         <w:t>Alternatively,</w:t>
       </w:r>
       <w:r>
-        <w:t xml:space="preserve"> a hospital may give you an instant </w:t>
-      </w:r>
-      <w:proofErr w:type="gramStart"/>
-      <w:r>
-        <w:t>one time</w:t>
-      </w:r>
-      <w:proofErr w:type="gramEnd"/>
-      <w:r>
-        <w:t xml:space="preserve"> increase of medical supplies.</w:t>
+        <w:t xml:space="preserve"> a hospital may give you an instant one time increase of medical supplies.</w:t>
       </w:r>
     </w:p>
     <w:p>
@@ -4891,15 +4862,7 @@
     <w:p>
       <w:r>
         <w:lastRenderedPageBreak/>
-        <w:t xml:space="preserve">There is also a huge military strategic theme throughout the game. This is a common theme in RTS games such as Company of </w:t>
-      </w:r>
-      <w:proofErr w:type="gramStart"/>
-      <w:r>
-        <w:t>Heroes</w:t>
-      </w:r>
-      <w:proofErr w:type="gramEnd"/>
-      <w:r>
-        <w:t xml:space="preserve"> but this is added to with Depot Deltas USP of </w:t>
+        <w:t xml:space="preserve">There is also a huge military strategic theme throughout the game. This is a common theme in RTS games such as Company of Heroes but this is added to with Depot Deltas USP of </w:t>
       </w:r>
       <w:r>
         <w:t xml:space="preserve">adding in the logistical </w:t>
@@ -5008,15 +4971,7 @@
         <w:t xml:space="preserve">closest zombies to them every time they reload. </w:t>
       </w:r>
       <w:r>
-        <w:t xml:space="preserve">Different units will have different ranges they can fire. Some units will also have melee </w:t>
-      </w:r>
-      <w:proofErr w:type="gramStart"/>
-      <w:r>
-        <w:t>capability</w:t>
-      </w:r>
-      <w:proofErr w:type="gramEnd"/>
-      <w:r>
-        <w:t xml:space="preserve"> but this is risky due to meaning the zombies will have to get close to them to attack.</w:t>
+        <w:t>Different units will have different ranges they can fire. Some units will also have melee capability but this is risky due to meaning the zombies will have to get close to them to attack.</w:t>
       </w:r>
       <w:r>
         <w:t xml:space="preserve"> Combat uses resources so the player must ensure units remain stocked to be able to combat the oncoming hordes.</w:t>
@@ -5122,6 +5077,9 @@
     </w:p>
     <w:p>
       <w:r>
+        <w:rPr>
+          <w:noProof/>
+        </w:rPr>
         <w:drawing>
           <wp:inline distT="0" distB="0" distL="0" distR="0" wp14:anchorId="49D46620" wp14:editId="7160C4D4">
             <wp:extent cx="2149152" cy="2286000"/>
@@ -5204,6 +5162,9 @@
     </w:p>
     <w:p>
       <w:r>
+        <w:rPr>
+          <w:noProof/>
+        </w:rPr>
         <w:drawing>
           <wp:inline distT="0" distB="0" distL="0" distR="0" wp14:anchorId="289498EA" wp14:editId="5A23FBB7">
             <wp:extent cx="2047875" cy="2159136"/>
@@ -5297,6 +5258,7 @@
         <w:rPr>
           <w:b/>
           <w:bCs/>
+          <w:noProof/>
           <w:u w:val="single"/>
         </w:rPr>
         <w:drawing>
@@ -5474,15 +5436,7 @@
         <w:t xml:space="preserve"> through bodily fluids. </w:t>
       </w:r>
       <w:r>
-        <w:t xml:space="preserve">Global superpowers united their forces creating depots for the living spread throughout the world creating </w:t>
-      </w:r>
-      <w:proofErr w:type="gramStart"/>
-      <w:r>
-        <w:t>a safe haven</w:t>
-      </w:r>
-      <w:proofErr w:type="gramEnd"/>
-      <w:r>
-        <w:t xml:space="preserve"> for the living that could make it there</w:t>
+        <w:t>Global superpowers united their forces creating depots for the living spread throughout the world creating a safe haven for the living that could make it there</w:t>
       </w:r>
     </w:p>
     <w:p>
@@ -5613,15 +5567,7 @@
         <w:t>with the survivors of delta if they can make it to the shoreline</w:t>
       </w:r>
       <w:r>
-        <w:t xml:space="preserve"> giving them a new </w:t>
-      </w:r>
-      <w:proofErr w:type="gramStart"/>
-      <w:r>
-        <w:t>safe haven</w:t>
-      </w:r>
-      <w:proofErr w:type="gramEnd"/>
-      <w:r>
-        <w:t xml:space="preserve"> and a chance to save the world</w:t>
+        <w:t xml:space="preserve"> giving them a new safe haven and a chance to save the world</w:t>
       </w:r>
       <w:r>
         <w:t>.</w:t>
@@ -5839,6 +5785,7 @@
         <w:rPr>
           <w:b/>
           <w:bCs/>
+          <w:noProof/>
         </w:rPr>
         <w:drawing>
           <wp:inline distT="0" distB="0" distL="0" distR="0" wp14:anchorId="3939B77D" wp14:editId="326A9A01">
@@ -5946,6 +5893,7 @@
         <w:rPr>
           <w:b/>
           <w:bCs/>
+          <w:noProof/>
         </w:rPr>
         <w:drawing>
           <wp:inline distT="0" distB="0" distL="0" distR="0" wp14:anchorId="49ECB3BF" wp14:editId="28B29DB9">
@@ -6046,6 +5994,7 @@
         <w:rPr>
           <w:b/>
           <w:bCs/>
+          <w:noProof/>
         </w:rPr>
         <w:drawing>
           <wp:inline distT="0" distB="0" distL="0" distR="0" wp14:anchorId="0D1ADAAA" wp14:editId="21D86E72">
@@ -6144,6 +6093,7 @@
       <w:r>
         <w:rPr>
           <w:b/>
+          <w:noProof/>
         </w:rPr>
         <w:drawing>
           <wp:inline distT="0" distB="0" distL="0" distR="0" wp14:anchorId="1C517C6F" wp14:editId="496933F7">
@@ -7139,23 +7089,7 @@
           <w:b/>
           <w:bCs/>
         </w:rPr>
-        <w:t xml:space="preserve">Must </w:t>
-      </w:r>
-      <w:proofErr w:type="gramStart"/>
-      <w:r>
-        <w:rPr>
-          <w:b/>
-          <w:bCs/>
-        </w:rPr>
-        <w:t>Have :</w:t>
-      </w:r>
-      <w:proofErr w:type="gramEnd"/>
-      <w:r>
-        <w:rPr>
-          <w:b/>
-          <w:bCs/>
-        </w:rPr>
-        <w:t xml:space="preserve"> This item needs to be present to hit market </w:t>
+        <w:t>Must Have : This item needs to be present to hit market </w:t>
       </w:r>
     </w:p>
     <w:p>
@@ -7174,23 +7108,7 @@
           <w:b/>
           <w:bCs/>
         </w:rPr>
-        <w:t xml:space="preserve">Should </w:t>
-      </w:r>
-      <w:proofErr w:type="gramStart"/>
-      <w:r>
-        <w:rPr>
-          <w:b/>
-          <w:bCs/>
-        </w:rPr>
-        <w:t>Have :</w:t>
-      </w:r>
-      <w:proofErr w:type="gramEnd"/>
-      <w:r>
-        <w:rPr>
-          <w:b/>
-          <w:bCs/>
-        </w:rPr>
-        <w:t xml:space="preserve"> This item ensures product is the expected quality amongst its peers </w:t>
+        <w:t>Should Have : This item ensures product is the expected quality amongst its peers </w:t>
       </w:r>
     </w:p>
     <w:p>
@@ -7421,13 +7339,8 @@
         <w:t>The food, water etc a unit requires a day</w:t>
       </w:r>
       <w:r>
-        <w:t xml:space="preserve"> consumed at a fixed rate every x </w:t>
-      </w:r>
-      <w:proofErr w:type="gramStart"/>
-      <w:r>
-        <w:t>hours</w:t>
-      </w:r>
-      <w:proofErr w:type="gramEnd"/>
+        <w:t xml:space="preserve"> consumed at a fixed rate every x hours</w:t>
+      </w:r>
     </w:p>
     <w:p>
       <w:pPr>
@@ -7562,15 +7475,7 @@
         </w:numPr>
       </w:pPr>
       <w:r>
-        <w:t xml:space="preserve">There will be a minimap to show the location of all the </w:t>
-      </w:r>
-      <w:proofErr w:type="gramStart"/>
-      <w:r>
-        <w:t>users</w:t>
-      </w:r>
-      <w:proofErr w:type="gramEnd"/>
-      <w:r>
-        <w:t xml:space="preserve"> units</w:t>
+        <w:t>There will be a minimap to show the location of all the users units</w:t>
       </w:r>
     </w:p>
     <w:p>
@@ -7904,15 +7809,7 @@
         </w:numPr>
       </w:pPr>
       <w:r>
-        <w:t xml:space="preserve">Can only have a set </w:t>
-      </w:r>
-      <w:proofErr w:type="gramStart"/>
-      <w:r>
-        <w:t>amount</w:t>
-      </w:r>
-      <w:proofErr w:type="gramEnd"/>
-      <w:r>
-        <w:t xml:space="preserve"> of convoys outside the depot at a time so must be returned to the depot</w:t>
+        <w:t>Can only have a set amount of convoys outside the depot at a time so must be returned to the depot</w:t>
       </w:r>
     </w:p>
     <w:p>
@@ -8154,15 +8051,7 @@
         </w:numPr>
       </w:pPr>
       <w:r>
-        <w:t xml:space="preserve">Visual indicators for what </w:t>
-      </w:r>
-      <w:proofErr w:type="gramStart"/>
-      <w:r>
-        <w:t>is</w:t>
-      </w:r>
-      <w:proofErr w:type="gramEnd"/>
-      <w:r>
-        <w:t xml:space="preserve"> attacking what e.g. red line joining a unit and what it is firing at</w:t>
+        <w:t>Visual indicators for what is attacking what e.g. red line joining a unit and what it is firing at</w:t>
       </w:r>
       <w:r>
         <w:t xml:space="preserve">. </w:t>
@@ -8253,267 +8142,7 @@
       </w:r>
     </w:p>
     <w:p>
-      <w:pPr>
-        <w:pStyle w:val="Heading2"/>
-      </w:pPr>
-      <w:bookmarkStart w:id="44" w:name="_Toc209875210"/>
-      <w:r>
-        <w:t>Stretch Goals</w:t>
-      </w:r>
-      <w:bookmarkEnd w:id="44"/>
-      <w:r>
-        <w:t> </w:t>
-      </w:r>
-    </w:p>
-    <w:p>
-      <w:pPr>
-        <w:pStyle w:val="Heading2"/>
-      </w:pPr>
-      <w:bookmarkStart w:id="45" w:name="_Toc209875211"/>
-      <w:r>
-        <w:t>Delivery</w:t>
-      </w:r>
-      <w:bookmarkEnd w:id="45"/>
-      <w:r>
-        <w:t> </w:t>
-      </w:r>
-    </w:p>
-    <w:p>
-      <w:pPr>
-        <w:pStyle w:val="Heading2"/>
-      </w:pPr>
-      <w:bookmarkStart w:id="46" w:name="_Toc209875212"/>
-      <w:r>
-        <w:t>Marketing</w:t>
-      </w:r>
-      <w:bookmarkEnd w:id="46"/>
-      <w:r>
-        <w:t> </w:t>
-      </w:r>
-    </w:p>
-    <w:p>
-      <w:pPr>
-        <w:pStyle w:val="Heading2"/>
-      </w:pPr>
-      <w:bookmarkStart w:id="47" w:name="_Toc209875213"/>
-      <w:r>
-        <w:t>Post-Launch</w:t>
-      </w:r>
-      <w:bookmarkEnd w:id="47"/>
-      <w:r>
-        <w:t> </w:t>
-      </w:r>
-    </w:p>
-    <w:p>
-      <w:r>
-        <w:t> </w:t>
-      </w:r>
-    </w:p>
-    <w:p>
-      <w:pPr>
-        <w:numPr>
-          <w:ilvl w:val="0"/>
-          <w:numId w:val="51"/>
-        </w:numPr>
-        <w:rPr>
-          <w:b/>
-          <w:bCs/>
-        </w:rPr>
-      </w:pPr>
-      <w:r>
-        <w:rPr>
-          <w:b/>
-          <w:bCs/>
-        </w:rPr>
-        <w:t>Things to consider after launch </w:t>
-      </w:r>
-    </w:p>
-    <w:p>
-      <w:pPr>
-        <w:numPr>
-          <w:ilvl w:val="0"/>
-          <w:numId w:val="52"/>
-        </w:numPr>
-        <w:rPr>
-          <w:b/>
-          <w:bCs/>
-        </w:rPr>
-      </w:pPr>
-      <w:r>
-        <w:rPr>
-          <w:b/>
-          <w:bCs/>
-        </w:rPr>
-        <w:t>Feedback </w:t>
-      </w:r>
-    </w:p>
-    <w:p>
-      <w:pPr>
-        <w:numPr>
-          <w:ilvl w:val="0"/>
-          <w:numId w:val="53"/>
-        </w:numPr>
-        <w:rPr>
-          <w:b/>
-          <w:bCs/>
-        </w:rPr>
-      </w:pPr>
-      <w:r>
-        <w:rPr>
-          <w:b/>
-          <w:bCs/>
-        </w:rPr>
-        <w:t>Bug Fixing </w:t>
-      </w:r>
-    </w:p>
-    <w:p>
-      <w:r>
-        <w:t> </w:t>
-      </w:r>
-    </w:p>
-    <w:p>
-      <w:pPr>
-        <w:pStyle w:val="Heading1"/>
-      </w:pPr>
-      <w:bookmarkStart w:id="48" w:name="_Toc209875214"/>
-      <w:r>
-        <w:t>Technical Requirements</w:t>
-      </w:r>
-      <w:bookmarkEnd w:id="48"/>
-      <w:r>
-        <w:t> </w:t>
-      </w:r>
-    </w:p>
-    <w:p>
-      <w:r>
-        <w:t> </w:t>
-      </w:r>
-    </w:p>
-    <w:p>
-      <w:pPr>
-        <w:pStyle w:val="Heading2"/>
-      </w:pPr>
-      <w:bookmarkStart w:id="49" w:name="_Toc209875215"/>
-      <w:r>
-        <w:t>Known Issues</w:t>
-      </w:r>
-      <w:bookmarkEnd w:id="49"/>
-      <w:r>
-        <w:t> </w:t>
-      </w:r>
-    </w:p>
-    <w:p>
-      <w:r>
-        <w:t> </w:t>
-      </w:r>
-    </w:p>
-    <w:p>
-      <w:pPr>
-        <w:numPr>
-          <w:ilvl w:val="0"/>
-          <w:numId w:val="54"/>
-        </w:numPr>
-        <w:rPr>
-          <w:b/>
-          <w:bCs/>
-        </w:rPr>
-      </w:pPr>
-      <w:r>
-        <w:rPr>
-          <w:b/>
-          <w:bCs/>
-        </w:rPr>
-        <w:t>Existing problems, bugs, limitations, challenges </w:t>
-      </w:r>
-    </w:p>
-    <w:p>
-      <w:r>
-        <w:t> </w:t>
-      </w:r>
-    </w:p>
-    <w:p>
-      <w:pPr>
-        <w:pStyle w:val="Heading2"/>
-      </w:pPr>
-      <w:bookmarkStart w:id="50" w:name="_Toc209875216"/>
-      <w:r>
-        <w:t>Systems</w:t>
-      </w:r>
-      <w:bookmarkEnd w:id="50"/>
-      <w:r>
-        <w:t> </w:t>
-      </w:r>
-    </w:p>
-    <w:p>
-      <w:r>
-        <w:t> </w:t>
-      </w:r>
-    </w:p>
-    <w:p>
-      <w:pPr>
-        <w:numPr>
-          <w:ilvl w:val="0"/>
-          <w:numId w:val="55"/>
-        </w:numPr>
-        <w:rPr>
-          <w:b/>
-          <w:bCs/>
-        </w:rPr>
-      </w:pPr>
-      <w:r>
-        <w:rPr>
-          <w:b/>
-          <w:bCs/>
-        </w:rPr>
-        <w:t>Complex macro elements that need to be built and which require further depth and planning of their own </w:t>
-      </w:r>
-    </w:p>
-    <w:p>
-      <w:pPr>
-        <w:numPr>
-          <w:ilvl w:val="0"/>
-          <w:numId w:val="56"/>
-        </w:numPr>
-        <w:rPr>
-          <w:b/>
-          <w:bCs/>
-        </w:rPr>
-      </w:pPr>
-      <w:r>
-        <w:rPr>
-          <w:b/>
-          <w:bCs/>
-        </w:rPr>
-        <w:t>Discrete modules that can be built in isolation and swapped in or out like components </w:t>
-      </w:r>
-    </w:p>
-    <w:p>
-      <w:pPr>
-        <w:numPr>
-          <w:ilvl w:val="0"/>
-          <w:numId w:val="57"/>
-        </w:numPr>
-        <w:rPr>
-          <w:b/>
-          <w:bCs/>
-        </w:rPr>
-      </w:pPr>
-      <w:r>
-        <w:rPr>
-          <w:b/>
-          <w:bCs/>
-        </w:rPr>
-        <w:t>Weather, day-night, schedules, inventory, health, pathfinding, character creation, etc. </w:t>
-      </w:r>
-    </w:p>
-    <w:p>
-      <w:r>
-        <w:t> </w:t>
-      </w:r>
-    </w:p>
-    <w:p>
-      <w:r>
-        <w:lastRenderedPageBreak/>
+      <w:r>
         <w:t> </w:t>
       </w:r>
     </w:p>

--- a/Documentation/3000 GDD.docx
+++ b/Documentation/3000 GDD.docx
@@ -6,7 +6,7 @@
       <w:pPr>
         <w:pStyle w:val="Heading1"/>
       </w:pPr>
-      <w:bookmarkStart w:id="0" w:name="_Toc209875162"/>
+      <w:bookmarkStart w:id="0" w:name="_Toc213670092"/>
       <w:r>
         <w:t>Title: Depot Delta</w:t>
       </w:r>
@@ -267,7 +267,7 @@
       <w:pPr>
         <w:pStyle w:val="Heading1"/>
       </w:pPr>
-      <w:bookmarkStart w:id="1" w:name="_Toc209875163"/>
+      <w:bookmarkStart w:id="1" w:name="_Toc213670093"/>
       <w:r>
         <w:lastRenderedPageBreak/>
         <w:t>Company: AJ West</w:t>
@@ -278,7 +278,7 @@
       <w:pPr>
         <w:pStyle w:val="Heading1"/>
       </w:pPr>
-      <w:bookmarkStart w:id="2" w:name="_Toc209875164"/>
+      <w:bookmarkStart w:id="2" w:name="_Toc213670094"/>
       <w:r>
         <w:t>Splash art</w:t>
       </w:r>
@@ -396,7 +396,7 @@
       <w:pPr>
         <w:pStyle w:val="Heading1"/>
       </w:pPr>
-      <w:bookmarkStart w:id="3" w:name="_Toc209875165"/>
+      <w:bookmarkStart w:id="3" w:name="_Toc213670095"/>
       <w:r>
         <w:lastRenderedPageBreak/>
         <w:t>Tagline/Hook</w:t>
@@ -475,7 +475,7 @@
       <w:pPr>
         <w:pStyle w:val="Heading1"/>
       </w:pPr>
-      <w:bookmarkStart w:id="4" w:name="_Toc209875166"/>
+      <w:bookmarkStart w:id="4" w:name="_Toc213670096"/>
       <w:r>
         <w:t>C</w:t>
       </w:r>
@@ -522,6 +522,7 @@
             </w:tabs>
             <w:rPr>
               <w:rFonts w:cstheme="minorBidi"/>
+              <w:noProof/>
               <w:kern w:val="2"/>
               <w:sz w:val="24"/>
               <w:szCs w:val="24"/>
@@ -538,50 +539,58 @@
           <w:r>
             <w:fldChar w:fldCharType="separate"/>
           </w:r>
-          <w:hyperlink w:anchor="_Toc209875162" w:history="1">
+          <w:hyperlink w:anchor="_Toc213670092" w:history="1">
             <w:r>
               <w:rPr>
                 <w:rStyle w:val="Hyperlink"/>
+                <w:noProof/>
               </w:rPr>
               <w:t>Title: Depot Delta</w:t>
             </w:r>
             <w:r>
               <w:rPr>
+                <w:noProof/>
                 <w:webHidden/>
               </w:rPr>
               <w:tab/>
             </w:r>
             <w:r>
               <w:rPr>
+                <w:noProof/>
                 <w:webHidden/>
               </w:rPr>
               <w:fldChar w:fldCharType="begin"/>
             </w:r>
             <w:r>
               <w:rPr>
-                <w:webHidden/>
-              </w:rPr>
-              <w:instrText xml:space="preserve"> PAGEREF _Toc209875162 \h </w:instrText>
-            </w:r>
-            <w:r>
-              <w:rPr>
-                <w:webHidden/>
-              </w:rPr>
-            </w:r>
-            <w:r>
-              <w:rPr>
+                <w:noProof/>
+                <w:webHidden/>
+              </w:rPr>
+              <w:instrText xml:space="preserve"> PAGEREF _Toc213670092 \h </w:instrText>
+            </w:r>
+            <w:r>
+              <w:rPr>
+                <w:noProof/>
+                <w:webHidden/>
+              </w:rPr>
+            </w:r>
+            <w:r>
+              <w:rPr>
+                <w:noProof/>
                 <w:webHidden/>
               </w:rPr>
               <w:fldChar w:fldCharType="separate"/>
             </w:r>
             <w:r>
               <w:rPr>
+                <w:noProof/>
                 <w:webHidden/>
               </w:rPr>
               <w:t>1</w:t>
             </w:r>
             <w:r>
               <w:rPr>
+                <w:noProof/>
                 <w:webHidden/>
               </w:rPr>
               <w:fldChar w:fldCharType="end"/>
@@ -596,6 +605,7 @@
             </w:tabs>
             <w:rPr>
               <w:rFonts w:cstheme="minorBidi"/>
+              <w:noProof/>
               <w:kern w:val="2"/>
               <w:sz w:val="24"/>
               <w:szCs w:val="24"/>
@@ -603,50 +613,58 @@
               <w14:ligatures w14:val="standardContextual"/>
             </w:rPr>
           </w:pPr>
-          <w:hyperlink w:anchor="_Toc209875163" w:history="1">
+          <w:hyperlink w:anchor="_Toc213670093" w:history="1">
             <w:r>
               <w:rPr>
                 <w:rStyle w:val="Hyperlink"/>
+                <w:noProof/>
               </w:rPr>
               <w:t>Company: AJ West</w:t>
             </w:r>
             <w:r>
               <w:rPr>
+                <w:noProof/>
                 <w:webHidden/>
               </w:rPr>
               <w:tab/>
             </w:r>
             <w:r>
               <w:rPr>
+                <w:noProof/>
                 <w:webHidden/>
               </w:rPr>
               <w:fldChar w:fldCharType="begin"/>
             </w:r>
             <w:r>
               <w:rPr>
-                <w:webHidden/>
-              </w:rPr>
-              <w:instrText xml:space="preserve"> PAGEREF _Toc209875163 \h </w:instrText>
-            </w:r>
-            <w:r>
-              <w:rPr>
-                <w:webHidden/>
-              </w:rPr>
-            </w:r>
-            <w:r>
-              <w:rPr>
+                <w:noProof/>
+                <w:webHidden/>
+              </w:rPr>
+              <w:instrText xml:space="preserve"> PAGEREF _Toc213670093 \h </w:instrText>
+            </w:r>
+            <w:r>
+              <w:rPr>
+                <w:noProof/>
+                <w:webHidden/>
+              </w:rPr>
+            </w:r>
+            <w:r>
+              <w:rPr>
+                <w:noProof/>
                 <w:webHidden/>
               </w:rPr>
               <w:fldChar w:fldCharType="separate"/>
             </w:r>
             <w:r>
               <w:rPr>
-                <w:webHidden/>
-              </w:rPr>
-              <w:t>1</w:t>
-            </w:r>
-            <w:r>
-              <w:rPr>
+                <w:noProof/>
+                <w:webHidden/>
+              </w:rPr>
+              <w:t>2</w:t>
+            </w:r>
+            <w:r>
+              <w:rPr>
+                <w:noProof/>
                 <w:webHidden/>
               </w:rPr>
               <w:fldChar w:fldCharType="end"/>
@@ -661,6 +679,7 @@
             </w:tabs>
             <w:rPr>
               <w:rFonts w:cstheme="minorBidi"/>
+              <w:noProof/>
               <w:kern w:val="2"/>
               <w:sz w:val="24"/>
               <w:szCs w:val="24"/>
@@ -668,50 +687,58 @@
               <w14:ligatures w14:val="standardContextual"/>
             </w:rPr>
           </w:pPr>
-          <w:hyperlink w:anchor="_Toc209875164" w:history="1">
+          <w:hyperlink w:anchor="_Toc213670094" w:history="1">
             <w:r>
               <w:rPr>
                 <w:rStyle w:val="Hyperlink"/>
+                <w:noProof/>
               </w:rPr>
               <w:t>Splash art</w:t>
             </w:r>
             <w:r>
               <w:rPr>
+                <w:noProof/>
                 <w:webHidden/>
               </w:rPr>
               <w:tab/>
             </w:r>
             <w:r>
               <w:rPr>
+                <w:noProof/>
                 <w:webHidden/>
               </w:rPr>
               <w:fldChar w:fldCharType="begin"/>
             </w:r>
             <w:r>
               <w:rPr>
-                <w:webHidden/>
-              </w:rPr>
-              <w:instrText xml:space="preserve"> PAGEREF _Toc209875164 \h </w:instrText>
-            </w:r>
-            <w:r>
-              <w:rPr>
-                <w:webHidden/>
-              </w:rPr>
-            </w:r>
-            <w:r>
-              <w:rPr>
+                <w:noProof/>
+                <w:webHidden/>
+              </w:rPr>
+              <w:instrText xml:space="preserve"> PAGEREF _Toc213670094 \h </w:instrText>
+            </w:r>
+            <w:r>
+              <w:rPr>
+                <w:noProof/>
+                <w:webHidden/>
+              </w:rPr>
+            </w:r>
+            <w:r>
+              <w:rPr>
+                <w:noProof/>
                 <w:webHidden/>
               </w:rPr>
               <w:fldChar w:fldCharType="separate"/>
             </w:r>
             <w:r>
               <w:rPr>
-                <w:webHidden/>
-              </w:rPr>
-              <w:t>1</w:t>
-            </w:r>
-            <w:r>
-              <w:rPr>
+                <w:noProof/>
+                <w:webHidden/>
+              </w:rPr>
+              <w:t>2</w:t>
+            </w:r>
+            <w:r>
+              <w:rPr>
+                <w:noProof/>
                 <w:webHidden/>
               </w:rPr>
               <w:fldChar w:fldCharType="end"/>
@@ -726,6 +753,7 @@
             </w:tabs>
             <w:rPr>
               <w:rFonts w:cstheme="minorBidi"/>
+              <w:noProof/>
               <w:kern w:val="2"/>
               <w:sz w:val="24"/>
               <w:szCs w:val="24"/>
@@ -733,50 +761,58 @@
               <w14:ligatures w14:val="standardContextual"/>
             </w:rPr>
           </w:pPr>
-          <w:hyperlink w:anchor="_Toc209875165" w:history="1">
+          <w:hyperlink w:anchor="_Toc213670095" w:history="1">
             <w:r>
               <w:rPr>
                 <w:rStyle w:val="Hyperlink"/>
+                <w:noProof/>
               </w:rPr>
               <w:t>Tagline/Hook</w:t>
             </w:r>
             <w:r>
               <w:rPr>
+                <w:noProof/>
                 <w:webHidden/>
               </w:rPr>
               <w:tab/>
             </w:r>
             <w:r>
               <w:rPr>
+                <w:noProof/>
                 <w:webHidden/>
               </w:rPr>
               <w:fldChar w:fldCharType="begin"/>
             </w:r>
             <w:r>
               <w:rPr>
-                <w:webHidden/>
-              </w:rPr>
-              <w:instrText xml:space="preserve"> PAGEREF _Toc209875165 \h </w:instrText>
-            </w:r>
-            <w:r>
-              <w:rPr>
-                <w:webHidden/>
-              </w:rPr>
-            </w:r>
-            <w:r>
-              <w:rPr>
+                <w:noProof/>
+                <w:webHidden/>
+              </w:rPr>
+              <w:instrText xml:space="preserve"> PAGEREF _Toc213670095 \h </w:instrText>
+            </w:r>
+            <w:r>
+              <w:rPr>
+                <w:noProof/>
+                <w:webHidden/>
+              </w:rPr>
+            </w:r>
+            <w:r>
+              <w:rPr>
+                <w:noProof/>
                 <w:webHidden/>
               </w:rPr>
               <w:fldChar w:fldCharType="separate"/>
             </w:r>
             <w:r>
               <w:rPr>
-                <w:webHidden/>
-              </w:rPr>
-              <w:t>1</w:t>
-            </w:r>
-            <w:r>
-              <w:rPr>
+                <w:noProof/>
+                <w:webHidden/>
+              </w:rPr>
+              <w:t>3</w:t>
+            </w:r>
+            <w:r>
+              <w:rPr>
+                <w:noProof/>
                 <w:webHidden/>
               </w:rPr>
               <w:fldChar w:fldCharType="end"/>
@@ -791,6 +827,7 @@
             </w:tabs>
             <w:rPr>
               <w:rFonts w:cstheme="minorBidi"/>
+              <w:noProof/>
               <w:kern w:val="2"/>
               <w:sz w:val="24"/>
               <w:szCs w:val="24"/>
@@ -798,50 +835,58 @@
               <w14:ligatures w14:val="standardContextual"/>
             </w:rPr>
           </w:pPr>
-          <w:hyperlink w:anchor="_Toc209875166" w:history="1">
+          <w:hyperlink w:anchor="_Toc213670096" w:history="1">
             <w:r>
               <w:rPr>
                 <w:rStyle w:val="Hyperlink"/>
+                <w:noProof/>
               </w:rPr>
               <w:t>Contents</w:t>
             </w:r>
             <w:r>
               <w:rPr>
+                <w:noProof/>
                 <w:webHidden/>
               </w:rPr>
               <w:tab/>
             </w:r>
             <w:r>
               <w:rPr>
+                <w:noProof/>
                 <w:webHidden/>
               </w:rPr>
               <w:fldChar w:fldCharType="begin"/>
             </w:r>
             <w:r>
               <w:rPr>
-                <w:webHidden/>
-              </w:rPr>
-              <w:instrText xml:space="preserve"> PAGEREF _Toc209875166 \h </w:instrText>
-            </w:r>
-            <w:r>
-              <w:rPr>
-                <w:webHidden/>
-              </w:rPr>
-            </w:r>
-            <w:r>
-              <w:rPr>
+                <w:noProof/>
+                <w:webHidden/>
+              </w:rPr>
+              <w:instrText xml:space="preserve"> PAGEREF _Toc213670096 \h </w:instrText>
+            </w:r>
+            <w:r>
+              <w:rPr>
+                <w:noProof/>
+                <w:webHidden/>
+              </w:rPr>
+            </w:r>
+            <w:r>
+              <w:rPr>
+                <w:noProof/>
                 <w:webHidden/>
               </w:rPr>
               <w:fldChar w:fldCharType="separate"/>
             </w:r>
             <w:r>
               <w:rPr>
-                <w:webHidden/>
-              </w:rPr>
-              <w:t>1</w:t>
-            </w:r>
-            <w:r>
-              <w:rPr>
+                <w:noProof/>
+                <w:webHidden/>
+              </w:rPr>
+              <w:t>3</w:t>
+            </w:r>
+            <w:r>
+              <w:rPr>
+                <w:noProof/>
                 <w:webHidden/>
               </w:rPr>
               <w:fldChar w:fldCharType="end"/>
@@ -856,6 +901,7 @@
             </w:tabs>
             <w:rPr>
               <w:rFonts w:cstheme="minorBidi"/>
+              <w:noProof/>
               <w:kern w:val="2"/>
               <w:sz w:val="24"/>
               <w:szCs w:val="24"/>
@@ -863,50 +909,58 @@
               <w14:ligatures w14:val="standardContextual"/>
             </w:rPr>
           </w:pPr>
-          <w:hyperlink w:anchor="_Toc209875167" w:history="1">
+          <w:hyperlink w:anchor="_Toc213670097" w:history="1">
             <w:r>
               <w:rPr>
                 <w:rStyle w:val="Hyperlink"/>
+                <w:noProof/>
               </w:rPr>
               <w:t>Introduction</w:t>
             </w:r>
             <w:r>
               <w:rPr>
+                <w:noProof/>
                 <w:webHidden/>
               </w:rPr>
               <w:tab/>
             </w:r>
             <w:r>
               <w:rPr>
+                <w:noProof/>
                 <w:webHidden/>
               </w:rPr>
               <w:fldChar w:fldCharType="begin"/>
             </w:r>
             <w:r>
               <w:rPr>
-                <w:webHidden/>
-              </w:rPr>
-              <w:instrText xml:space="preserve"> PAGEREF _Toc209875167 \h </w:instrText>
-            </w:r>
-            <w:r>
-              <w:rPr>
-                <w:webHidden/>
-              </w:rPr>
-            </w:r>
-            <w:r>
-              <w:rPr>
+                <w:noProof/>
+                <w:webHidden/>
+              </w:rPr>
+              <w:instrText xml:space="preserve"> PAGEREF _Toc213670097 \h </w:instrText>
+            </w:r>
+            <w:r>
+              <w:rPr>
+                <w:noProof/>
+                <w:webHidden/>
+              </w:rPr>
+            </w:r>
+            <w:r>
+              <w:rPr>
+                <w:noProof/>
                 <w:webHidden/>
               </w:rPr>
               <w:fldChar w:fldCharType="separate"/>
             </w:r>
             <w:r>
               <w:rPr>
-                <w:webHidden/>
-              </w:rPr>
-              <w:t>3</w:t>
-            </w:r>
-            <w:r>
-              <w:rPr>
+                <w:noProof/>
+                <w:webHidden/>
+              </w:rPr>
+              <w:t>5</w:t>
+            </w:r>
+            <w:r>
+              <w:rPr>
+                <w:noProof/>
                 <w:webHidden/>
               </w:rPr>
               <w:fldChar w:fldCharType="end"/>
@@ -921,6 +975,7 @@
             </w:tabs>
             <w:rPr>
               <w:rFonts w:cstheme="minorBidi"/>
+              <w:noProof/>
               <w:kern w:val="2"/>
               <w:sz w:val="24"/>
               <w:szCs w:val="24"/>
@@ -928,50 +983,58 @@
               <w14:ligatures w14:val="standardContextual"/>
             </w:rPr>
           </w:pPr>
-          <w:hyperlink w:anchor="_Toc209875168" w:history="1">
+          <w:hyperlink w:anchor="_Toc213670098" w:history="1">
             <w:r>
               <w:rPr>
                 <w:rStyle w:val="Hyperlink"/>
+                <w:noProof/>
               </w:rPr>
               <w:t>Summary/Pitch</w:t>
             </w:r>
             <w:r>
               <w:rPr>
+                <w:noProof/>
                 <w:webHidden/>
               </w:rPr>
               <w:tab/>
             </w:r>
             <w:r>
               <w:rPr>
+                <w:noProof/>
                 <w:webHidden/>
               </w:rPr>
               <w:fldChar w:fldCharType="begin"/>
             </w:r>
             <w:r>
               <w:rPr>
-                <w:webHidden/>
-              </w:rPr>
-              <w:instrText xml:space="preserve"> PAGEREF _Toc209875168 \h </w:instrText>
-            </w:r>
-            <w:r>
-              <w:rPr>
-                <w:webHidden/>
-              </w:rPr>
-            </w:r>
-            <w:r>
-              <w:rPr>
+                <w:noProof/>
+                <w:webHidden/>
+              </w:rPr>
+              <w:instrText xml:space="preserve"> PAGEREF _Toc213670098 \h </w:instrText>
+            </w:r>
+            <w:r>
+              <w:rPr>
+                <w:noProof/>
+                <w:webHidden/>
+              </w:rPr>
+            </w:r>
+            <w:r>
+              <w:rPr>
+                <w:noProof/>
                 <w:webHidden/>
               </w:rPr>
               <w:fldChar w:fldCharType="separate"/>
             </w:r>
             <w:r>
               <w:rPr>
-                <w:webHidden/>
-              </w:rPr>
-              <w:t>3</w:t>
-            </w:r>
-            <w:r>
-              <w:rPr>
+                <w:noProof/>
+                <w:webHidden/>
+              </w:rPr>
+              <w:t>5</w:t>
+            </w:r>
+            <w:r>
+              <w:rPr>
+                <w:noProof/>
                 <w:webHidden/>
               </w:rPr>
               <w:fldChar w:fldCharType="end"/>
@@ -986,6 +1049,7 @@
             </w:tabs>
             <w:rPr>
               <w:rFonts w:cstheme="minorBidi"/>
+              <w:noProof/>
               <w:kern w:val="2"/>
               <w:sz w:val="24"/>
               <w:szCs w:val="24"/>
@@ -993,50 +1057,58 @@
               <w14:ligatures w14:val="standardContextual"/>
             </w:rPr>
           </w:pPr>
-          <w:hyperlink w:anchor="_Toc209875169" w:history="1">
+          <w:hyperlink w:anchor="_Toc213670099" w:history="1">
             <w:r>
               <w:rPr>
                 <w:rStyle w:val="Hyperlink"/>
+                <w:noProof/>
               </w:rPr>
               <w:t>Inspirations</w:t>
             </w:r>
             <w:r>
               <w:rPr>
+                <w:noProof/>
                 <w:webHidden/>
               </w:rPr>
               <w:tab/>
             </w:r>
             <w:r>
               <w:rPr>
+                <w:noProof/>
                 <w:webHidden/>
               </w:rPr>
               <w:fldChar w:fldCharType="begin"/>
             </w:r>
             <w:r>
               <w:rPr>
-                <w:webHidden/>
-              </w:rPr>
-              <w:instrText xml:space="preserve"> PAGEREF _Toc209875169 \h </w:instrText>
-            </w:r>
-            <w:r>
-              <w:rPr>
-                <w:webHidden/>
-              </w:rPr>
-            </w:r>
-            <w:r>
-              <w:rPr>
+                <w:noProof/>
+                <w:webHidden/>
+              </w:rPr>
+              <w:instrText xml:space="preserve"> PAGEREF _Toc213670099 \h </w:instrText>
+            </w:r>
+            <w:r>
+              <w:rPr>
+                <w:noProof/>
+                <w:webHidden/>
+              </w:rPr>
+            </w:r>
+            <w:r>
+              <w:rPr>
+                <w:noProof/>
                 <w:webHidden/>
               </w:rPr>
               <w:fldChar w:fldCharType="separate"/>
             </w:r>
             <w:r>
               <w:rPr>
-                <w:webHidden/>
-              </w:rPr>
-              <w:t>3</w:t>
-            </w:r>
-            <w:r>
-              <w:rPr>
+                <w:noProof/>
+                <w:webHidden/>
+              </w:rPr>
+              <w:t>5</w:t>
+            </w:r>
+            <w:r>
+              <w:rPr>
+                <w:noProof/>
                 <w:webHidden/>
               </w:rPr>
               <w:fldChar w:fldCharType="end"/>
@@ -1051,6 +1123,7 @@
             </w:tabs>
             <w:rPr>
               <w:rFonts w:cstheme="minorBidi"/>
+              <w:noProof/>
               <w:kern w:val="2"/>
               <w:sz w:val="24"/>
               <w:szCs w:val="24"/>
@@ -1058,50 +1131,58 @@
               <w14:ligatures w14:val="standardContextual"/>
             </w:rPr>
           </w:pPr>
-          <w:hyperlink w:anchor="_Toc209875170" w:history="1">
+          <w:hyperlink w:anchor="_Toc213670100" w:history="1">
             <w:r>
               <w:rPr>
                 <w:rStyle w:val="Hyperlink"/>
+                <w:noProof/>
               </w:rPr>
               <w:t>Player Experience</w:t>
             </w:r>
             <w:r>
               <w:rPr>
+                <w:noProof/>
                 <w:webHidden/>
               </w:rPr>
               <w:tab/>
             </w:r>
             <w:r>
               <w:rPr>
+                <w:noProof/>
                 <w:webHidden/>
               </w:rPr>
               <w:fldChar w:fldCharType="begin"/>
             </w:r>
             <w:r>
               <w:rPr>
-                <w:webHidden/>
-              </w:rPr>
-              <w:instrText xml:space="preserve"> PAGEREF _Toc209875170 \h </w:instrText>
-            </w:r>
-            <w:r>
-              <w:rPr>
-                <w:webHidden/>
-              </w:rPr>
-            </w:r>
-            <w:r>
-              <w:rPr>
+                <w:noProof/>
+                <w:webHidden/>
+              </w:rPr>
+              <w:instrText xml:space="preserve"> PAGEREF _Toc213670100 \h </w:instrText>
+            </w:r>
+            <w:r>
+              <w:rPr>
+                <w:noProof/>
+                <w:webHidden/>
+              </w:rPr>
+            </w:r>
+            <w:r>
+              <w:rPr>
+                <w:noProof/>
                 <w:webHidden/>
               </w:rPr>
               <w:fldChar w:fldCharType="separate"/>
             </w:r>
             <w:r>
               <w:rPr>
-                <w:webHidden/>
-              </w:rPr>
-              <w:t>4</w:t>
-            </w:r>
-            <w:r>
-              <w:rPr>
+                <w:noProof/>
+                <w:webHidden/>
+              </w:rPr>
+              <w:t>5</w:t>
+            </w:r>
+            <w:r>
+              <w:rPr>
+                <w:noProof/>
                 <w:webHidden/>
               </w:rPr>
               <w:fldChar w:fldCharType="end"/>
@@ -1116,6 +1197,7 @@
             </w:tabs>
             <w:rPr>
               <w:rFonts w:cstheme="minorBidi"/>
+              <w:noProof/>
               <w:kern w:val="2"/>
               <w:sz w:val="24"/>
               <w:szCs w:val="24"/>
@@ -1123,50 +1205,58 @@
               <w14:ligatures w14:val="standardContextual"/>
             </w:rPr>
           </w:pPr>
-          <w:hyperlink w:anchor="_Toc209875171" w:history="1">
+          <w:hyperlink w:anchor="_Toc213670101" w:history="1">
             <w:r>
               <w:rPr>
                 <w:rStyle w:val="Hyperlink"/>
+                <w:noProof/>
               </w:rPr>
               <w:t>Platform</w:t>
             </w:r>
             <w:r>
               <w:rPr>
+                <w:noProof/>
                 <w:webHidden/>
               </w:rPr>
               <w:tab/>
             </w:r>
             <w:r>
               <w:rPr>
+                <w:noProof/>
                 <w:webHidden/>
               </w:rPr>
               <w:fldChar w:fldCharType="begin"/>
             </w:r>
             <w:r>
               <w:rPr>
-                <w:webHidden/>
-              </w:rPr>
-              <w:instrText xml:space="preserve"> PAGEREF _Toc209875171 \h </w:instrText>
-            </w:r>
-            <w:r>
-              <w:rPr>
-                <w:webHidden/>
-              </w:rPr>
-            </w:r>
-            <w:r>
-              <w:rPr>
+                <w:noProof/>
+                <w:webHidden/>
+              </w:rPr>
+              <w:instrText xml:space="preserve"> PAGEREF _Toc213670101 \h </w:instrText>
+            </w:r>
+            <w:r>
+              <w:rPr>
+                <w:noProof/>
+                <w:webHidden/>
+              </w:rPr>
+            </w:r>
+            <w:r>
+              <w:rPr>
+                <w:noProof/>
                 <w:webHidden/>
               </w:rPr>
               <w:fldChar w:fldCharType="separate"/>
             </w:r>
             <w:r>
               <w:rPr>
-                <w:webHidden/>
-              </w:rPr>
-              <w:t>4</w:t>
-            </w:r>
-            <w:r>
-              <w:rPr>
+                <w:noProof/>
+                <w:webHidden/>
+              </w:rPr>
+              <w:t>6</w:t>
+            </w:r>
+            <w:r>
+              <w:rPr>
+                <w:noProof/>
                 <w:webHidden/>
               </w:rPr>
               <w:fldChar w:fldCharType="end"/>
@@ -1181,6 +1271,7 @@
             </w:tabs>
             <w:rPr>
               <w:rFonts w:cstheme="minorBidi"/>
+              <w:noProof/>
               <w:kern w:val="2"/>
               <w:sz w:val="24"/>
               <w:szCs w:val="24"/>
@@ -1188,50 +1279,58 @@
               <w14:ligatures w14:val="standardContextual"/>
             </w:rPr>
           </w:pPr>
-          <w:hyperlink w:anchor="_Toc209875172" w:history="1">
+          <w:hyperlink w:anchor="_Toc213670102" w:history="1">
             <w:r>
               <w:rPr>
                 <w:rStyle w:val="Hyperlink"/>
+                <w:noProof/>
               </w:rPr>
               <w:t>Software</w:t>
             </w:r>
             <w:r>
               <w:rPr>
+                <w:noProof/>
                 <w:webHidden/>
               </w:rPr>
               <w:tab/>
             </w:r>
             <w:r>
               <w:rPr>
+                <w:noProof/>
                 <w:webHidden/>
               </w:rPr>
               <w:fldChar w:fldCharType="begin"/>
             </w:r>
             <w:r>
               <w:rPr>
-                <w:webHidden/>
-              </w:rPr>
-              <w:instrText xml:space="preserve"> PAGEREF _Toc209875172 \h </w:instrText>
-            </w:r>
-            <w:r>
-              <w:rPr>
-                <w:webHidden/>
-              </w:rPr>
-            </w:r>
-            <w:r>
-              <w:rPr>
+                <w:noProof/>
+                <w:webHidden/>
+              </w:rPr>
+              <w:instrText xml:space="preserve"> PAGEREF _Toc213670102 \h </w:instrText>
+            </w:r>
+            <w:r>
+              <w:rPr>
+                <w:noProof/>
+                <w:webHidden/>
+              </w:rPr>
+            </w:r>
+            <w:r>
+              <w:rPr>
+                <w:noProof/>
                 <w:webHidden/>
               </w:rPr>
               <w:fldChar w:fldCharType="separate"/>
             </w:r>
             <w:r>
               <w:rPr>
-                <w:webHidden/>
-              </w:rPr>
-              <w:t>4</w:t>
-            </w:r>
-            <w:r>
-              <w:rPr>
+                <w:noProof/>
+                <w:webHidden/>
+              </w:rPr>
+              <w:t>6</w:t>
+            </w:r>
+            <w:r>
+              <w:rPr>
+                <w:noProof/>
                 <w:webHidden/>
               </w:rPr>
               <w:fldChar w:fldCharType="end"/>
@@ -1246,6 +1345,7 @@
             </w:tabs>
             <w:rPr>
               <w:rFonts w:cstheme="minorBidi"/>
+              <w:noProof/>
               <w:kern w:val="2"/>
               <w:sz w:val="24"/>
               <w:szCs w:val="24"/>
@@ -1253,50 +1353,58 @@
               <w14:ligatures w14:val="standardContextual"/>
             </w:rPr>
           </w:pPr>
-          <w:hyperlink w:anchor="_Toc209875173" w:history="1">
+          <w:hyperlink w:anchor="_Toc213670103" w:history="1">
             <w:r>
               <w:rPr>
                 <w:rStyle w:val="Hyperlink"/>
+                <w:noProof/>
               </w:rPr>
               <w:t>Genre</w:t>
             </w:r>
             <w:r>
               <w:rPr>
+                <w:noProof/>
                 <w:webHidden/>
               </w:rPr>
               <w:tab/>
             </w:r>
             <w:r>
               <w:rPr>
+                <w:noProof/>
                 <w:webHidden/>
               </w:rPr>
               <w:fldChar w:fldCharType="begin"/>
             </w:r>
             <w:r>
               <w:rPr>
-                <w:webHidden/>
-              </w:rPr>
-              <w:instrText xml:space="preserve"> PAGEREF _Toc209875173 \h </w:instrText>
-            </w:r>
-            <w:r>
-              <w:rPr>
-                <w:webHidden/>
-              </w:rPr>
-            </w:r>
-            <w:r>
-              <w:rPr>
+                <w:noProof/>
+                <w:webHidden/>
+              </w:rPr>
+              <w:instrText xml:space="preserve"> PAGEREF _Toc213670103 \h </w:instrText>
+            </w:r>
+            <w:r>
+              <w:rPr>
+                <w:noProof/>
+                <w:webHidden/>
+              </w:rPr>
+            </w:r>
+            <w:r>
+              <w:rPr>
+                <w:noProof/>
                 <w:webHidden/>
               </w:rPr>
               <w:fldChar w:fldCharType="separate"/>
             </w:r>
             <w:r>
               <w:rPr>
-                <w:webHidden/>
-              </w:rPr>
-              <w:t>4</w:t>
-            </w:r>
-            <w:r>
-              <w:rPr>
+                <w:noProof/>
+                <w:webHidden/>
+              </w:rPr>
+              <w:t>6</w:t>
+            </w:r>
+            <w:r>
+              <w:rPr>
+                <w:noProof/>
                 <w:webHidden/>
               </w:rPr>
               <w:fldChar w:fldCharType="end"/>
@@ -1311,6 +1419,7 @@
             </w:tabs>
             <w:rPr>
               <w:rFonts w:cstheme="minorBidi"/>
+              <w:noProof/>
               <w:kern w:val="2"/>
               <w:sz w:val="24"/>
               <w:szCs w:val="24"/>
@@ -1318,50 +1427,58 @@
               <w14:ligatures w14:val="standardContextual"/>
             </w:rPr>
           </w:pPr>
-          <w:hyperlink w:anchor="_Toc209875174" w:history="1">
+          <w:hyperlink w:anchor="_Toc213670104" w:history="1">
             <w:r>
               <w:rPr>
                 <w:rStyle w:val="Hyperlink"/>
+                <w:noProof/>
               </w:rPr>
               <w:t>Target Audience</w:t>
             </w:r>
             <w:r>
               <w:rPr>
+                <w:noProof/>
                 <w:webHidden/>
               </w:rPr>
               <w:tab/>
             </w:r>
             <w:r>
               <w:rPr>
+                <w:noProof/>
                 <w:webHidden/>
               </w:rPr>
               <w:fldChar w:fldCharType="begin"/>
             </w:r>
             <w:r>
               <w:rPr>
-                <w:webHidden/>
-              </w:rPr>
-              <w:instrText xml:space="preserve"> PAGEREF _Toc209875174 \h </w:instrText>
-            </w:r>
-            <w:r>
-              <w:rPr>
-                <w:webHidden/>
-              </w:rPr>
-            </w:r>
-            <w:r>
-              <w:rPr>
+                <w:noProof/>
+                <w:webHidden/>
+              </w:rPr>
+              <w:instrText xml:space="preserve"> PAGEREF _Toc213670104 \h </w:instrText>
+            </w:r>
+            <w:r>
+              <w:rPr>
+                <w:noProof/>
+                <w:webHidden/>
+              </w:rPr>
+            </w:r>
+            <w:r>
+              <w:rPr>
+                <w:noProof/>
                 <w:webHidden/>
               </w:rPr>
               <w:fldChar w:fldCharType="separate"/>
             </w:r>
             <w:r>
               <w:rPr>
-                <w:webHidden/>
-              </w:rPr>
-              <w:t>4</w:t>
-            </w:r>
-            <w:r>
-              <w:rPr>
+                <w:noProof/>
+                <w:webHidden/>
+              </w:rPr>
+              <w:t>6</w:t>
+            </w:r>
+            <w:r>
+              <w:rPr>
+                <w:noProof/>
                 <w:webHidden/>
               </w:rPr>
               <w:fldChar w:fldCharType="end"/>
@@ -1376,6 +1493,7 @@
             </w:tabs>
             <w:rPr>
               <w:rFonts w:cstheme="minorBidi"/>
+              <w:noProof/>
               <w:kern w:val="2"/>
               <w:sz w:val="24"/>
               <w:szCs w:val="24"/>
@@ -1383,50 +1501,58 @@
               <w14:ligatures w14:val="standardContextual"/>
             </w:rPr>
           </w:pPr>
-          <w:hyperlink w:anchor="_Toc209875175" w:history="1">
+          <w:hyperlink w:anchor="_Toc213670105" w:history="1">
             <w:r>
               <w:rPr>
                 <w:rStyle w:val="Hyperlink"/>
+                <w:noProof/>
               </w:rPr>
               <w:t>Concept</w:t>
             </w:r>
             <w:r>
               <w:rPr>
+                <w:noProof/>
                 <w:webHidden/>
               </w:rPr>
               <w:tab/>
             </w:r>
             <w:r>
               <w:rPr>
+                <w:noProof/>
                 <w:webHidden/>
               </w:rPr>
               <w:fldChar w:fldCharType="begin"/>
             </w:r>
             <w:r>
               <w:rPr>
-                <w:webHidden/>
-              </w:rPr>
-              <w:instrText xml:space="preserve"> PAGEREF _Toc209875175 \h </w:instrText>
-            </w:r>
-            <w:r>
-              <w:rPr>
-                <w:webHidden/>
-              </w:rPr>
-            </w:r>
-            <w:r>
-              <w:rPr>
+                <w:noProof/>
+                <w:webHidden/>
+              </w:rPr>
+              <w:instrText xml:space="preserve"> PAGEREF _Toc213670105 \h </w:instrText>
+            </w:r>
+            <w:r>
+              <w:rPr>
+                <w:noProof/>
+                <w:webHidden/>
+              </w:rPr>
+            </w:r>
+            <w:r>
+              <w:rPr>
+                <w:noProof/>
                 <w:webHidden/>
               </w:rPr>
               <w:fldChar w:fldCharType="separate"/>
             </w:r>
             <w:r>
               <w:rPr>
-                <w:webHidden/>
-              </w:rPr>
-              <w:t>4</w:t>
-            </w:r>
-            <w:r>
-              <w:rPr>
+                <w:noProof/>
+                <w:webHidden/>
+              </w:rPr>
+              <w:t>7</w:t>
+            </w:r>
+            <w:r>
+              <w:rPr>
+                <w:noProof/>
                 <w:webHidden/>
               </w:rPr>
               <w:fldChar w:fldCharType="end"/>
@@ -1441,6 +1567,7 @@
             </w:tabs>
             <w:rPr>
               <w:rFonts w:cstheme="minorBidi"/>
+              <w:noProof/>
               <w:kern w:val="2"/>
               <w:sz w:val="24"/>
               <w:szCs w:val="24"/>
@@ -1448,50 +1575,58 @@
               <w14:ligatures w14:val="standardContextual"/>
             </w:rPr>
           </w:pPr>
-          <w:hyperlink w:anchor="_Toc209875176" w:history="1">
+          <w:hyperlink w:anchor="_Toc213670106" w:history="1">
             <w:r>
               <w:rPr>
                 <w:rStyle w:val="Hyperlink"/>
+                <w:noProof/>
               </w:rPr>
               <w:t>Core Loop</w:t>
             </w:r>
             <w:r>
               <w:rPr>
+                <w:noProof/>
                 <w:webHidden/>
               </w:rPr>
               <w:tab/>
             </w:r>
             <w:r>
               <w:rPr>
+                <w:noProof/>
                 <w:webHidden/>
               </w:rPr>
               <w:fldChar w:fldCharType="begin"/>
             </w:r>
             <w:r>
               <w:rPr>
-                <w:webHidden/>
-              </w:rPr>
-              <w:instrText xml:space="preserve"> PAGEREF _Toc209875176 \h </w:instrText>
-            </w:r>
-            <w:r>
-              <w:rPr>
-                <w:webHidden/>
-              </w:rPr>
-            </w:r>
-            <w:r>
-              <w:rPr>
+                <w:noProof/>
+                <w:webHidden/>
+              </w:rPr>
+              <w:instrText xml:space="preserve"> PAGEREF _Toc213670106 \h </w:instrText>
+            </w:r>
+            <w:r>
+              <w:rPr>
+                <w:noProof/>
+                <w:webHidden/>
+              </w:rPr>
+            </w:r>
+            <w:r>
+              <w:rPr>
+                <w:noProof/>
                 <w:webHidden/>
               </w:rPr>
               <w:fldChar w:fldCharType="separate"/>
             </w:r>
             <w:r>
               <w:rPr>
-                <w:webHidden/>
-              </w:rPr>
-              <w:t>4</w:t>
-            </w:r>
-            <w:r>
-              <w:rPr>
+                <w:noProof/>
+                <w:webHidden/>
+              </w:rPr>
+              <w:t>7</w:t>
+            </w:r>
+            <w:r>
+              <w:rPr>
+                <w:noProof/>
                 <w:webHidden/>
               </w:rPr>
               <w:fldChar w:fldCharType="end"/>
@@ -1506,6 +1641,7 @@
             </w:tabs>
             <w:rPr>
               <w:rFonts w:cstheme="minorBidi"/>
+              <w:noProof/>
               <w:kern w:val="2"/>
               <w:sz w:val="24"/>
               <w:szCs w:val="24"/>
@@ -1513,50 +1649,58 @@
               <w14:ligatures w14:val="standardContextual"/>
             </w:rPr>
           </w:pPr>
-          <w:hyperlink w:anchor="_Toc209875177" w:history="1">
+          <w:hyperlink w:anchor="_Toc213670107" w:history="1">
             <w:r>
               <w:rPr>
                 <w:rStyle w:val="Hyperlink"/>
+                <w:noProof/>
               </w:rPr>
               <w:t>Themes</w:t>
             </w:r>
             <w:r>
               <w:rPr>
+                <w:noProof/>
                 <w:webHidden/>
               </w:rPr>
               <w:tab/>
             </w:r>
             <w:r>
               <w:rPr>
+                <w:noProof/>
                 <w:webHidden/>
               </w:rPr>
               <w:fldChar w:fldCharType="begin"/>
             </w:r>
             <w:r>
               <w:rPr>
-                <w:webHidden/>
-              </w:rPr>
-              <w:instrText xml:space="preserve"> PAGEREF _Toc209875177 \h </w:instrText>
-            </w:r>
-            <w:r>
-              <w:rPr>
-                <w:webHidden/>
-              </w:rPr>
-            </w:r>
-            <w:r>
-              <w:rPr>
+                <w:noProof/>
+                <w:webHidden/>
+              </w:rPr>
+              <w:instrText xml:space="preserve"> PAGEREF _Toc213670107 \h </w:instrText>
+            </w:r>
+            <w:r>
+              <w:rPr>
+                <w:noProof/>
+                <w:webHidden/>
+              </w:rPr>
+            </w:r>
+            <w:r>
+              <w:rPr>
+                <w:noProof/>
                 <w:webHidden/>
               </w:rPr>
               <w:fldChar w:fldCharType="separate"/>
             </w:r>
             <w:r>
               <w:rPr>
-                <w:webHidden/>
-              </w:rPr>
-              <w:t>4</w:t>
-            </w:r>
-            <w:r>
-              <w:rPr>
+                <w:noProof/>
+                <w:webHidden/>
+              </w:rPr>
+              <w:t>7</w:t>
+            </w:r>
+            <w:r>
+              <w:rPr>
+                <w:noProof/>
                 <w:webHidden/>
               </w:rPr>
               <w:fldChar w:fldCharType="end"/>
@@ -1571,6 +1715,7 @@
             </w:tabs>
             <w:rPr>
               <w:rFonts w:cstheme="minorBidi"/>
+              <w:noProof/>
               <w:kern w:val="2"/>
               <w:sz w:val="24"/>
               <w:szCs w:val="24"/>
@@ -1578,50 +1723,58 @@
               <w14:ligatures w14:val="standardContextual"/>
             </w:rPr>
           </w:pPr>
-          <w:hyperlink w:anchor="_Toc209875178" w:history="1">
+          <w:hyperlink w:anchor="_Toc213670108" w:history="1">
             <w:r>
               <w:rPr>
                 <w:rStyle w:val="Hyperlink"/>
+                <w:noProof/>
               </w:rPr>
               <w:t>Primary Mechanics</w:t>
             </w:r>
             <w:r>
               <w:rPr>
+                <w:noProof/>
                 <w:webHidden/>
               </w:rPr>
               <w:tab/>
             </w:r>
             <w:r>
               <w:rPr>
+                <w:noProof/>
                 <w:webHidden/>
               </w:rPr>
               <w:fldChar w:fldCharType="begin"/>
             </w:r>
             <w:r>
               <w:rPr>
-                <w:webHidden/>
-              </w:rPr>
-              <w:instrText xml:space="preserve"> PAGEREF _Toc209875178 \h </w:instrText>
-            </w:r>
-            <w:r>
-              <w:rPr>
-                <w:webHidden/>
-              </w:rPr>
-            </w:r>
-            <w:r>
-              <w:rPr>
+                <w:noProof/>
+                <w:webHidden/>
+              </w:rPr>
+              <w:instrText xml:space="preserve"> PAGEREF _Toc213670108 \h </w:instrText>
+            </w:r>
+            <w:r>
+              <w:rPr>
+                <w:noProof/>
+                <w:webHidden/>
+              </w:rPr>
+            </w:r>
+            <w:r>
+              <w:rPr>
+                <w:noProof/>
                 <w:webHidden/>
               </w:rPr>
               <w:fldChar w:fldCharType="separate"/>
             </w:r>
             <w:r>
               <w:rPr>
-                <w:webHidden/>
-              </w:rPr>
-              <w:t>5</w:t>
-            </w:r>
-            <w:r>
-              <w:rPr>
+                <w:noProof/>
+                <w:webHidden/>
+              </w:rPr>
+              <w:t>7</w:t>
+            </w:r>
+            <w:r>
+              <w:rPr>
+                <w:noProof/>
                 <w:webHidden/>
               </w:rPr>
               <w:fldChar w:fldCharType="end"/>
@@ -1636,6 +1789,7 @@
             </w:tabs>
             <w:rPr>
               <w:rFonts w:cstheme="minorBidi"/>
+              <w:noProof/>
               <w:kern w:val="2"/>
               <w:sz w:val="24"/>
               <w:szCs w:val="24"/>
@@ -1643,50 +1797,58 @@
               <w14:ligatures w14:val="standardContextual"/>
             </w:rPr>
           </w:pPr>
-          <w:hyperlink w:anchor="_Toc209875179" w:history="1">
+          <w:hyperlink w:anchor="_Toc213670109" w:history="1">
             <w:r>
               <w:rPr>
                 <w:rStyle w:val="Hyperlink"/>
+                <w:noProof/>
               </w:rPr>
               <w:t>Secondary Mechanics</w:t>
             </w:r>
             <w:r>
               <w:rPr>
+                <w:noProof/>
                 <w:webHidden/>
               </w:rPr>
               <w:tab/>
             </w:r>
             <w:r>
               <w:rPr>
+                <w:noProof/>
                 <w:webHidden/>
               </w:rPr>
               <w:fldChar w:fldCharType="begin"/>
             </w:r>
             <w:r>
               <w:rPr>
-                <w:webHidden/>
-              </w:rPr>
-              <w:instrText xml:space="preserve"> PAGEREF _Toc209875179 \h </w:instrText>
-            </w:r>
-            <w:r>
-              <w:rPr>
-                <w:webHidden/>
-              </w:rPr>
-            </w:r>
-            <w:r>
-              <w:rPr>
+                <w:noProof/>
+                <w:webHidden/>
+              </w:rPr>
+              <w:instrText xml:space="preserve"> PAGEREF _Toc213670109 \h </w:instrText>
+            </w:r>
+            <w:r>
+              <w:rPr>
+                <w:noProof/>
+                <w:webHidden/>
+              </w:rPr>
+            </w:r>
+            <w:r>
+              <w:rPr>
+                <w:noProof/>
                 <w:webHidden/>
               </w:rPr>
               <w:fldChar w:fldCharType="separate"/>
             </w:r>
             <w:r>
               <w:rPr>
-                <w:webHidden/>
-              </w:rPr>
-              <w:t>5</w:t>
-            </w:r>
-            <w:r>
-              <w:rPr>
+                <w:noProof/>
+                <w:webHidden/>
+              </w:rPr>
+              <w:t>7</w:t>
+            </w:r>
+            <w:r>
+              <w:rPr>
+                <w:noProof/>
                 <w:webHidden/>
               </w:rPr>
               <w:fldChar w:fldCharType="end"/>
@@ -1701,6 +1863,7 @@
             </w:tabs>
             <w:rPr>
               <w:rFonts w:cstheme="minorBidi"/>
+              <w:noProof/>
               <w:kern w:val="2"/>
               <w:sz w:val="24"/>
               <w:szCs w:val="24"/>
@@ -1708,50 +1871,58 @@
               <w14:ligatures w14:val="standardContextual"/>
             </w:rPr>
           </w:pPr>
-          <w:hyperlink w:anchor="_Toc209875180" w:history="1">
+          <w:hyperlink w:anchor="_Toc213670110" w:history="1">
             <w:r>
               <w:rPr>
                 <w:rStyle w:val="Hyperlink"/>
+                <w:noProof/>
               </w:rPr>
               <w:t>Tertiary Mechanics</w:t>
             </w:r>
             <w:r>
               <w:rPr>
+                <w:noProof/>
                 <w:webHidden/>
               </w:rPr>
               <w:tab/>
             </w:r>
             <w:r>
               <w:rPr>
+                <w:noProof/>
                 <w:webHidden/>
               </w:rPr>
               <w:fldChar w:fldCharType="begin"/>
             </w:r>
             <w:r>
               <w:rPr>
-                <w:webHidden/>
-              </w:rPr>
-              <w:instrText xml:space="preserve"> PAGEREF _Toc209875180 \h </w:instrText>
-            </w:r>
-            <w:r>
-              <w:rPr>
-                <w:webHidden/>
-              </w:rPr>
-            </w:r>
-            <w:r>
-              <w:rPr>
+                <w:noProof/>
+                <w:webHidden/>
+              </w:rPr>
+              <w:instrText xml:space="preserve"> PAGEREF _Toc213670110 \h </w:instrText>
+            </w:r>
+            <w:r>
+              <w:rPr>
+                <w:noProof/>
+                <w:webHidden/>
+              </w:rPr>
+            </w:r>
+            <w:r>
+              <w:rPr>
+                <w:noProof/>
                 <w:webHidden/>
               </w:rPr>
               <w:fldChar w:fldCharType="separate"/>
             </w:r>
             <w:r>
               <w:rPr>
-                <w:webHidden/>
-              </w:rPr>
-              <w:t>5</w:t>
-            </w:r>
-            <w:r>
-              <w:rPr>
+                <w:noProof/>
+                <w:webHidden/>
+              </w:rPr>
+              <w:t>8</w:t>
+            </w:r>
+            <w:r>
+              <w:rPr>
+                <w:noProof/>
                 <w:webHidden/>
               </w:rPr>
               <w:fldChar w:fldCharType="end"/>
@@ -1766,6 +1937,7 @@
             </w:tabs>
             <w:rPr>
               <w:rFonts w:cstheme="minorBidi"/>
+              <w:noProof/>
               <w:kern w:val="2"/>
               <w:sz w:val="24"/>
               <w:szCs w:val="24"/>
@@ -1773,50 +1945,58 @@
               <w14:ligatures w14:val="standardContextual"/>
             </w:rPr>
           </w:pPr>
-          <w:hyperlink w:anchor="_Toc209875181" w:history="1">
+          <w:hyperlink w:anchor="_Toc213670111" w:history="1">
             <w:r>
               <w:rPr>
                 <w:rStyle w:val="Hyperlink"/>
+                <w:noProof/>
               </w:rPr>
               <w:t>Combat</w:t>
             </w:r>
             <w:r>
               <w:rPr>
+                <w:noProof/>
                 <w:webHidden/>
               </w:rPr>
               <w:tab/>
             </w:r>
             <w:r>
               <w:rPr>
+                <w:noProof/>
                 <w:webHidden/>
               </w:rPr>
               <w:fldChar w:fldCharType="begin"/>
             </w:r>
             <w:r>
               <w:rPr>
-                <w:webHidden/>
-              </w:rPr>
-              <w:instrText xml:space="preserve"> PAGEREF _Toc209875181 \h </w:instrText>
-            </w:r>
-            <w:r>
-              <w:rPr>
-                <w:webHidden/>
-              </w:rPr>
-            </w:r>
-            <w:r>
-              <w:rPr>
+                <w:noProof/>
+                <w:webHidden/>
+              </w:rPr>
+              <w:instrText xml:space="preserve"> PAGEREF _Toc213670111 \h </w:instrText>
+            </w:r>
+            <w:r>
+              <w:rPr>
+                <w:noProof/>
+                <w:webHidden/>
+              </w:rPr>
+            </w:r>
+            <w:r>
+              <w:rPr>
+                <w:noProof/>
                 <w:webHidden/>
               </w:rPr>
               <w:fldChar w:fldCharType="separate"/>
             </w:r>
             <w:r>
               <w:rPr>
-                <w:webHidden/>
-              </w:rPr>
-              <w:t>5</w:t>
-            </w:r>
-            <w:r>
-              <w:rPr>
+                <w:noProof/>
+                <w:webHidden/>
+              </w:rPr>
+              <w:t>8</w:t>
+            </w:r>
+            <w:r>
+              <w:rPr>
+                <w:noProof/>
                 <w:webHidden/>
               </w:rPr>
               <w:fldChar w:fldCharType="end"/>
@@ -1831,6 +2011,7 @@
             </w:tabs>
             <w:rPr>
               <w:rFonts w:cstheme="minorBidi"/>
+              <w:noProof/>
               <w:kern w:val="2"/>
               <w:sz w:val="24"/>
               <w:szCs w:val="24"/>
@@ -1838,50 +2019,58 @@
               <w14:ligatures w14:val="standardContextual"/>
             </w:rPr>
           </w:pPr>
-          <w:hyperlink w:anchor="_Toc209875182" w:history="1">
+          <w:hyperlink w:anchor="_Toc213670112" w:history="1">
             <w:r>
               <w:rPr>
                 <w:rStyle w:val="Hyperlink"/>
-              </w:rPr>
-              <w:t>Puzzles</w:t>
-            </w:r>
-            <w:r>
-              <w:rPr>
+                <w:noProof/>
+              </w:rPr>
+              <w:t>AI / NPCs</w:t>
+            </w:r>
+            <w:r>
+              <w:rPr>
+                <w:noProof/>
                 <w:webHidden/>
               </w:rPr>
               <w:tab/>
             </w:r>
             <w:r>
               <w:rPr>
+                <w:noProof/>
                 <w:webHidden/>
               </w:rPr>
               <w:fldChar w:fldCharType="begin"/>
             </w:r>
             <w:r>
               <w:rPr>
-                <w:webHidden/>
-              </w:rPr>
-              <w:instrText xml:space="preserve"> PAGEREF _Toc209875182 \h </w:instrText>
-            </w:r>
-            <w:r>
-              <w:rPr>
-                <w:webHidden/>
-              </w:rPr>
-            </w:r>
-            <w:r>
-              <w:rPr>
+                <w:noProof/>
+                <w:webHidden/>
+              </w:rPr>
+              <w:instrText xml:space="preserve"> PAGEREF _Toc213670112 \h </w:instrText>
+            </w:r>
+            <w:r>
+              <w:rPr>
+                <w:noProof/>
+                <w:webHidden/>
+              </w:rPr>
+            </w:r>
+            <w:r>
+              <w:rPr>
+                <w:noProof/>
                 <w:webHidden/>
               </w:rPr>
               <w:fldChar w:fldCharType="separate"/>
             </w:r>
             <w:r>
               <w:rPr>
-                <w:webHidden/>
-              </w:rPr>
-              <w:t>5</w:t>
-            </w:r>
-            <w:r>
-              <w:rPr>
+                <w:noProof/>
+                <w:webHidden/>
+              </w:rPr>
+              <w:t>8</w:t>
+            </w:r>
+            <w:r>
+              <w:rPr>
+                <w:noProof/>
                 <w:webHidden/>
               </w:rPr>
               <w:fldChar w:fldCharType="end"/>
@@ -1896,6 +2085,7 @@
             </w:tabs>
             <w:rPr>
               <w:rFonts w:cstheme="minorBidi"/>
+              <w:noProof/>
               <w:kern w:val="2"/>
               <w:sz w:val="24"/>
               <w:szCs w:val="24"/>
@@ -1903,50 +2093,58 @@
               <w14:ligatures w14:val="standardContextual"/>
             </w:rPr>
           </w:pPr>
-          <w:hyperlink w:anchor="_Toc209875183" w:history="1">
+          <w:hyperlink w:anchor="_Toc213670113" w:history="1">
             <w:r>
               <w:rPr>
                 <w:rStyle w:val="Hyperlink"/>
-              </w:rPr>
-              <w:t>Quests</w:t>
-            </w:r>
-            <w:r>
-              <w:rPr>
+                <w:noProof/>
+              </w:rPr>
+              <w:t>Special Systems</w:t>
+            </w:r>
+            <w:r>
+              <w:rPr>
+                <w:noProof/>
                 <w:webHidden/>
               </w:rPr>
               <w:tab/>
             </w:r>
             <w:r>
               <w:rPr>
+                <w:noProof/>
                 <w:webHidden/>
               </w:rPr>
               <w:fldChar w:fldCharType="begin"/>
             </w:r>
             <w:r>
               <w:rPr>
-                <w:webHidden/>
-              </w:rPr>
-              <w:instrText xml:space="preserve"> PAGEREF _Toc209875183 \h </w:instrText>
-            </w:r>
-            <w:r>
-              <w:rPr>
-                <w:webHidden/>
-              </w:rPr>
-            </w:r>
-            <w:r>
-              <w:rPr>
+                <w:noProof/>
+                <w:webHidden/>
+              </w:rPr>
+              <w:instrText xml:space="preserve"> PAGEREF _Toc213670113 \h </w:instrText>
+            </w:r>
+            <w:r>
+              <w:rPr>
+                <w:noProof/>
+                <w:webHidden/>
+              </w:rPr>
+            </w:r>
+            <w:r>
+              <w:rPr>
+                <w:noProof/>
                 <w:webHidden/>
               </w:rPr>
               <w:fldChar w:fldCharType="separate"/>
             </w:r>
             <w:r>
               <w:rPr>
-                <w:webHidden/>
-              </w:rPr>
-              <w:t>5</w:t>
-            </w:r>
-            <w:r>
-              <w:rPr>
+                <w:noProof/>
+                <w:webHidden/>
+              </w:rPr>
+              <w:t>10</w:t>
+            </w:r>
+            <w:r>
+              <w:rPr>
+                <w:noProof/>
                 <w:webHidden/>
               </w:rPr>
               <w:fldChar w:fldCharType="end"/>
@@ -1961,6 +2159,7 @@
             </w:tabs>
             <w:rPr>
               <w:rFonts w:cstheme="minorBidi"/>
+              <w:noProof/>
               <w:kern w:val="2"/>
               <w:sz w:val="24"/>
               <w:szCs w:val="24"/>
@@ -1968,50 +2167,132 @@
               <w14:ligatures w14:val="standardContextual"/>
             </w:rPr>
           </w:pPr>
-          <w:hyperlink w:anchor="_Toc209875184" w:history="1">
+          <w:hyperlink w:anchor="_Toc213670114" w:history="1">
             <w:r>
               <w:rPr>
                 <w:rStyle w:val="Hyperlink"/>
-              </w:rPr>
-              <w:t>AI / NPCs</w:t>
-            </w:r>
-            <w:r>
-              <w:rPr>
+                <w:noProof/>
+              </w:rPr>
+              <w:t>Progression</w:t>
+            </w:r>
+            <w:r>
+              <w:rPr>
+                <w:noProof/>
                 <w:webHidden/>
               </w:rPr>
               <w:tab/>
             </w:r>
             <w:r>
               <w:rPr>
+                <w:noProof/>
                 <w:webHidden/>
               </w:rPr>
               <w:fldChar w:fldCharType="begin"/>
             </w:r>
             <w:r>
               <w:rPr>
-                <w:webHidden/>
-              </w:rPr>
-              <w:instrText xml:space="preserve"> PAGEREF _Toc209875184 \h </w:instrText>
-            </w:r>
-            <w:r>
-              <w:rPr>
-                <w:webHidden/>
-              </w:rPr>
-            </w:r>
-            <w:r>
-              <w:rPr>
+                <w:noProof/>
+                <w:webHidden/>
+              </w:rPr>
+              <w:instrText xml:space="preserve"> PAGEREF _Toc213670114 \h </w:instrText>
+            </w:r>
+            <w:r>
+              <w:rPr>
+                <w:noProof/>
+                <w:webHidden/>
+              </w:rPr>
+            </w:r>
+            <w:r>
+              <w:rPr>
+                <w:noProof/>
                 <w:webHidden/>
               </w:rPr>
               <w:fldChar w:fldCharType="separate"/>
             </w:r>
             <w:r>
               <w:rPr>
-                <w:webHidden/>
-              </w:rPr>
-              <w:t>5</w:t>
-            </w:r>
-            <w:r>
-              <w:rPr>
+                <w:noProof/>
+                <w:webHidden/>
+              </w:rPr>
+              <w:t>10</w:t>
+            </w:r>
+            <w:r>
+              <w:rPr>
+                <w:noProof/>
+                <w:webHidden/>
+              </w:rPr>
+              <w:fldChar w:fldCharType="end"/>
+            </w:r>
+          </w:hyperlink>
+        </w:p>
+        <w:p>
+          <w:pPr>
+            <w:pStyle w:val="TOC1"/>
+            <w:tabs>
+              <w:tab w:val="right" w:leader="dot" w:pos="9350"/>
+            </w:tabs>
+            <w:rPr>
+              <w:rFonts w:cstheme="minorBidi"/>
+              <w:noProof/>
+              <w:kern w:val="2"/>
+              <w:sz w:val="24"/>
+              <w:szCs w:val="24"/>
+              <w:lang w:eastAsia="en-GB"/>
+              <w14:ligatures w14:val="standardContextual"/>
+            </w:rPr>
+          </w:pPr>
+          <w:hyperlink w:anchor="_Toc213670115" w:history="1">
+            <w:r>
+              <w:rPr>
+                <w:rStyle w:val="Hyperlink"/>
+                <w:noProof/>
+              </w:rPr>
+              <w:t>Story</w:t>
+            </w:r>
+            <w:r>
+              <w:rPr>
+                <w:noProof/>
+                <w:webHidden/>
+              </w:rPr>
+              <w:tab/>
+            </w:r>
+            <w:r>
+              <w:rPr>
+                <w:noProof/>
+                <w:webHidden/>
+              </w:rPr>
+              <w:fldChar w:fldCharType="begin"/>
+            </w:r>
+            <w:r>
+              <w:rPr>
+                <w:noProof/>
+                <w:webHidden/>
+              </w:rPr>
+              <w:instrText xml:space="preserve"> PAGEREF _Toc213670115 \h </w:instrText>
+            </w:r>
+            <w:r>
+              <w:rPr>
+                <w:noProof/>
+                <w:webHidden/>
+              </w:rPr>
+            </w:r>
+            <w:r>
+              <w:rPr>
+                <w:noProof/>
+                <w:webHidden/>
+              </w:rPr>
+              <w:fldChar w:fldCharType="separate"/>
+            </w:r>
+            <w:r>
+              <w:rPr>
+                <w:noProof/>
+                <w:webHidden/>
+              </w:rPr>
+              <w:t>10</w:t>
+            </w:r>
+            <w:r>
+              <w:rPr>
+                <w:noProof/>
                 <w:webHidden/>
               </w:rPr>
               <w:fldChar w:fldCharType="end"/>
@@ -2026,6 +2307,7 @@
             </w:tabs>
             <w:rPr>
               <w:rFonts w:cstheme="minorBidi"/>
+              <w:noProof/>
               <w:kern w:val="2"/>
               <w:sz w:val="24"/>
               <w:szCs w:val="24"/>
@@ -2033,50 +2315,58 @@
               <w14:ligatures w14:val="standardContextual"/>
             </w:rPr>
           </w:pPr>
-          <w:hyperlink w:anchor="_Toc209875185" w:history="1">
+          <w:hyperlink w:anchor="_Toc213670116" w:history="1">
             <w:r>
               <w:rPr>
                 <w:rStyle w:val="Hyperlink"/>
-              </w:rPr>
-              <w:t>Special Systems</w:t>
-            </w:r>
-            <w:r>
-              <w:rPr>
+                <w:noProof/>
+              </w:rPr>
+              <w:t>Narrative</w:t>
+            </w:r>
+            <w:r>
+              <w:rPr>
+                <w:noProof/>
                 <w:webHidden/>
               </w:rPr>
               <w:tab/>
             </w:r>
             <w:r>
               <w:rPr>
+                <w:noProof/>
                 <w:webHidden/>
               </w:rPr>
               <w:fldChar w:fldCharType="begin"/>
             </w:r>
             <w:r>
               <w:rPr>
-                <w:webHidden/>
-              </w:rPr>
-              <w:instrText xml:space="preserve"> PAGEREF _Toc209875185 \h </w:instrText>
-            </w:r>
-            <w:r>
-              <w:rPr>
-                <w:webHidden/>
-              </w:rPr>
-            </w:r>
-            <w:r>
-              <w:rPr>
+                <w:noProof/>
+                <w:webHidden/>
+              </w:rPr>
+              <w:instrText xml:space="preserve"> PAGEREF _Toc213670116 \h </w:instrText>
+            </w:r>
+            <w:r>
+              <w:rPr>
+                <w:noProof/>
+                <w:webHidden/>
+              </w:rPr>
+            </w:r>
+            <w:r>
+              <w:rPr>
+                <w:noProof/>
                 <w:webHidden/>
               </w:rPr>
               <w:fldChar w:fldCharType="separate"/>
             </w:r>
             <w:r>
               <w:rPr>
-                <w:webHidden/>
-              </w:rPr>
-              <w:t>5</w:t>
-            </w:r>
-            <w:r>
-              <w:rPr>
+                <w:noProof/>
+                <w:webHidden/>
+              </w:rPr>
+              <w:t>10</w:t>
+            </w:r>
+            <w:r>
+              <w:rPr>
+                <w:noProof/>
                 <w:webHidden/>
               </w:rPr>
               <w:fldChar w:fldCharType="end"/>
@@ -2091,6 +2381,7 @@
             </w:tabs>
             <w:rPr>
               <w:rFonts w:cstheme="minorBidi"/>
+              <w:noProof/>
               <w:kern w:val="2"/>
               <w:sz w:val="24"/>
               <w:szCs w:val="24"/>
@@ -2098,50 +2389,58 @@
               <w14:ligatures w14:val="standardContextual"/>
             </w:rPr>
           </w:pPr>
-          <w:hyperlink w:anchor="_Toc209875186" w:history="1">
+          <w:hyperlink w:anchor="_Toc213670117" w:history="1">
             <w:r>
               <w:rPr>
                 <w:rStyle w:val="Hyperlink"/>
-              </w:rPr>
-              <w:t>Progression</w:t>
-            </w:r>
-            <w:r>
-              <w:rPr>
+                <w:noProof/>
+              </w:rPr>
+              <w:t>Characters</w:t>
+            </w:r>
+            <w:r>
+              <w:rPr>
+                <w:noProof/>
                 <w:webHidden/>
               </w:rPr>
               <w:tab/>
             </w:r>
             <w:r>
               <w:rPr>
+                <w:noProof/>
                 <w:webHidden/>
               </w:rPr>
               <w:fldChar w:fldCharType="begin"/>
             </w:r>
             <w:r>
               <w:rPr>
-                <w:webHidden/>
-              </w:rPr>
-              <w:instrText xml:space="preserve"> PAGEREF _Toc209875186 \h </w:instrText>
-            </w:r>
-            <w:r>
-              <w:rPr>
-                <w:webHidden/>
-              </w:rPr>
-            </w:r>
-            <w:r>
-              <w:rPr>
+                <w:noProof/>
+                <w:webHidden/>
+              </w:rPr>
+              <w:instrText xml:space="preserve"> PAGEREF _Toc213670117 \h </w:instrText>
+            </w:r>
+            <w:r>
+              <w:rPr>
+                <w:noProof/>
+                <w:webHidden/>
+              </w:rPr>
+            </w:r>
+            <w:r>
+              <w:rPr>
+                <w:noProof/>
                 <w:webHidden/>
               </w:rPr>
               <w:fldChar w:fldCharType="separate"/>
             </w:r>
             <w:r>
               <w:rPr>
-                <w:webHidden/>
-              </w:rPr>
-              <w:t>5</w:t>
-            </w:r>
-            <w:r>
-              <w:rPr>
+                <w:noProof/>
+                <w:webHidden/>
+              </w:rPr>
+              <w:t>11</w:t>
+            </w:r>
+            <w:r>
+              <w:rPr>
+                <w:noProof/>
                 <w:webHidden/>
               </w:rPr>
               <w:fldChar w:fldCharType="end"/>
@@ -2156,6 +2455,7 @@
             </w:tabs>
             <w:rPr>
               <w:rFonts w:cstheme="minorBidi"/>
+              <w:noProof/>
               <w:kern w:val="2"/>
               <w:sz w:val="24"/>
               <w:szCs w:val="24"/>
@@ -2163,50 +2463,58 @@
               <w14:ligatures w14:val="standardContextual"/>
             </w:rPr>
           </w:pPr>
-          <w:hyperlink w:anchor="_Toc209875187" w:history="1">
+          <w:hyperlink w:anchor="_Toc213670118" w:history="1">
             <w:r>
               <w:rPr>
                 <w:rStyle w:val="Hyperlink"/>
-              </w:rPr>
-              <w:t>Story</w:t>
-            </w:r>
-            <w:r>
-              <w:rPr>
+                <w:noProof/>
+              </w:rPr>
+              <w:t>Art – to do later</w:t>
+            </w:r>
+            <w:r>
+              <w:rPr>
+                <w:noProof/>
                 <w:webHidden/>
               </w:rPr>
               <w:tab/>
             </w:r>
             <w:r>
               <w:rPr>
+                <w:noProof/>
                 <w:webHidden/>
               </w:rPr>
               <w:fldChar w:fldCharType="begin"/>
             </w:r>
             <w:r>
               <w:rPr>
-                <w:webHidden/>
-              </w:rPr>
-              <w:instrText xml:space="preserve"> PAGEREF _Toc209875187 \h </w:instrText>
-            </w:r>
-            <w:r>
-              <w:rPr>
-                <w:webHidden/>
-              </w:rPr>
-            </w:r>
-            <w:r>
-              <w:rPr>
+                <w:noProof/>
+                <w:webHidden/>
+              </w:rPr>
+              <w:instrText xml:space="preserve"> PAGEREF _Toc213670118 \h </w:instrText>
+            </w:r>
+            <w:r>
+              <w:rPr>
+                <w:noProof/>
+                <w:webHidden/>
+              </w:rPr>
+            </w:r>
+            <w:r>
+              <w:rPr>
+                <w:noProof/>
                 <w:webHidden/>
               </w:rPr>
               <w:fldChar w:fldCharType="separate"/>
             </w:r>
             <w:r>
               <w:rPr>
-                <w:webHidden/>
-              </w:rPr>
-              <w:t>5</w:t>
-            </w:r>
-            <w:r>
-              <w:rPr>
+                <w:noProof/>
+                <w:webHidden/>
+              </w:rPr>
+              <w:t>14</w:t>
+            </w:r>
+            <w:r>
+              <w:rPr>
+                <w:noProof/>
                 <w:webHidden/>
               </w:rPr>
               <w:fldChar w:fldCharType="end"/>
@@ -2221,6 +2529,7 @@
             </w:tabs>
             <w:rPr>
               <w:rFonts w:cstheme="minorBidi"/>
+              <w:noProof/>
               <w:kern w:val="2"/>
               <w:sz w:val="24"/>
               <w:szCs w:val="24"/>
@@ -2228,50 +2537,58 @@
               <w14:ligatures w14:val="standardContextual"/>
             </w:rPr>
           </w:pPr>
-          <w:hyperlink w:anchor="_Toc209875188" w:history="1">
+          <w:hyperlink w:anchor="_Toc213670119" w:history="1">
             <w:r>
               <w:rPr>
                 <w:rStyle w:val="Hyperlink"/>
-              </w:rPr>
-              <w:t>Narrative</w:t>
-            </w:r>
-            <w:r>
-              <w:rPr>
+                <w:noProof/>
+              </w:rPr>
+              <w:t>Design</w:t>
+            </w:r>
+            <w:r>
+              <w:rPr>
+                <w:noProof/>
                 <w:webHidden/>
               </w:rPr>
               <w:tab/>
             </w:r>
             <w:r>
               <w:rPr>
+                <w:noProof/>
                 <w:webHidden/>
               </w:rPr>
               <w:fldChar w:fldCharType="begin"/>
             </w:r>
             <w:r>
               <w:rPr>
-                <w:webHidden/>
-              </w:rPr>
-              <w:instrText xml:space="preserve"> PAGEREF _Toc209875188 \h </w:instrText>
-            </w:r>
-            <w:r>
-              <w:rPr>
-                <w:webHidden/>
-              </w:rPr>
-            </w:r>
-            <w:r>
-              <w:rPr>
+                <w:noProof/>
+                <w:webHidden/>
+              </w:rPr>
+              <w:instrText xml:space="preserve"> PAGEREF _Toc213670119 \h </w:instrText>
+            </w:r>
+            <w:r>
+              <w:rPr>
+                <w:noProof/>
+                <w:webHidden/>
+              </w:rPr>
+            </w:r>
+            <w:r>
+              <w:rPr>
+                <w:noProof/>
                 <w:webHidden/>
               </w:rPr>
               <w:fldChar w:fldCharType="separate"/>
             </w:r>
             <w:r>
               <w:rPr>
-                <w:webHidden/>
-              </w:rPr>
-              <w:t>5</w:t>
-            </w:r>
-            <w:r>
-              <w:rPr>
+                <w:noProof/>
+                <w:webHidden/>
+              </w:rPr>
+              <w:t>14</w:t>
+            </w:r>
+            <w:r>
+              <w:rPr>
+                <w:noProof/>
                 <w:webHidden/>
               </w:rPr>
               <w:fldChar w:fldCharType="end"/>
@@ -2286,6 +2603,7 @@
             </w:tabs>
             <w:rPr>
               <w:rFonts w:cstheme="minorBidi"/>
+              <w:noProof/>
               <w:kern w:val="2"/>
               <w:sz w:val="24"/>
               <w:szCs w:val="24"/>
@@ -2293,50 +2611,58 @@
               <w14:ligatures w14:val="standardContextual"/>
             </w:rPr>
           </w:pPr>
-          <w:hyperlink w:anchor="_Toc209875189" w:history="1">
+          <w:hyperlink w:anchor="_Toc213670120" w:history="1">
             <w:r>
               <w:rPr>
                 <w:rStyle w:val="Hyperlink"/>
-              </w:rPr>
-              <w:t>Characters</w:t>
-            </w:r>
-            <w:r>
-              <w:rPr>
+                <w:noProof/>
+              </w:rPr>
+              <w:t>Visual Effects</w:t>
+            </w:r>
+            <w:r>
+              <w:rPr>
+                <w:noProof/>
                 <w:webHidden/>
               </w:rPr>
               <w:tab/>
             </w:r>
             <w:r>
               <w:rPr>
+                <w:noProof/>
                 <w:webHidden/>
               </w:rPr>
               <w:fldChar w:fldCharType="begin"/>
             </w:r>
             <w:r>
               <w:rPr>
-                <w:webHidden/>
-              </w:rPr>
-              <w:instrText xml:space="preserve"> PAGEREF _Toc209875189 \h </w:instrText>
-            </w:r>
-            <w:r>
-              <w:rPr>
-                <w:webHidden/>
-              </w:rPr>
-            </w:r>
-            <w:r>
-              <w:rPr>
+                <w:noProof/>
+                <w:webHidden/>
+              </w:rPr>
+              <w:instrText xml:space="preserve"> PAGEREF _Toc213670120 \h </w:instrText>
+            </w:r>
+            <w:r>
+              <w:rPr>
+                <w:noProof/>
+                <w:webHidden/>
+              </w:rPr>
+            </w:r>
+            <w:r>
+              <w:rPr>
+                <w:noProof/>
                 <w:webHidden/>
               </w:rPr>
               <w:fldChar w:fldCharType="separate"/>
             </w:r>
             <w:r>
               <w:rPr>
-                <w:webHidden/>
-              </w:rPr>
-              <w:t>6</w:t>
-            </w:r>
-            <w:r>
-              <w:rPr>
+                <w:noProof/>
+                <w:webHidden/>
+              </w:rPr>
+              <w:t>14</w:t>
+            </w:r>
+            <w:r>
+              <w:rPr>
+                <w:noProof/>
                 <w:webHidden/>
               </w:rPr>
               <w:fldChar w:fldCharType="end"/>
@@ -2351,6 +2677,7 @@
             </w:tabs>
             <w:rPr>
               <w:rFonts w:cstheme="minorBidi"/>
+              <w:noProof/>
               <w:kern w:val="2"/>
               <w:sz w:val="24"/>
               <w:szCs w:val="24"/>
@@ -2358,50 +2685,58 @@
               <w14:ligatures w14:val="standardContextual"/>
             </w:rPr>
           </w:pPr>
-          <w:hyperlink w:anchor="_Toc209875190" w:history="1">
+          <w:hyperlink w:anchor="_Toc213670121" w:history="1">
             <w:r>
               <w:rPr>
                 <w:rStyle w:val="Hyperlink"/>
-              </w:rPr>
-              <w:t>Dialogue</w:t>
-            </w:r>
-            <w:r>
-              <w:rPr>
+                <w:noProof/>
+              </w:rPr>
+              <w:t>Lighting</w:t>
+            </w:r>
+            <w:r>
+              <w:rPr>
+                <w:noProof/>
                 <w:webHidden/>
               </w:rPr>
               <w:tab/>
             </w:r>
             <w:r>
               <w:rPr>
+                <w:noProof/>
                 <w:webHidden/>
               </w:rPr>
               <w:fldChar w:fldCharType="begin"/>
             </w:r>
             <w:r>
               <w:rPr>
-                <w:webHidden/>
-              </w:rPr>
-              <w:instrText xml:space="preserve"> PAGEREF _Toc209875190 \h </w:instrText>
-            </w:r>
-            <w:r>
-              <w:rPr>
-                <w:webHidden/>
-              </w:rPr>
-            </w:r>
-            <w:r>
-              <w:rPr>
+                <w:noProof/>
+                <w:webHidden/>
+              </w:rPr>
+              <w:instrText xml:space="preserve"> PAGEREF _Toc213670121 \h </w:instrText>
+            </w:r>
+            <w:r>
+              <w:rPr>
+                <w:noProof/>
+                <w:webHidden/>
+              </w:rPr>
+            </w:r>
+            <w:r>
+              <w:rPr>
+                <w:noProof/>
                 <w:webHidden/>
               </w:rPr>
               <w:fldChar w:fldCharType="separate"/>
             </w:r>
             <w:r>
               <w:rPr>
-                <w:webHidden/>
-              </w:rPr>
-              <w:t>6</w:t>
-            </w:r>
-            <w:r>
-              <w:rPr>
+                <w:noProof/>
+                <w:webHidden/>
+              </w:rPr>
+              <w:t>14</w:t>
+            </w:r>
+            <w:r>
+              <w:rPr>
+                <w:noProof/>
                 <w:webHidden/>
               </w:rPr>
               <w:fldChar w:fldCharType="end"/>
@@ -2416,6 +2751,7 @@
             </w:tabs>
             <w:rPr>
               <w:rFonts w:cstheme="minorBidi"/>
+              <w:noProof/>
               <w:kern w:val="2"/>
               <w:sz w:val="24"/>
               <w:szCs w:val="24"/>
@@ -2423,50 +2759,58 @@
               <w14:ligatures w14:val="standardContextual"/>
             </w:rPr>
           </w:pPr>
-          <w:hyperlink w:anchor="_Toc209875191" w:history="1">
+          <w:hyperlink w:anchor="_Toc213670122" w:history="1">
             <w:r>
               <w:rPr>
                 <w:rStyle w:val="Hyperlink"/>
-              </w:rPr>
-              <w:t>Storyboards</w:t>
-            </w:r>
-            <w:r>
-              <w:rPr>
+                <w:noProof/>
+              </w:rPr>
+              <w:t>Animation</w:t>
+            </w:r>
+            <w:r>
+              <w:rPr>
+                <w:noProof/>
                 <w:webHidden/>
               </w:rPr>
               <w:tab/>
             </w:r>
             <w:r>
               <w:rPr>
+                <w:noProof/>
                 <w:webHidden/>
               </w:rPr>
               <w:fldChar w:fldCharType="begin"/>
             </w:r>
             <w:r>
               <w:rPr>
-                <w:webHidden/>
-              </w:rPr>
-              <w:instrText xml:space="preserve"> PAGEREF _Toc209875191 \h </w:instrText>
-            </w:r>
-            <w:r>
-              <w:rPr>
-                <w:webHidden/>
-              </w:rPr>
-            </w:r>
-            <w:r>
-              <w:rPr>
+                <w:noProof/>
+                <w:webHidden/>
+              </w:rPr>
+              <w:instrText xml:space="preserve"> PAGEREF _Toc213670122 \h </w:instrText>
+            </w:r>
+            <w:r>
+              <w:rPr>
+                <w:noProof/>
+                <w:webHidden/>
+              </w:rPr>
+            </w:r>
+            <w:r>
+              <w:rPr>
+                <w:noProof/>
                 <w:webHidden/>
               </w:rPr>
               <w:fldChar w:fldCharType="separate"/>
             </w:r>
             <w:r>
               <w:rPr>
-                <w:webHidden/>
-              </w:rPr>
-              <w:t>6</w:t>
-            </w:r>
-            <w:r>
-              <w:rPr>
+                <w:noProof/>
+                <w:webHidden/>
+              </w:rPr>
+              <w:t>15</w:t>
+            </w:r>
+            <w:r>
+              <w:rPr>
+                <w:noProof/>
                 <w:webHidden/>
               </w:rPr>
               <w:fldChar w:fldCharType="end"/>
@@ -2481,6 +2825,7 @@
             </w:tabs>
             <w:rPr>
               <w:rFonts w:cstheme="minorBidi"/>
+              <w:noProof/>
               <w:kern w:val="2"/>
               <w:sz w:val="24"/>
               <w:szCs w:val="24"/>
@@ -2488,50 +2833,67 @@
               <w14:ligatures w14:val="standardContextual"/>
             </w:rPr>
           </w:pPr>
-          <w:hyperlink w:anchor="_Toc209875192" w:history="1">
+          <w:hyperlink w:anchor="_Toc213670123" w:history="1">
             <w:r>
               <w:rPr>
                 <w:rStyle w:val="Hyperlink"/>
-              </w:rPr>
-              <w:t>Art</w:t>
-            </w:r>
-            <w:r>
-              <w:rPr>
+                <w:b/>
+                <w:bCs/>
+                <w:noProof/>
+              </w:rPr>
+              <w:t>Audio</w:t>
+            </w:r>
+            <w:r>
+              <w:rPr>
+                <w:rStyle w:val="Hyperlink"/>
+                <w:noProof/>
+              </w:rPr>
+              <w:t> – to do later</w:t>
+            </w:r>
+            <w:r>
+              <w:rPr>
+                <w:noProof/>
                 <w:webHidden/>
               </w:rPr>
               <w:tab/>
             </w:r>
             <w:r>
               <w:rPr>
+                <w:noProof/>
                 <w:webHidden/>
               </w:rPr>
               <w:fldChar w:fldCharType="begin"/>
             </w:r>
             <w:r>
               <w:rPr>
-                <w:webHidden/>
-              </w:rPr>
-              <w:instrText xml:space="preserve"> PAGEREF _Toc209875192 \h </w:instrText>
-            </w:r>
-            <w:r>
-              <w:rPr>
-                <w:webHidden/>
-              </w:rPr>
-            </w:r>
-            <w:r>
-              <w:rPr>
+                <w:noProof/>
+                <w:webHidden/>
+              </w:rPr>
+              <w:instrText xml:space="preserve"> PAGEREF _Toc213670123 \h </w:instrText>
+            </w:r>
+            <w:r>
+              <w:rPr>
+                <w:noProof/>
+                <w:webHidden/>
+              </w:rPr>
+            </w:r>
+            <w:r>
+              <w:rPr>
+                <w:noProof/>
                 <w:webHidden/>
               </w:rPr>
               <w:fldChar w:fldCharType="separate"/>
             </w:r>
             <w:r>
               <w:rPr>
-                <w:webHidden/>
-              </w:rPr>
-              <w:t>6</w:t>
-            </w:r>
-            <w:r>
-              <w:rPr>
+                <w:noProof/>
+                <w:webHidden/>
+              </w:rPr>
+              <w:t>15</w:t>
+            </w:r>
+            <w:r>
+              <w:rPr>
+                <w:noProof/>
                 <w:webHidden/>
               </w:rPr>
               <w:fldChar w:fldCharType="end"/>
@@ -2546,6 +2908,7 @@
             </w:tabs>
             <w:rPr>
               <w:rFonts w:cstheme="minorBidi"/>
+              <w:noProof/>
               <w:kern w:val="2"/>
               <w:sz w:val="24"/>
               <w:szCs w:val="24"/>
@@ -2553,50 +2916,58 @@
               <w14:ligatures w14:val="standardContextual"/>
             </w:rPr>
           </w:pPr>
-          <w:hyperlink w:anchor="_Toc209875193" w:history="1">
+          <w:hyperlink w:anchor="_Toc213670124" w:history="1">
             <w:r>
               <w:rPr>
                 <w:rStyle w:val="Hyperlink"/>
-              </w:rPr>
-              <w:t>Design</w:t>
-            </w:r>
-            <w:r>
-              <w:rPr>
+                <w:noProof/>
+              </w:rPr>
+              <w:t>Music</w:t>
+            </w:r>
+            <w:r>
+              <w:rPr>
+                <w:noProof/>
                 <w:webHidden/>
               </w:rPr>
               <w:tab/>
             </w:r>
             <w:r>
               <w:rPr>
+                <w:noProof/>
                 <w:webHidden/>
               </w:rPr>
               <w:fldChar w:fldCharType="begin"/>
             </w:r>
             <w:r>
               <w:rPr>
-                <w:webHidden/>
-              </w:rPr>
-              <w:instrText xml:space="preserve"> PAGEREF _Toc209875193 \h </w:instrText>
-            </w:r>
-            <w:r>
-              <w:rPr>
-                <w:webHidden/>
-              </w:rPr>
-            </w:r>
-            <w:r>
-              <w:rPr>
+                <w:noProof/>
+                <w:webHidden/>
+              </w:rPr>
+              <w:instrText xml:space="preserve"> PAGEREF _Toc213670124 \h </w:instrText>
+            </w:r>
+            <w:r>
+              <w:rPr>
+                <w:noProof/>
+                <w:webHidden/>
+              </w:rPr>
+            </w:r>
+            <w:r>
+              <w:rPr>
+                <w:noProof/>
                 <w:webHidden/>
               </w:rPr>
               <w:fldChar w:fldCharType="separate"/>
             </w:r>
             <w:r>
               <w:rPr>
-                <w:webHidden/>
-              </w:rPr>
-              <w:t>6</w:t>
-            </w:r>
-            <w:r>
-              <w:rPr>
+                <w:noProof/>
+                <w:webHidden/>
+              </w:rPr>
+              <w:t>15</w:t>
+            </w:r>
+            <w:r>
+              <w:rPr>
+                <w:noProof/>
                 <w:webHidden/>
               </w:rPr>
               <w:fldChar w:fldCharType="end"/>
@@ -2611,6 +2982,7 @@
             </w:tabs>
             <w:rPr>
               <w:rFonts w:cstheme="minorBidi"/>
+              <w:noProof/>
               <w:kern w:val="2"/>
               <w:sz w:val="24"/>
               <w:szCs w:val="24"/>
@@ -2618,50 +2990,58 @@
               <w14:ligatures w14:val="standardContextual"/>
             </w:rPr>
           </w:pPr>
-          <w:hyperlink w:anchor="_Toc209875194" w:history="1">
+          <w:hyperlink w:anchor="_Toc213670125" w:history="1">
             <w:r>
               <w:rPr>
                 <w:rStyle w:val="Hyperlink"/>
-              </w:rPr>
-              <w:t>Visual Effects</w:t>
-            </w:r>
-            <w:r>
-              <w:rPr>
+                <w:noProof/>
+              </w:rPr>
+              <w:t>Sound Effects</w:t>
+            </w:r>
+            <w:r>
+              <w:rPr>
+                <w:noProof/>
                 <w:webHidden/>
               </w:rPr>
               <w:tab/>
             </w:r>
             <w:r>
               <w:rPr>
+                <w:noProof/>
                 <w:webHidden/>
               </w:rPr>
               <w:fldChar w:fldCharType="begin"/>
             </w:r>
             <w:r>
               <w:rPr>
-                <w:webHidden/>
-              </w:rPr>
-              <w:instrText xml:space="preserve"> PAGEREF _Toc209875194 \h </w:instrText>
-            </w:r>
-            <w:r>
-              <w:rPr>
-                <w:webHidden/>
-              </w:rPr>
-            </w:r>
-            <w:r>
-              <w:rPr>
+                <w:noProof/>
+                <w:webHidden/>
+              </w:rPr>
+              <w:instrText xml:space="preserve"> PAGEREF _Toc213670125 \h </w:instrText>
+            </w:r>
+            <w:r>
+              <w:rPr>
+                <w:noProof/>
+                <w:webHidden/>
+              </w:rPr>
+            </w:r>
+            <w:r>
+              <w:rPr>
+                <w:noProof/>
                 <w:webHidden/>
               </w:rPr>
               <w:fldChar w:fldCharType="separate"/>
             </w:r>
             <w:r>
               <w:rPr>
-                <w:webHidden/>
-              </w:rPr>
-              <w:t>7</w:t>
-            </w:r>
-            <w:r>
-              <w:rPr>
+                <w:noProof/>
+                <w:webHidden/>
+              </w:rPr>
+              <w:t>15</w:t>
+            </w:r>
+            <w:r>
+              <w:rPr>
+                <w:noProof/>
                 <w:webHidden/>
               </w:rPr>
               <w:fldChar w:fldCharType="end"/>
@@ -2676,6 +3056,7 @@
             </w:tabs>
             <w:rPr>
               <w:rFonts w:cstheme="minorBidi"/>
+              <w:noProof/>
               <w:kern w:val="2"/>
               <w:sz w:val="24"/>
               <w:szCs w:val="24"/>
@@ -2683,50 +3064,141 @@
               <w14:ligatures w14:val="standardContextual"/>
             </w:rPr>
           </w:pPr>
-          <w:hyperlink w:anchor="_Toc209875195" w:history="1">
+          <w:hyperlink w:anchor="_Toc213670126" w:history="1">
             <w:r>
               <w:rPr>
                 <w:rStyle w:val="Hyperlink"/>
-              </w:rPr>
-              <w:t>Lighting</w:t>
-            </w:r>
-            <w:r>
-              <w:rPr>
+                <w:noProof/>
+              </w:rPr>
+              <w:t>Voice Acting</w:t>
+            </w:r>
+            <w:r>
+              <w:rPr>
+                <w:noProof/>
                 <w:webHidden/>
               </w:rPr>
               <w:tab/>
             </w:r>
             <w:r>
               <w:rPr>
+                <w:noProof/>
                 <w:webHidden/>
               </w:rPr>
               <w:fldChar w:fldCharType="begin"/>
             </w:r>
             <w:r>
               <w:rPr>
-                <w:webHidden/>
-              </w:rPr>
-              <w:instrText xml:space="preserve"> PAGEREF _Toc209875195 \h </w:instrText>
-            </w:r>
-            <w:r>
-              <w:rPr>
-                <w:webHidden/>
-              </w:rPr>
-            </w:r>
-            <w:r>
-              <w:rPr>
+                <w:noProof/>
+                <w:webHidden/>
+              </w:rPr>
+              <w:instrText xml:space="preserve"> PAGEREF _Toc213670126 \h </w:instrText>
+            </w:r>
+            <w:r>
+              <w:rPr>
+                <w:noProof/>
+                <w:webHidden/>
+              </w:rPr>
+            </w:r>
+            <w:r>
+              <w:rPr>
+                <w:noProof/>
                 <w:webHidden/>
               </w:rPr>
               <w:fldChar w:fldCharType="separate"/>
             </w:r>
             <w:r>
               <w:rPr>
-                <w:webHidden/>
-              </w:rPr>
-              <w:t>7</w:t>
-            </w:r>
-            <w:r>
-              <w:rPr>
+                <w:noProof/>
+                <w:webHidden/>
+              </w:rPr>
+              <w:t>15</w:t>
+            </w:r>
+            <w:r>
+              <w:rPr>
+                <w:noProof/>
+                <w:webHidden/>
+              </w:rPr>
+              <w:fldChar w:fldCharType="end"/>
+            </w:r>
+          </w:hyperlink>
+        </w:p>
+        <w:p>
+          <w:pPr>
+            <w:pStyle w:val="TOC1"/>
+            <w:tabs>
+              <w:tab w:val="right" w:leader="dot" w:pos="9350"/>
+            </w:tabs>
+            <w:rPr>
+              <w:rFonts w:cstheme="minorBidi"/>
+              <w:noProof/>
+              <w:kern w:val="2"/>
+              <w:sz w:val="24"/>
+              <w:szCs w:val="24"/>
+              <w:lang w:eastAsia="en-GB"/>
+              <w14:ligatures w14:val="standardContextual"/>
+            </w:rPr>
+          </w:pPr>
+          <w:hyperlink w:anchor="_Toc213670127" w:history="1">
+            <w:r>
+              <w:rPr>
+                <w:rStyle w:val="Hyperlink"/>
+                <w:b/>
+                <w:bCs/>
+                <w:noProof/>
+              </w:rPr>
+              <w:t>Game Experience</w:t>
+            </w:r>
+            <w:r>
+              <w:rPr>
+                <w:rStyle w:val="Hyperlink"/>
+                <w:noProof/>
+              </w:rPr>
+              <w:t> – to do later</w:t>
+            </w:r>
+            <w:r>
+              <w:rPr>
+                <w:noProof/>
+                <w:webHidden/>
+              </w:rPr>
+              <w:tab/>
+            </w:r>
+            <w:r>
+              <w:rPr>
+                <w:noProof/>
+                <w:webHidden/>
+              </w:rPr>
+              <w:fldChar w:fldCharType="begin"/>
+            </w:r>
+            <w:r>
+              <w:rPr>
+                <w:noProof/>
+                <w:webHidden/>
+              </w:rPr>
+              <w:instrText xml:space="preserve"> PAGEREF _Toc213670127 \h </w:instrText>
+            </w:r>
+            <w:r>
+              <w:rPr>
+                <w:noProof/>
+                <w:webHidden/>
+              </w:rPr>
+            </w:r>
+            <w:r>
+              <w:rPr>
+                <w:noProof/>
+                <w:webHidden/>
+              </w:rPr>
+              <w:fldChar w:fldCharType="separate"/>
+            </w:r>
+            <w:r>
+              <w:rPr>
+                <w:noProof/>
+                <w:webHidden/>
+              </w:rPr>
+              <w:t>15</w:t>
+            </w:r>
+            <w:r>
+              <w:rPr>
+                <w:noProof/>
                 <w:webHidden/>
               </w:rPr>
               <w:fldChar w:fldCharType="end"/>
@@ -2741,6 +3213,7 @@
             </w:tabs>
             <w:rPr>
               <w:rFonts w:cstheme="minorBidi"/>
+              <w:noProof/>
               <w:kern w:val="2"/>
               <w:sz w:val="24"/>
               <w:szCs w:val="24"/>
@@ -2748,50 +3221,354 @@
               <w14:ligatures w14:val="standardContextual"/>
             </w:rPr>
           </w:pPr>
-          <w:hyperlink w:anchor="_Toc209875196" w:history="1">
+          <w:hyperlink w:anchor="_Toc213670128" w:history="1">
             <w:r>
               <w:rPr>
                 <w:rStyle w:val="Hyperlink"/>
-              </w:rPr>
-              <w:t>Animation</w:t>
-            </w:r>
-            <w:r>
-              <w:rPr>
+                <w:noProof/>
+              </w:rPr>
+              <w:t>UI / UX</w:t>
+            </w:r>
+            <w:r>
+              <w:rPr>
+                <w:noProof/>
                 <w:webHidden/>
               </w:rPr>
               <w:tab/>
             </w:r>
             <w:r>
               <w:rPr>
+                <w:noProof/>
                 <w:webHidden/>
               </w:rPr>
               <w:fldChar w:fldCharType="begin"/>
             </w:r>
             <w:r>
               <w:rPr>
-                <w:webHidden/>
-              </w:rPr>
-              <w:instrText xml:space="preserve"> PAGEREF _Toc209875196 \h </w:instrText>
-            </w:r>
-            <w:r>
-              <w:rPr>
-                <w:webHidden/>
-              </w:rPr>
-            </w:r>
-            <w:r>
-              <w:rPr>
+                <w:noProof/>
+                <w:webHidden/>
+              </w:rPr>
+              <w:instrText xml:space="preserve"> PAGEREF _Toc213670128 \h </w:instrText>
+            </w:r>
+            <w:r>
+              <w:rPr>
+                <w:noProof/>
+                <w:webHidden/>
+              </w:rPr>
+            </w:r>
+            <w:r>
+              <w:rPr>
+                <w:noProof/>
                 <w:webHidden/>
               </w:rPr>
               <w:fldChar w:fldCharType="separate"/>
             </w:r>
             <w:r>
               <w:rPr>
-                <w:webHidden/>
-              </w:rPr>
-              <w:t>7</w:t>
-            </w:r>
-            <w:r>
-              <w:rPr>
+                <w:noProof/>
+                <w:webHidden/>
+              </w:rPr>
+              <w:t>15</w:t>
+            </w:r>
+            <w:r>
+              <w:rPr>
+                <w:noProof/>
+                <w:webHidden/>
+              </w:rPr>
+              <w:fldChar w:fldCharType="end"/>
+            </w:r>
+          </w:hyperlink>
+        </w:p>
+        <w:p>
+          <w:pPr>
+            <w:pStyle w:val="TOC2"/>
+            <w:tabs>
+              <w:tab w:val="right" w:leader="dot" w:pos="9350"/>
+            </w:tabs>
+            <w:rPr>
+              <w:rFonts w:cstheme="minorBidi"/>
+              <w:noProof/>
+              <w:kern w:val="2"/>
+              <w:sz w:val="24"/>
+              <w:szCs w:val="24"/>
+              <w:lang w:eastAsia="en-GB"/>
+              <w14:ligatures w14:val="standardContextual"/>
+            </w:rPr>
+          </w:pPr>
+          <w:hyperlink w:anchor="_Toc213670129" w:history="1">
+            <w:r>
+              <w:rPr>
+                <w:rStyle w:val="Hyperlink"/>
+                <w:noProof/>
+              </w:rPr>
+              <w:t>Controls</w:t>
+            </w:r>
+            <w:r>
+              <w:rPr>
+                <w:noProof/>
+                <w:webHidden/>
+              </w:rPr>
+              <w:tab/>
+            </w:r>
+            <w:r>
+              <w:rPr>
+                <w:noProof/>
+                <w:webHidden/>
+              </w:rPr>
+              <w:fldChar w:fldCharType="begin"/>
+            </w:r>
+            <w:r>
+              <w:rPr>
+                <w:noProof/>
+                <w:webHidden/>
+              </w:rPr>
+              <w:instrText xml:space="preserve"> PAGEREF _Toc213670129 \h </w:instrText>
+            </w:r>
+            <w:r>
+              <w:rPr>
+                <w:noProof/>
+                <w:webHidden/>
+              </w:rPr>
+            </w:r>
+            <w:r>
+              <w:rPr>
+                <w:noProof/>
+                <w:webHidden/>
+              </w:rPr>
+              <w:fldChar w:fldCharType="separate"/>
+            </w:r>
+            <w:r>
+              <w:rPr>
+                <w:noProof/>
+                <w:webHidden/>
+              </w:rPr>
+              <w:t>16</w:t>
+            </w:r>
+            <w:r>
+              <w:rPr>
+                <w:noProof/>
+                <w:webHidden/>
+              </w:rPr>
+              <w:fldChar w:fldCharType="end"/>
+            </w:r>
+          </w:hyperlink>
+        </w:p>
+        <w:p>
+          <w:pPr>
+            <w:pStyle w:val="TOC2"/>
+            <w:tabs>
+              <w:tab w:val="right" w:leader="dot" w:pos="9350"/>
+            </w:tabs>
+            <w:rPr>
+              <w:rFonts w:cstheme="minorBidi"/>
+              <w:noProof/>
+              <w:kern w:val="2"/>
+              <w:sz w:val="24"/>
+              <w:szCs w:val="24"/>
+              <w:lang w:eastAsia="en-GB"/>
+              <w14:ligatures w14:val="standardContextual"/>
+            </w:rPr>
+          </w:pPr>
+          <w:hyperlink w:anchor="_Toc213670130" w:history="1">
+            <w:r>
+              <w:rPr>
+                <w:rStyle w:val="Hyperlink"/>
+                <w:noProof/>
+              </w:rPr>
+              <w:t>Menus</w:t>
+            </w:r>
+            <w:r>
+              <w:rPr>
+                <w:noProof/>
+                <w:webHidden/>
+              </w:rPr>
+              <w:tab/>
+            </w:r>
+            <w:r>
+              <w:rPr>
+                <w:noProof/>
+                <w:webHidden/>
+              </w:rPr>
+              <w:fldChar w:fldCharType="begin"/>
+            </w:r>
+            <w:r>
+              <w:rPr>
+                <w:noProof/>
+                <w:webHidden/>
+              </w:rPr>
+              <w:instrText xml:space="preserve"> PAGEREF _Toc213670130 \h </w:instrText>
+            </w:r>
+            <w:r>
+              <w:rPr>
+                <w:noProof/>
+                <w:webHidden/>
+              </w:rPr>
+            </w:r>
+            <w:r>
+              <w:rPr>
+                <w:noProof/>
+                <w:webHidden/>
+              </w:rPr>
+              <w:fldChar w:fldCharType="separate"/>
+            </w:r>
+            <w:r>
+              <w:rPr>
+                <w:noProof/>
+                <w:webHidden/>
+              </w:rPr>
+              <w:t>16</w:t>
+            </w:r>
+            <w:r>
+              <w:rPr>
+                <w:noProof/>
+                <w:webHidden/>
+              </w:rPr>
+              <w:fldChar w:fldCharType="end"/>
+            </w:r>
+          </w:hyperlink>
+        </w:p>
+        <w:p>
+          <w:pPr>
+            <w:pStyle w:val="TOC2"/>
+            <w:tabs>
+              <w:tab w:val="right" w:leader="dot" w:pos="9350"/>
+            </w:tabs>
+            <w:rPr>
+              <w:rFonts w:cstheme="minorBidi"/>
+              <w:noProof/>
+              <w:kern w:val="2"/>
+              <w:sz w:val="24"/>
+              <w:szCs w:val="24"/>
+              <w:lang w:eastAsia="en-GB"/>
+              <w14:ligatures w14:val="standardContextual"/>
+            </w:rPr>
+          </w:pPr>
+          <w:hyperlink w:anchor="_Toc213670131" w:history="1">
+            <w:r>
+              <w:rPr>
+                <w:rStyle w:val="Hyperlink"/>
+                <w:noProof/>
+              </w:rPr>
+              <w:t>Diegetics</w:t>
+            </w:r>
+            <w:r>
+              <w:rPr>
+                <w:noProof/>
+                <w:webHidden/>
+              </w:rPr>
+              <w:tab/>
+            </w:r>
+            <w:r>
+              <w:rPr>
+                <w:noProof/>
+                <w:webHidden/>
+              </w:rPr>
+              <w:fldChar w:fldCharType="begin"/>
+            </w:r>
+            <w:r>
+              <w:rPr>
+                <w:noProof/>
+                <w:webHidden/>
+              </w:rPr>
+              <w:instrText xml:space="preserve"> PAGEREF _Toc213670131 \h </w:instrText>
+            </w:r>
+            <w:r>
+              <w:rPr>
+                <w:noProof/>
+                <w:webHidden/>
+              </w:rPr>
+            </w:r>
+            <w:r>
+              <w:rPr>
+                <w:noProof/>
+                <w:webHidden/>
+              </w:rPr>
+              <w:fldChar w:fldCharType="separate"/>
+            </w:r>
+            <w:r>
+              <w:rPr>
+                <w:noProof/>
+                <w:webHidden/>
+              </w:rPr>
+              <w:t>16</w:t>
+            </w:r>
+            <w:r>
+              <w:rPr>
+                <w:noProof/>
+                <w:webHidden/>
+              </w:rPr>
+              <w:fldChar w:fldCharType="end"/>
+            </w:r>
+          </w:hyperlink>
+        </w:p>
+        <w:p>
+          <w:pPr>
+            <w:pStyle w:val="TOC2"/>
+            <w:tabs>
+              <w:tab w:val="right" w:leader="dot" w:pos="9350"/>
+            </w:tabs>
+            <w:rPr>
+              <w:rFonts w:cstheme="minorBidi"/>
+              <w:noProof/>
+              <w:kern w:val="2"/>
+              <w:sz w:val="24"/>
+              <w:szCs w:val="24"/>
+              <w:lang w:eastAsia="en-GB"/>
+              <w14:ligatures w14:val="standardContextual"/>
+            </w:rPr>
+          </w:pPr>
+          <w:hyperlink w:anchor="_Toc213670132" w:history="1">
+            <w:r>
+              <w:rPr>
+                <w:rStyle w:val="Hyperlink"/>
+                <w:noProof/>
+              </w:rPr>
+              <w:t>Integration</w:t>
+            </w:r>
+            <w:r>
+              <w:rPr>
+                <w:noProof/>
+                <w:webHidden/>
+              </w:rPr>
+              <w:tab/>
+            </w:r>
+            <w:r>
+              <w:rPr>
+                <w:noProof/>
+                <w:webHidden/>
+              </w:rPr>
+              <w:fldChar w:fldCharType="begin"/>
+            </w:r>
+            <w:r>
+              <w:rPr>
+                <w:noProof/>
+                <w:webHidden/>
+              </w:rPr>
+              <w:instrText xml:space="preserve"> PAGEREF _Toc213670132 \h </w:instrText>
+            </w:r>
+            <w:r>
+              <w:rPr>
+                <w:noProof/>
+                <w:webHidden/>
+              </w:rPr>
+            </w:r>
+            <w:r>
+              <w:rPr>
+                <w:noProof/>
+                <w:webHidden/>
+              </w:rPr>
+              <w:fldChar w:fldCharType="separate"/>
+            </w:r>
+            <w:r>
+              <w:rPr>
+                <w:noProof/>
+                <w:webHidden/>
+              </w:rPr>
+              <w:t>16</w:t>
+            </w:r>
+            <w:r>
+              <w:rPr>
+                <w:noProof/>
                 <w:webHidden/>
               </w:rPr>
               <w:fldChar w:fldCharType="end"/>
@@ -2806,6 +3583,7 @@
             </w:tabs>
             <w:rPr>
               <w:rFonts w:cstheme="minorBidi"/>
+              <w:noProof/>
               <w:kern w:val="2"/>
               <w:sz w:val="24"/>
               <w:szCs w:val="24"/>
@@ -2813,52 +3591,58 @@
               <w14:ligatures w14:val="standardContextual"/>
             </w:rPr>
           </w:pPr>
-          <w:hyperlink w:anchor="_Toc209875197" w:history="1">
+          <w:hyperlink w:anchor="_Toc213670133" w:history="1">
             <w:r>
               <w:rPr>
                 <w:rStyle w:val="Hyperlink"/>
-                <w:b/>
-                <w:bCs/>
-              </w:rPr>
-              <w:t>Audio</w:t>
-            </w:r>
-            <w:r>
-              <w:rPr>
+                <w:noProof/>
+              </w:rPr>
+              <w:t>Market Requirements</w:t>
+            </w:r>
+            <w:r>
+              <w:rPr>
+                <w:noProof/>
                 <w:webHidden/>
               </w:rPr>
               <w:tab/>
             </w:r>
             <w:r>
               <w:rPr>
+                <w:noProof/>
                 <w:webHidden/>
               </w:rPr>
               <w:fldChar w:fldCharType="begin"/>
             </w:r>
             <w:r>
               <w:rPr>
-                <w:webHidden/>
-              </w:rPr>
-              <w:instrText xml:space="preserve"> PAGEREF _Toc209875197 \h </w:instrText>
-            </w:r>
-            <w:r>
-              <w:rPr>
-                <w:webHidden/>
-              </w:rPr>
-            </w:r>
-            <w:r>
-              <w:rPr>
+                <w:noProof/>
+                <w:webHidden/>
+              </w:rPr>
+              <w:instrText xml:space="preserve"> PAGEREF _Toc213670133 \h </w:instrText>
+            </w:r>
+            <w:r>
+              <w:rPr>
+                <w:noProof/>
+                <w:webHidden/>
+              </w:rPr>
+            </w:r>
+            <w:r>
+              <w:rPr>
+                <w:noProof/>
                 <w:webHidden/>
               </w:rPr>
               <w:fldChar w:fldCharType="separate"/>
             </w:r>
             <w:r>
               <w:rPr>
-                <w:webHidden/>
-              </w:rPr>
-              <w:t>7</w:t>
-            </w:r>
-            <w:r>
-              <w:rPr>
+                <w:noProof/>
+                <w:webHidden/>
+              </w:rPr>
+              <w:t>17</w:t>
+            </w:r>
+            <w:r>
+              <w:rPr>
+                <w:noProof/>
                 <w:webHidden/>
               </w:rPr>
               <w:fldChar w:fldCharType="end"/>
@@ -2873,6 +3657,7 @@
             </w:tabs>
             <w:rPr>
               <w:rFonts w:cstheme="minorBidi"/>
+              <w:noProof/>
               <w:kern w:val="2"/>
               <w:sz w:val="24"/>
               <w:szCs w:val="24"/>
@@ -2880,50 +3665,58 @@
               <w14:ligatures w14:val="standardContextual"/>
             </w:rPr>
           </w:pPr>
-          <w:hyperlink w:anchor="_Toc209875198" w:history="1">
+          <w:hyperlink w:anchor="_Toc213670134" w:history="1">
             <w:r>
               <w:rPr>
                 <w:rStyle w:val="Hyperlink"/>
-              </w:rPr>
-              <w:t>Music</w:t>
-            </w:r>
-            <w:r>
-              <w:rPr>
+                <w:noProof/>
+              </w:rPr>
+              <w:t>Priorities:</w:t>
+            </w:r>
+            <w:r>
+              <w:rPr>
+                <w:noProof/>
                 <w:webHidden/>
               </w:rPr>
               <w:tab/>
             </w:r>
             <w:r>
               <w:rPr>
+                <w:noProof/>
                 <w:webHidden/>
               </w:rPr>
               <w:fldChar w:fldCharType="begin"/>
             </w:r>
             <w:r>
               <w:rPr>
-                <w:webHidden/>
-              </w:rPr>
-              <w:instrText xml:space="preserve"> PAGEREF _Toc209875198 \h </w:instrText>
-            </w:r>
-            <w:r>
-              <w:rPr>
-                <w:webHidden/>
-              </w:rPr>
-            </w:r>
-            <w:r>
-              <w:rPr>
+                <w:noProof/>
+                <w:webHidden/>
+              </w:rPr>
+              <w:instrText xml:space="preserve"> PAGEREF _Toc213670134 \h </w:instrText>
+            </w:r>
+            <w:r>
+              <w:rPr>
+                <w:noProof/>
+                <w:webHidden/>
+              </w:rPr>
+            </w:r>
+            <w:r>
+              <w:rPr>
+                <w:noProof/>
                 <w:webHidden/>
               </w:rPr>
               <w:fldChar w:fldCharType="separate"/>
             </w:r>
             <w:r>
               <w:rPr>
-                <w:webHidden/>
-              </w:rPr>
-              <w:t>7</w:t>
-            </w:r>
-            <w:r>
-              <w:rPr>
+                <w:noProof/>
+                <w:webHidden/>
+              </w:rPr>
+              <w:t>17</w:t>
+            </w:r>
+            <w:r>
+              <w:rPr>
+                <w:noProof/>
                 <w:webHidden/>
               </w:rPr>
               <w:fldChar w:fldCharType="end"/>
@@ -2938,6 +3731,7 @@
             </w:tabs>
             <w:rPr>
               <w:rFonts w:cstheme="minorBidi"/>
+              <w:noProof/>
               <w:kern w:val="2"/>
               <w:sz w:val="24"/>
               <w:szCs w:val="24"/>
@@ -2945,1352 +3739,58 @@
               <w14:ligatures w14:val="standardContextual"/>
             </w:rPr>
           </w:pPr>
-          <w:hyperlink w:anchor="_Toc209875199" w:history="1">
+          <w:hyperlink w:anchor="_Toc213670135" w:history="1">
             <w:r>
               <w:rPr>
                 <w:rStyle w:val="Hyperlink"/>
-              </w:rPr>
-              <w:t>Sound Effects</w:t>
-            </w:r>
-            <w:r>
-              <w:rPr>
+                <w:noProof/>
+              </w:rPr>
+              <w:t>Minimum Viable Product</w:t>
+            </w:r>
+            <w:r>
+              <w:rPr>
+                <w:noProof/>
                 <w:webHidden/>
               </w:rPr>
               <w:tab/>
             </w:r>
             <w:r>
               <w:rPr>
+                <w:noProof/>
                 <w:webHidden/>
               </w:rPr>
               <w:fldChar w:fldCharType="begin"/>
             </w:r>
             <w:r>
               <w:rPr>
-                <w:webHidden/>
-              </w:rPr>
-              <w:instrText xml:space="preserve"> PAGEREF _Toc209875199 \h </w:instrText>
-            </w:r>
-            <w:r>
-              <w:rPr>
-                <w:webHidden/>
-              </w:rPr>
-            </w:r>
-            <w:r>
-              <w:rPr>
+                <w:noProof/>
+                <w:webHidden/>
+              </w:rPr>
+              <w:instrText xml:space="preserve"> PAGEREF _Toc213670135 \h </w:instrText>
+            </w:r>
+            <w:r>
+              <w:rPr>
+                <w:noProof/>
+                <w:webHidden/>
+              </w:rPr>
+            </w:r>
+            <w:r>
+              <w:rPr>
+                <w:noProof/>
                 <w:webHidden/>
               </w:rPr>
               <w:fldChar w:fldCharType="separate"/>
             </w:r>
             <w:r>
               <w:rPr>
-                <w:webHidden/>
-              </w:rPr>
-              <w:t>7</w:t>
-            </w:r>
-            <w:r>
-              <w:rPr>
-                <w:webHidden/>
-              </w:rPr>
-              <w:fldChar w:fldCharType="end"/>
-            </w:r>
-          </w:hyperlink>
-        </w:p>
-        <w:p>
-          <w:pPr>
-            <w:pStyle w:val="TOC2"/>
-            <w:tabs>
-              <w:tab w:val="right" w:leader="dot" w:pos="9350"/>
-            </w:tabs>
-            <w:rPr>
-              <w:rFonts w:cstheme="minorBidi"/>
-              <w:kern w:val="2"/>
-              <w:sz w:val="24"/>
-              <w:szCs w:val="24"/>
-              <w:lang w:eastAsia="en-GB"/>
-              <w14:ligatures w14:val="standardContextual"/>
-            </w:rPr>
-          </w:pPr>
-          <w:hyperlink w:anchor="_Toc209875200" w:history="1">
-            <w:r>
-              <w:rPr>
-                <w:rStyle w:val="Hyperlink"/>
-              </w:rPr>
-              <w:t>Voice Acting</w:t>
-            </w:r>
-            <w:r>
-              <w:rPr>
-                <w:webHidden/>
-              </w:rPr>
-              <w:tab/>
-            </w:r>
-            <w:r>
-              <w:rPr>
-                <w:webHidden/>
-              </w:rPr>
-              <w:fldChar w:fldCharType="begin"/>
-            </w:r>
-            <w:r>
-              <w:rPr>
-                <w:webHidden/>
-              </w:rPr>
-              <w:instrText xml:space="preserve"> PAGEREF _Toc209875200 \h </w:instrText>
-            </w:r>
-            <w:r>
-              <w:rPr>
-                <w:webHidden/>
-              </w:rPr>
-            </w:r>
-            <w:r>
-              <w:rPr>
-                <w:webHidden/>
-              </w:rPr>
-              <w:fldChar w:fldCharType="separate"/>
-            </w:r>
-            <w:r>
-              <w:rPr>
-                <w:webHidden/>
-              </w:rPr>
-              <w:t>7</w:t>
-            </w:r>
-            <w:r>
-              <w:rPr>
-                <w:webHidden/>
-              </w:rPr>
-              <w:fldChar w:fldCharType="end"/>
-            </w:r>
-          </w:hyperlink>
-        </w:p>
-        <w:p>
-          <w:pPr>
-            <w:pStyle w:val="TOC1"/>
-            <w:tabs>
-              <w:tab w:val="right" w:leader="dot" w:pos="9350"/>
-            </w:tabs>
-            <w:rPr>
-              <w:rFonts w:cstheme="minorBidi"/>
-              <w:kern w:val="2"/>
-              <w:sz w:val="24"/>
-              <w:szCs w:val="24"/>
-              <w:lang w:eastAsia="en-GB"/>
-              <w14:ligatures w14:val="standardContextual"/>
-            </w:rPr>
-          </w:pPr>
-          <w:hyperlink w:anchor="_Toc209875201" w:history="1">
-            <w:r>
-              <w:rPr>
-                <w:rStyle w:val="Hyperlink"/>
-                <w:b/>
-                <w:bCs/>
-              </w:rPr>
-              <w:t>Game Experience</w:t>
-            </w:r>
-            <w:r>
-              <w:rPr>
-                <w:webHidden/>
-              </w:rPr>
-              <w:tab/>
-            </w:r>
-            <w:r>
-              <w:rPr>
-                <w:webHidden/>
-              </w:rPr>
-              <w:fldChar w:fldCharType="begin"/>
-            </w:r>
-            <w:r>
-              <w:rPr>
-                <w:webHidden/>
-              </w:rPr>
-              <w:instrText xml:space="preserve"> PAGEREF _Toc209875201 \h </w:instrText>
-            </w:r>
-            <w:r>
-              <w:rPr>
-                <w:webHidden/>
-              </w:rPr>
-            </w:r>
-            <w:r>
-              <w:rPr>
-                <w:webHidden/>
-              </w:rPr>
-              <w:fldChar w:fldCharType="separate"/>
-            </w:r>
-            <w:r>
-              <w:rPr>
-                <w:webHidden/>
-              </w:rPr>
-              <w:t>8</w:t>
-            </w:r>
-            <w:r>
-              <w:rPr>
-                <w:webHidden/>
-              </w:rPr>
-              <w:fldChar w:fldCharType="end"/>
-            </w:r>
-          </w:hyperlink>
-        </w:p>
-        <w:p>
-          <w:pPr>
-            <w:pStyle w:val="TOC2"/>
-            <w:tabs>
-              <w:tab w:val="right" w:leader="dot" w:pos="9350"/>
-            </w:tabs>
-            <w:rPr>
-              <w:rFonts w:cstheme="minorBidi"/>
-              <w:kern w:val="2"/>
-              <w:sz w:val="24"/>
-              <w:szCs w:val="24"/>
-              <w:lang w:eastAsia="en-GB"/>
-              <w14:ligatures w14:val="standardContextual"/>
-            </w:rPr>
-          </w:pPr>
-          <w:hyperlink w:anchor="_Toc209875202" w:history="1">
-            <w:r>
-              <w:rPr>
-                <w:rStyle w:val="Hyperlink"/>
-              </w:rPr>
-              <w:t>UI / UX</w:t>
-            </w:r>
-            <w:r>
-              <w:rPr>
-                <w:webHidden/>
-              </w:rPr>
-              <w:tab/>
-            </w:r>
-            <w:r>
-              <w:rPr>
-                <w:webHidden/>
-              </w:rPr>
-              <w:fldChar w:fldCharType="begin"/>
-            </w:r>
-            <w:r>
-              <w:rPr>
-                <w:webHidden/>
-              </w:rPr>
-              <w:instrText xml:space="preserve"> PAGEREF _Toc209875202 \h </w:instrText>
-            </w:r>
-            <w:r>
-              <w:rPr>
-                <w:webHidden/>
-              </w:rPr>
-            </w:r>
-            <w:r>
-              <w:rPr>
-                <w:webHidden/>
-              </w:rPr>
-              <w:fldChar w:fldCharType="separate"/>
-            </w:r>
-            <w:r>
-              <w:rPr>
-                <w:webHidden/>
-              </w:rPr>
-              <w:t>8</w:t>
-            </w:r>
-            <w:r>
-              <w:rPr>
-                <w:webHidden/>
-              </w:rPr>
-              <w:fldChar w:fldCharType="end"/>
-            </w:r>
-          </w:hyperlink>
-        </w:p>
-        <w:p>
-          <w:pPr>
-            <w:pStyle w:val="TOC2"/>
-            <w:tabs>
-              <w:tab w:val="right" w:leader="dot" w:pos="9350"/>
-            </w:tabs>
-            <w:rPr>
-              <w:rFonts w:cstheme="minorBidi"/>
-              <w:kern w:val="2"/>
-              <w:sz w:val="24"/>
-              <w:szCs w:val="24"/>
-              <w:lang w:eastAsia="en-GB"/>
-              <w14:ligatures w14:val="standardContextual"/>
-            </w:rPr>
-          </w:pPr>
-          <w:hyperlink w:anchor="_Toc209875203" w:history="1">
-            <w:r>
-              <w:rPr>
-                <w:rStyle w:val="Hyperlink"/>
-              </w:rPr>
-              <w:t>Controls</w:t>
-            </w:r>
-            <w:r>
-              <w:rPr>
-                <w:webHidden/>
-              </w:rPr>
-              <w:tab/>
-            </w:r>
-            <w:r>
-              <w:rPr>
-                <w:webHidden/>
-              </w:rPr>
-              <w:fldChar w:fldCharType="begin"/>
-            </w:r>
-            <w:r>
-              <w:rPr>
-                <w:webHidden/>
-              </w:rPr>
-              <w:instrText xml:space="preserve"> PAGEREF _Toc209875203 \h </w:instrText>
-            </w:r>
-            <w:r>
-              <w:rPr>
-                <w:webHidden/>
-              </w:rPr>
-            </w:r>
-            <w:r>
-              <w:rPr>
-                <w:webHidden/>
-              </w:rPr>
-              <w:fldChar w:fldCharType="separate"/>
-            </w:r>
-            <w:r>
-              <w:rPr>
-                <w:webHidden/>
-              </w:rPr>
-              <w:t>8</w:t>
-            </w:r>
-            <w:r>
-              <w:rPr>
-                <w:webHidden/>
-              </w:rPr>
-              <w:fldChar w:fldCharType="end"/>
-            </w:r>
-          </w:hyperlink>
-        </w:p>
-        <w:p>
-          <w:pPr>
-            <w:pStyle w:val="TOC2"/>
-            <w:tabs>
-              <w:tab w:val="right" w:leader="dot" w:pos="9350"/>
-            </w:tabs>
-            <w:rPr>
-              <w:rFonts w:cstheme="minorBidi"/>
-              <w:kern w:val="2"/>
-              <w:sz w:val="24"/>
-              <w:szCs w:val="24"/>
-              <w:lang w:eastAsia="en-GB"/>
-              <w14:ligatures w14:val="standardContextual"/>
-            </w:rPr>
-          </w:pPr>
-          <w:hyperlink w:anchor="_Toc209875204" w:history="1">
-            <w:r>
-              <w:rPr>
-                <w:rStyle w:val="Hyperlink"/>
-              </w:rPr>
-              <w:t>Menus</w:t>
-            </w:r>
-            <w:r>
-              <w:rPr>
-                <w:webHidden/>
-              </w:rPr>
-              <w:tab/>
-            </w:r>
-            <w:r>
-              <w:rPr>
-                <w:webHidden/>
-              </w:rPr>
-              <w:fldChar w:fldCharType="begin"/>
-            </w:r>
-            <w:r>
-              <w:rPr>
-                <w:webHidden/>
-              </w:rPr>
-              <w:instrText xml:space="preserve"> PAGEREF _Toc209875204 \h </w:instrText>
-            </w:r>
-            <w:r>
-              <w:rPr>
-                <w:webHidden/>
-              </w:rPr>
-            </w:r>
-            <w:r>
-              <w:rPr>
-                <w:webHidden/>
-              </w:rPr>
-              <w:fldChar w:fldCharType="separate"/>
-            </w:r>
-            <w:r>
-              <w:rPr>
-                <w:webHidden/>
-              </w:rPr>
-              <w:t>8</w:t>
-            </w:r>
-            <w:r>
-              <w:rPr>
-                <w:webHidden/>
-              </w:rPr>
-              <w:fldChar w:fldCharType="end"/>
-            </w:r>
-          </w:hyperlink>
-        </w:p>
-        <w:p>
-          <w:pPr>
-            <w:pStyle w:val="TOC2"/>
-            <w:tabs>
-              <w:tab w:val="right" w:leader="dot" w:pos="9350"/>
-            </w:tabs>
-            <w:rPr>
-              <w:rFonts w:cstheme="minorBidi"/>
-              <w:kern w:val="2"/>
-              <w:sz w:val="24"/>
-              <w:szCs w:val="24"/>
-              <w:lang w:eastAsia="en-GB"/>
-              <w14:ligatures w14:val="standardContextual"/>
-            </w:rPr>
-          </w:pPr>
-          <w:hyperlink w:anchor="_Toc209875205" w:history="1">
-            <w:r>
-              <w:rPr>
-                <w:rStyle w:val="Hyperlink"/>
-              </w:rPr>
-              <w:t>Diegetics</w:t>
-            </w:r>
-            <w:r>
-              <w:rPr>
-                <w:webHidden/>
-              </w:rPr>
-              <w:tab/>
-            </w:r>
-            <w:r>
-              <w:rPr>
-                <w:webHidden/>
-              </w:rPr>
-              <w:fldChar w:fldCharType="begin"/>
-            </w:r>
-            <w:r>
-              <w:rPr>
-                <w:webHidden/>
-              </w:rPr>
-              <w:instrText xml:space="preserve"> PAGEREF _Toc209875205 \h </w:instrText>
-            </w:r>
-            <w:r>
-              <w:rPr>
-                <w:webHidden/>
-              </w:rPr>
-            </w:r>
-            <w:r>
-              <w:rPr>
-                <w:webHidden/>
-              </w:rPr>
-              <w:fldChar w:fldCharType="separate"/>
-            </w:r>
-            <w:r>
-              <w:rPr>
-                <w:webHidden/>
-              </w:rPr>
-              <w:t>8</w:t>
-            </w:r>
-            <w:r>
-              <w:rPr>
-                <w:webHidden/>
-              </w:rPr>
-              <w:fldChar w:fldCharType="end"/>
-            </w:r>
-          </w:hyperlink>
-        </w:p>
-        <w:p>
-          <w:pPr>
-            <w:pStyle w:val="TOC2"/>
-            <w:tabs>
-              <w:tab w:val="right" w:leader="dot" w:pos="9350"/>
-            </w:tabs>
-            <w:rPr>
-              <w:rFonts w:cstheme="minorBidi"/>
-              <w:kern w:val="2"/>
-              <w:sz w:val="24"/>
-              <w:szCs w:val="24"/>
-              <w:lang w:eastAsia="en-GB"/>
-              <w14:ligatures w14:val="standardContextual"/>
-            </w:rPr>
-          </w:pPr>
-          <w:hyperlink w:anchor="_Toc209875206" w:history="1">
-            <w:r>
-              <w:rPr>
-                <w:rStyle w:val="Hyperlink"/>
-              </w:rPr>
-              <w:t>Integration</w:t>
-            </w:r>
-            <w:r>
-              <w:rPr>
-                <w:webHidden/>
-              </w:rPr>
-              <w:tab/>
-            </w:r>
-            <w:r>
-              <w:rPr>
-                <w:webHidden/>
-              </w:rPr>
-              <w:fldChar w:fldCharType="begin"/>
-            </w:r>
-            <w:r>
-              <w:rPr>
-                <w:webHidden/>
-              </w:rPr>
-              <w:instrText xml:space="preserve"> PAGEREF _Toc209875206 \h </w:instrText>
-            </w:r>
-            <w:r>
-              <w:rPr>
-                <w:webHidden/>
-              </w:rPr>
-            </w:r>
-            <w:r>
-              <w:rPr>
-                <w:webHidden/>
-              </w:rPr>
-              <w:fldChar w:fldCharType="separate"/>
-            </w:r>
-            <w:r>
-              <w:rPr>
-                <w:webHidden/>
-              </w:rPr>
-              <w:t>9</w:t>
-            </w:r>
-            <w:r>
-              <w:rPr>
-                <w:webHidden/>
-              </w:rPr>
-              <w:fldChar w:fldCharType="end"/>
-            </w:r>
-          </w:hyperlink>
-        </w:p>
-        <w:p>
-          <w:pPr>
-            <w:pStyle w:val="TOC1"/>
-            <w:tabs>
-              <w:tab w:val="right" w:leader="dot" w:pos="9350"/>
-            </w:tabs>
-            <w:rPr>
-              <w:rFonts w:cstheme="minorBidi"/>
-              <w:kern w:val="2"/>
-              <w:sz w:val="24"/>
-              <w:szCs w:val="24"/>
-              <w:lang w:eastAsia="en-GB"/>
-              <w14:ligatures w14:val="standardContextual"/>
-            </w:rPr>
-          </w:pPr>
-          <w:hyperlink w:anchor="_Toc209875207" w:history="1">
-            <w:r>
-              <w:rPr>
-                <w:rStyle w:val="Hyperlink"/>
-              </w:rPr>
-              <w:t>Market Requirements</w:t>
-            </w:r>
-            <w:r>
-              <w:rPr>
-                <w:webHidden/>
-              </w:rPr>
-              <w:tab/>
-            </w:r>
-            <w:r>
-              <w:rPr>
-                <w:webHidden/>
-              </w:rPr>
-              <w:fldChar w:fldCharType="begin"/>
-            </w:r>
-            <w:r>
-              <w:rPr>
-                <w:webHidden/>
-              </w:rPr>
-              <w:instrText xml:space="preserve"> PAGEREF _Toc209875207 \h </w:instrText>
-            </w:r>
-            <w:r>
-              <w:rPr>
-                <w:webHidden/>
-              </w:rPr>
-            </w:r>
-            <w:r>
-              <w:rPr>
-                <w:webHidden/>
-              </w:rPr>
-              <w:fldChar w:fldCharType="separate"/>
-            </w:r>
-            <w:r>
-              <w:rPr>
-                <w:webHidden/>
-              </w:rPr>
-              <w:t>9</w:t>
-            </w:r>
-            <w:r>
-              <w:rPr>
-                <w:webHidden/>
-              </w:rPr>
-              <w:fldChar w:fldCharType="end"/>
-            </w:r>
-          </w:hyperlink>
-        </w:p>
-        <w:p>
-          <w:pPr>
-            <w:pStyle w:val="TOC2"/>
-            <w:tabs>
-              <w:tab w:val="right" w:leader="dot" w:pos="9350"/>
-            </w:tabs>
-            <w:rPr>
-              <w:rFonts w:cstheme="minorBidi"/>
-              <w:kern w:val="2"/>
-              <w:sz w:val="24"/>
-              <w:szCs w:val="24"/>
-              <w:lang w:eastAsia="en-GB"/>
-              <w14:ligatures w14:val="standardContextual"/>
-            </w:rPr>
-          </w:pPr>
-          <w:hyperlink w:anchor="_Toc209875208" w:history="1">
-            <w:r>
-              <w:rPr>
-                <w:rStyle w:val="Hyperlink"/>
-              </w:rPr>
-              <w:t>Priorities:</w:t>
-            </w:r>
-            <w:r>
-              <w:rPr>
-                <w:webHidden/>
-              </w:rPr>
-              <w:tab/>
-            </w:r>
-            <w:r>
-              <w:rPr>
-                <w:webHidden/>
-              </w:rPr>
-              <w:fldChar w:fldCharType="begin"/>
-            </w:r>
-            <w:r>
-              <w:rPr>
-                <w:webHidden/>
-              </w:rPr>
-              <w:instrText xml:space="preserve"> PAGEREF _Toc209875208 \h </w:instrText>
-            </w:r>
-            <w:r>
-              <w:rPr>
-                <w:webHidden/>
-              </w:rPr>
-            </w:r>
-            <w:r>
-              <w:rPr>
-                <w:webHidden/>
-              </w:rPr>
-              <w:fldChar w:fldCharType="separate"/>
-            </w:r>
-            <w:r>
-              <w:rPr>
-                <w:webHidden/>
-              </w:rPr>
-              <w:t>9</w:t>
-            </w:r>
-            <w:r>
-              <w:rPr>
-                <w:webHidden/>
-              </w:rPr>
-              <w:fldChar w:fldCharType="end"/>
-            </w:r>
-          </w:hyperlink>
-        </w:p>
-        <w:p>
-          <w:pPr>
-            <w:pStyle w:val="TOC2"/>
-            <w:tabs>
-              <w:tab w:val="right" w:leader="dot" w:pos="9350"/>
-            </w:tabs>
-            <w:rPr>
-              <w:rFonts w:cstheme="minorBidi"/>
-              <w:kern w:val="2"/>
-              <w:sz w:val="24"/>
-              <w:szCs w:val="24"/>
-              <w:lang w:eastAsia="en-GB"/>
-              <w14:ligatures w14:val="standardContextual"/>
-            </w:rPr>
-          </w:pPr>
-          <w:hyperlink w:anchor="_Toc209875209" w:history="1">
-            <w:r>
-              <w:rPr>
-                <w:rStyle w:val="Hyperlink"/>
-              </w:rPr>
-              <w:t>Minimum Viable Product</w:t>
-            </w:r>
-            <w:r>
-              <w:rPr>
-                <w:webHidden/>
-              </w:rPr>
-              <w:tab/>
-            </w:r>
-            <w:r>
-              <w:rPr>
-                <w:webHidden/>
-              </w:rPr>
-              <w:fldChar w:fldCharType="begin"/>
-            </w:r>
-            <w:r>
-              <w:rPr>
-                <w:webHidden/>
-              </w:rPr>
-              <w:instrText xml:space="preserve"> PAGEREF _Toc209875209 \h </w:instrText>
-            </w:r>
-            <w:r>
-              <w:rPr>
-                <w:webHidden/>
-              </w:rPr>
-            </w:r>
-            <w:r>
-              <w:rPr>
-                <w:webHidden/>
-              </w:rPr>
-              <w:fldChar w:fldCharType="separate"/>
-            </w:r>
-            <w:r>
-              <w:rPr>
-                <w:webHidden/>
-              </w:rPr>
-              <w:t>9</w:t>
-            </w:r>
-            <w:r>
-              <w:rPr>
-                <w:webHidden/>
-              </w:rPr>
-              <w:fldChar w:fldCharType="end"/>
-            </w:r>
-          </w:hyperlink>
-        </w:p>
-        <w:p>
-          <w:pPr>
-            <w:pStyle w:val="TOC2"/>
-            <w:tabs>
-              <w:tab w:val="right" w:leader="dot" w:pos="9350"/>
-            </w:tabs>
-            <w:rPr>
-              <w:rFonts w:cstheme="minorBidi"/>
-              <w:kern w:val="2"/>
-              <w:sz w:val="24"/>
-              <w:szCs w:val="24"/>
-              <w:lang w:eastAsia="en-GB"/>
-              <w14:ligatures w14:val="standardContextual"/>
-            </w:rPr>
-          </w:pPr>
-          <w:hyperlink w:anchor="_Toc209875210" w:history="1">
-            <w:r>
-              <w:rPr>
-                <w:rStyle w:val="Hyperlink"/>
-              </w:rPr>
-              <w:t>Stretch Goals</w:t>
-            </w:r>
-            <w:r>
-              <w:rPr>
-                <w:webHidden/>
-              </w:rPr>
-              <w:tab/>
-            </w:r>
-            <w:r>
-              <w:rPr>
-                <w:webHidden/>
-              </w:rPr>
-              <w:fldChar w:fldCharType="begin"/>
-            </w:r>
-            <w:r>
-              <w:rPr>
-                <w:webHidden/>
-              </w:rPr>
-              <w:instrText xml:space="preserve"> PAGEREF _Toc209875210 \h </w:instrText>
-            </w:r>
-            <w:r>
-              <w:rPr>
-                <w:webHidden/>
-              </w:rPr>
-            </w:r>
-            <w:r>
-              <w:rPr>
-                <w:webHidden/>
-              </w:rPr>
-              <w:fldChar w:fldCharType="separate"/>
-            </w:r>
-            <w:r>
-              <w:rPr>
-                <w:webHidden/>
-              </w:rPr>
-              <w:t>10</w:t>
-            </w:r>
-            <w:r>
-              <w:rPr>
-                <w:webHidden/>
-              </w:rPr>
-              <w:fldChar w:fldCharType="end"/>
-            </w:r>
-          </w:hyperlink>
-        </w:p>
-        <w:p>
-          <w:pPr>
-            <w:pStyle w:val="TOC2"/>
-            <w:tabs>
-              <w:tab w:val="right" w:leader="dot" w:pos="9350"/>
-            </w:tabs>
-            <w:rPr>
-              <w:rFonts w:cstheme="minorBidi"/>
-              <w:kern w:val="2"/>
-              <w:sz w:val="24"/>
-              <w:szCs w:val="24"/>
-              <w:lang w:eastAsia="en-GB"/>
-              <w14:ligatures w14:val="standardContextual"/>
-            </w:rPr>
-          </w:pPr>
-          <w:hyperlink w:anchor="_Toc209875211" w:history="1">
-            <w:r>
-              <w:rPr>
-                <w:rStyle w:val="Hyperlink"/>
-              </w:rPr>
-              <w:t>Delivery</w:t>
-            </w:r>
-            <w:r>
-              <w:rPr>
-                <w:webHidden/>
-              </w:rPr>
-              <w:tab/>
-            </w:r>
-            <w:r>
-              <w:rPr>
-                <w:webHidden/>
-              </w:rPr>
-              <w:fldChar w:fldCharType="begin"/>
-            </w:r>
-            <w:r>
-              <w:rPr>
-                <w:webHidden/>
-              </w:rPr>
-              <w:instrText xml:space="preserve"> PAGEREF _Toc209875211 \h </w:instrText>
-            </w:r>
-            <w:r>
-              <w:rPr>
-                <w:webHidden/>
-              </w:rPr>
-            </w:r>
-            <w:r>
-              <w:rPr>
-                <w:webHidden/>
-              </w:rPr>
-              <w:fldChar w:fldCharType="separate"/>
-            </w:r>
-            <w:r>
-              <w:rPr>
-                <w:webHidden/>
-              </w:rPr>
-              <w:t>10</w:t>
-            </w:r>
-            <w:r>
-              <w:rPr>
-                <w:webHidden/>
-              </w:rPr>
-              <w:fldChar w:fldCharType="end"/>
-            </w:r>
-          </w:hyperlink>
-        </w:p>
-        <w:p>
-          <w:pPr>
-            <w:pStyle w:val="TOC2"/>
-            <w:tabs>
-              <w:tab w:val="right" w:leader="dot" w:pos="9350"/>
-            </w:tabs>
-            <w:rPr>
-              <w:rFonts w:cstheme="minorBidi"/>
-              <w:kern w:val="2"/>
-              <w:sz w:val="24"/>
-              <w:szCs w:val="24"/>
-              <w:lang w:eastAsia="en-GB"/>
-              <w14:ligatures w14:val="standardContextual"/>
-            </w:rPr>
-          </w:pPr>
-          <w:hyperlink w:anchor="_Toc209875212" w:history="1">
-            <w:r>
-              <w:rPr>
-                <w:rStyle w:val="Hyperlink"/>
-              </w:rPr>
-              <w:t>Marketing</w:t>
-            </w:r>
-            <w:r>
-              <w:rPr>
-                <w:webHidden/>
-              </w:rPr>
-              <w:tab/>
-            </w:r>
-            <w:r>
-              <w:rPr>
-                <w:webHidden/>
-              </w:rPr>
-              <w:fldChar w:fldCharType="begin"/>
-            </w:r>
-            <w:r>
-              <w:rPr>
-                <w:webHidden/>
-              </w:rPr>
-              <w:instrText xml:space="preserve"> PAGEREF _Toc209875212 \h </w:instrText>
-            </w:r>
-            <w:r>
-              <w:rPr>
-                <w:webHidden/>
-              </w:rPr>
-            </w:r>
-            <w:r>
-              <w:rPr>
-                <w:webHidden/>
-              </w:rPr>
-              <w:fldChar w:fldCharType="separate"/>
-            </w:r>
-            <w:r>
-              <w:rPr>
-                <w:webHidden/>
-              </w:rPr>
-              <w:t>10</w:t>
-            </w:r>
-            <w:r>
-              <w:rPr>
-                <w:webHidden/>
-              </w:rPr>
-              <w:fldChar w:fldCharType="end"/>
-            </w:r>
-          </w:hyperlink>
-        </w:p>
-        <w:p>
-          <w:pPr>
-            <w:pStyle w:val="TOC2"/>
-            <w:tabs>
-              <w:tab w:val="right" w:leader="dot" w:pos="9350"/>
-            </w:tabs>
-            <w:rPr>
-              <w:rFonts w:cstheme="minorBidi"/>
-              <w:kern w:val="2"/>
-              <w:sz w:val="24"/>
-              <w:szCs w:val="24"/>
-              <w:lang w:eastAsia="en-GB"/>
-              <w14:ligatures w14:val="standardContextual"/>
-            </w:rPr>
-          </w:pPr>
-          <w:hyperlink w:anchor="_Toc209875213" w:history="1">
-            <w:r>
-              <w:rPr>
-                <w:rStyle w:val="Hyperlink"/>
-              </w:rPr>
-              <w:t>Post-Launch</w:t>
-            </w:r>
-            <w:r>
-              <w:rPr>
-                <w:webHidden/>
-              </w:rPr>
-              <w:tab/>
-            </w:r>
-            <w:r>
-              <w:rPr>
-                <w:webHidden/>
-              </w:rPr>
-              <w:fldChar w:fldCharType="begin"/>
-            </w:r>
-            <w:r>
-              <w:rPr>
-                <w:webHidden/>
-              </w:rPr>
-              <w:instrText xml:space="preserve"> PAGEREF _Toc209875213 \h </w:instrText>
-            </w:r>
-            <w:r>
-              <w:rPr>
-                <w:webHidden/>
-              </w:rPr>
-            </w:r>
-            <w:r>
-              <w:rPr>
-                <w:webHidden/>
-              </w:rPr>
-              <w:fldChar w:fldCharType="separate"/>
-            </w:r>
-            <w:r>
-              <w:rPr>
-                <w:webHidden/>
-              </w:rPr>
-              <w:t>10</w:t>
-            </w:r>
-            <w:r>
-              <w:rPr>
-                <w:webHidden/>
-              </w:rPr>
-              <w:fldChar w:fldCharType="end"/>
-            </w:r>
-          </w:hyperlink>
-        </w:p>
-        <w:p>
-          <w:pPr>
-            <w:pStyle w:val="TOC1"/>
-            <w:tabs>
-              <w:tab w:val="right" w:leader="dot" w:pos="9350"/>
-            </w:tabs>
-            <w:rPr>
-              <w:rFonts w:cstheme="minorBidi"/>
-              <w:kern w:val="2"/>
-              <w:sz w:val="24"/>
-              <w:szCs w:val="24"/>
-              <w:lang w:eastAsia="en-GB"/>
-              <w14:ligatures w14:val="standardContextual"/>
-            </w:rPr>
-          </w:pPr>
-          <w:hyperlink w:anchor="_Toc209875214" w:history="1">
-            <w:r>
-              <w:rPr>
-                <w:rStyle w:val="Hyperlink"/>
-              </w:rPr>
-              <w:t>Technical Requirements</w:t>
-            </w:r>
-            <w:r>
-              <w:rPr>
-                <w:webHidden/>
-              </w:rPr>
-              <w:tab/>
-            </w:r>
-            <w:r>
-              <w:rPr>
-                <w:webHidden/>
-              </w:rPr>
-              <w:fldChar w:fldCharType="begin"/>
-            </w:r>
-            <w:r>
-              <w:rPr>
-                <w:webHidden/>
-              </w:rPr>
-              <w:instrText xml:space="preserve"> PAGEREF _Toc209875214 \h </w:instrText>
-            </w:r>
-            <w:r>
-              <w:rPr>
-                <w:webHidden/>
-              </w:rPr>
-            </w:r>
-            <w:r>
-              <w:rPr>
-                <w:webHidden/>
-              </w:rPr>
-              <w:fldChar w:fldCharType="separate"/>
-            </w:r>
-            <w:r>
-              <w:rPr>
-                <w:webHidden/>
-              </w:rPr>
-              <w:t>10</w:t>
-            </w:r>
-            <w:r>
-              <w:rPr>
-                <w:webHidden/>
-              </w:rPr>
-              <w:fldChar w:fldCharType="end"/>
-            </w:r>
-          </w:hyperlink>
-        </w:p>
-        <w:p>
-          <w:pPr>
-            <w:pStyle w:val="TOC2"/>
-            <w:tabs>
-              <w:tab w:val="right" w:leader="dot" w:pos="9350"/>
-            </w:tabs>
-            <w:rPr>
-              <w:rFonts w:cstheme="minorBidi"/>
-              <w:kern w:val="2"/>
-              <w:sz w:val="24"/>
-              <w:szCs w:val="24"/>
-              <w:lang w:eastAsia="en-GB"/>
-              <w14:ligatures w14:val="standardContextual"/>
-            </w:rPr>
-          </w:pPr>
-          <w:hyperlink w:anchor="_Toc209875215" w:history="1">
-            <w:r>
-              <w:rPr>
-                <w:rStyle w:val="Hyperlink"/>
-              </w:rPr>
-              <w:t>Known Issues</w:t>
-            </w:r>
-            <w:r>
-              <w:rPr>
-                <w:webHidden/>
-              </w:rPr>
-              <w:tab/>
-            </w:r>
-            <w:r>
-              <w:rPr>
-                <w:webHidden/>
-              </w:rPr>
-              <w:fldChar w:fldCharType="begin"/>
-            </w:r>
-            <w:r>
-              <w:rPr>
-                <w:webHidden/>
-              </w:rPr>
-              <w:instrText xml:space="preserve"> PAGEREF _Toc209875215 \h </w:instrText>
-            </w:r>
-            <w:r>
-              <w:rPr>
-                <w:webHidden/>
-              </w:rPr>
-            </w:r>
-            <w:r>
-              <w:rPr>
-                <w:webHidden/>
-              </w:rPr>
-              <w:fldChar w:fldCharType="separate"/>
-            </w:r>
-            <w:r>
-              <w:rPr>
-                <w:webHidden/>
-              </w:rPr>
-              <w:t>10</w:t>
-            </w:r>
-            <w:r>
-              <w:rPr>
-                <w:webHidden/>
-              </w:rPr>
-              <w:fldChar w:fldCharType="end"/>
-            </w:r>
-          </w:hyperlink>
-        </w:p>
-        <w:p>
-          <w:pPr>
-            <w:pStyle w:val="TOC2"/>
-            <w:tabs>
-              <w:tab w:val="right" w:leader="dot" w:pos="9350"/>
-            </w:tabs>
-            <w:rPr>
-              <w:rFonts w:cstheme="minorBidi"/>
-              <w:kern w:val="2"/>
-              <w:sz w:val="24"/>
-              <w:szCs w:val="24"/>
-              <w:lang w:eastAsia="en-GB"/>
-              <w14:ligatures w14:val="standardContextual"/>
-            </w:rPr>
-          </w:pPr>
-          <w:hyperlink w:anchor="_Toc209875216" w:history="1">
-            <w:r>
-              <w:rPr>
-                <w:rStyle w:val="Hyperlink"/>
-              </w:rPr>
-              <w:t>Systems</w:t>
-            </w:r>
-            <w:r>
-              <w:rPr>
-                <w:webHidden/>
-              </w:rPr>
-              <w:tab/>
-            </w:r>
-            <w:r>
-              <w:rPr>
-                <w:webHidden/>
-              </w:rPr>
-              <w:fldChar w:fldCharType="begin"/>
-            </w:r>
-            <w:r>
-              <w:rPr>
-                <w:webHidden/>
-              </w:rPr>
-              <w:instrText xml:space="preserve"> PAGEREF _Toc209875216 \h </w:instrText>
-            </w:r>
-            <w:r>
-              <w:rPr>
-                <w:webHidden/>
-              </w:rPr>
-            </w:r>
-            <w:r>
-              <w:rPr>
-                <w:webHidden/>
-              </w:rPr>
-              <w:fldChar w:fldCharType="separate"/>
-            </w:r>
-            <w:r>
-              <w:rPr>
-                <w:webHidden/>
-              </w:rPr>
-              <w:t>10</w:t>
-            </w:r>
-            <w:r>
-              <w:rPr>
-                <w:webHidden/>
-              </w:rPr>
-              <w:fldChar w:fldCharType="end"/>
-            </w:r>
-          </w:hyperlink>
-        </w:p>
-        <w:p>
-          <w:pPr>
-            <w:pStyle w:val="TOC2"/>
-            <w:tabs>
-              <w:tab w:val="right" w:leader="dot" w:pos="9350"/>
-            </w:tabs>
-            <w:rPr>
-              <w:rFonts w:cstheme="minorBidi"/>
-              <w:kern w:val="2"/>
-              <w:sz w:val="24"/>
-              <w:szCs w:val="24"/>
-              <w:lang w:eastAsia="en-GB"/>
-              <w14:ligatures w14:val="standardContextual"/>
-            </w:rPr>
-          </w:pPr>
-          <w:hyperlink w:anchor="_Toc209875217" w:history="1">
-            <w:r>
-              <w:rPr>
-                <w:rStyle w:val="Hyperlink"/>
-              </w:rPr>
-              <w:t>Work Packages</w:t>
-            </w:r>
-            <w:r>
-              <w:rPr>
-                <w:webHidden/>
-              </w:rPr>
-              <w:tab/>
-            </w:r>
-            <w:r>
-              <w:rPr>
-                <w:webHidden/>
-              </w:rPr>
-              <w:fldChar w:fldCharType="begin"/>
-            </w:r>
-            <w:r>
-              <w:rPr>
-                <w:webHidden/>
-              </w:rPr>
-              <w:instrText xml:space="preserve"> PAGEREF _Toc209875217 \h </w:instrText>
-            </w:r>
-            <w:r>
-              <w:rPr>
-                <w:webHidden/>
-              </w:rPr>
-            </w:r>
-            <w:r>
-              <w:rPr>
-                <w:webHidden/>
-              </w:rPr>
-              <w:fldChar w:fldCharType="separate"/>
-            </w:r>
-            <w:r>
-              <w:rPr>
-                <w:webHidden/>
-              </w:rPr>
-              <w:t>11</w:t>
-            </w:r>
-            <w:r>
-              <w:rPr>
-                <w:webHidden/>
-              </w:rPr>
-              <w:fldChar w:fldCharType="end"/>
-            </w:r>
-          </w:hyperlink>
-        </w:p>
-        <w:p>
-          <w:pPr>
-            <w:pStyle w:val="TOC2"/>
-            <w:tabs>
-              <w:tab w:val="right" w:leader="dot" w:pos="9350"/>
-            </w:tabs>
-            <w:rPr>
-              <w:rFonts w:cstheme="minorBidi"/>
-              <w:kern w:val="2"/>
-              <w:sz w:val="24"/>
-              <w:szCs w:val="24"/>
-              <w:lang w:eastAsia="en-GB"/>
-              <w14:ligatures w14:val="standardContextual"/>
-            </w:rPr>
-          </w:pPr>
-          <w:hyperlink w:anchor="_Toc209875218" w:history="1">
-            <w:r>
-              <w:rPr>
-                <w:rStyle w:val="Hyperlink"/>
-              </w:rPr>
-              <w:t>Tasks</w:t>
-            </w:r>
-            <w:r>
-              <w:rPr>
-                <w:webHidden/>
-              </w:rPr>
-              <w:tab/>
-            </w:r>
-            <w:r>
-              <w:rPr>
-                <w:webHidden/>
-              </w:rPr>
-              <w:fldChar w:fldCharType="begin"/>
-            </w:r>
-            <w:r>
-              <w:rPr>
-                <w:webHidden/>
-              </w:rPr>
-              <w:instrText xml:space="preserve"> PAGEREF _Toc209875218 \h </w:instrText>
-            </w:r>
-            <w:r>
-              <w:rPr>
-                <w:webHidden/>
-              </w:rPr>
-            </w:r>
-            <w:r>
-              <w:rPr>
-                <w:webHidden/>
-              </w:rPr>
-              <w:fldChar w:fldCharType="separate"/>
-            </w:r>
-            <w:r>
-              <w:rPr>
-                <w:webHidden/>
-              </w:rPr>
-              <w:t>11</w:t>
-            </w:r>
-            <w:r>
-              <w:rPr>
-                <w:webHidden/>
-              </w:rPr>
-              <w:fldChar w:fldCharType="end"/>
-            </w:r>
-          </w:hyperlink>
-        </w:p>
-        <w:p>
-          <w:pPr>
-            <w:pStyle w:val="TOC2"/>
-            <w:tabs>
-              <w:tab w:val="right" w:leader="dot" w:pos="9350"/>
-            </w:tabs>
-            <w:rPr>
-              <w:rFonts w:cstheme="minorBidi"/>
-              <w:kern w:val="2"/>
-              <w:sz w:val="24"/>
-              <w:szCs w:val="24"/>
-              <w:lang w:eastAsia="en-GB"/>
-              <w14:ligatures w14:val="standardContextual"/>
-            </w:rPr>
-          </w:pPr>
-          <w:hyperlink w:anchor="_Toc209875219" w:history="1">
-            <w:r>
-              <w:rPr>
-                <w:rStyle w:val="Hyperlink"/>
-              </w:rPr>
-              <w:t>Activities</w:t>
-            </w:r>
-            <w:r>
-              <w:rPr>
-                <w:webHidden/>
-              </w:rPr>
-              <w:tab/>
-            </w:r>
-            <w:r>
-              <w:rPr>
-                <w:webHidden/>
-              </w:rPr>
-              <w:fldChar w:fldCharType="begin"/>
-            </w:r>
-            <w:r>
-              <w:rPr>
-                <w:webHidden/>
-              </w:rPr>
-              <w:instrText xml:space="preserve"> PAGEREF _Toc209875219 \h </w:instrText>
-            </w:r>
-            <w:r>
-              <w:rPr>
-                <w:webHidden/>
-              </w:rPr>
-            </w:r>
-            <w:r>
-              <w:rPr>
-                <w:webHidden/>
-              </w:rPr>
-              <w:fldChar w:fldCharType="separate"/>
-            </w:r>
-            <w:r>
-              <w:rPr>
-                <w:webHidden/>
-              </w:rPr>
-              <w:t>11</w:t>
-            </w:r>
-            <w:r>
-              <w:rPr>
+                <w:noProof/>
+                <w:webHidden/>
+              </w:rPr>
+              <w:t>17</w:t>
+            </w:r>
+            <w:r>
+              <w:rPr>
+                <w:noProof/>
                 <w:webHidden/>
               </w:rPr>
               <w:fldChar w:fldCharType="end"/>
@@ -4313,8 +3813,9 @@
       <w:pPr>
         <w:pStyle w:val="Heading1"/>
       </w:pPr>
-      <w:bookmarkStart w:id="5" w:name="_Toc209875167"/>
-      <w:r>
+      <w:bookmarkStart w:id="5" w:name="_Toc213670097"/>
+      <w:r>
+        <w:lastRenderedPageBreak/>
         <w:t>Introduction</w:t>
       </w:r>
       <w:bookmarkEnd w:id="5"/>
@@ -4323,7 +3824,7 @@
       <w:pPr>
         <w:pStyle w:val="Heading2"/>
       </w:pPr>
-      <w:bookmarkStart w:id="6" w:name="_Toc209875168"/>
+      <w:bookmarkStart w:id="6" w:name="_Toc213670098"/>
       <w:r>
         <w:t>Summary/Pitch</w:t>
       </w:r>
@@ -4408,7 +3909,7 @@
       <w:pPr>
         <w:pStyle w:val="Heading2"/>
       </w:pPr>
-      <w:bookmarkStart w:id="7" w:name="_Toc209875169"/>
+      <w:bookmarkStart w:id="7" w:name="_Toc213670099"/>
       <w:r>
         <w:t>Inspirations</w:t>
       </w:r>
@@ -4460,288 +3961,532 @@
     </w:p>
     <w:p>
       <w:r>
+        <w:t xml:space="preserve">As I also spent time on placement learning about medical supply lines it was tough as </w:t>
+      </w:r>
+      <w:r>
+        <w:t xml:space="preserve">it was not always possible to save </w:t>
+      </w:r>
+      <w:r>
+        <w:t>everyone,</w:t>
+      </w:r>
+      <w:r>
+        <w:t xml:space="preserve"> and tough choices had to be made. In most </w:t>
+      </w:r>
+      <w:r>
+        <w:t>RTS</w:t>
+      </w:r>
+      <w:r>
+        <w:t xml:space="preserve"> games </w:t>
+      </w:r>
+      <w:r>
+        <w:t xml:space="preserve">losing a unit means little other than losing ground as you can make a new one of that </w:t>
+      </w:r>
+      <w:r>
+        <w:t>unit,</w:t>
+      </w:r>
+      <w:r>
+        <w:t xml:space="preserve"> but I plan for </w:t>
+      </w:r>
+      <w:r>
+        <w:t>units to be a resource for the player to manage and grow attached to. Forcing them to try and hold the line as long as they can or at least</w:t>
+      </w:r>
+      <w:r>
+        <w:t xml:space="preserve"> decide when loses are too much to justify the gain.</w:t>
+      </w:r>
+    </w:p>
+    <w:p>
+      <w:r>
+        <w:t xml:space="preserve">There are a variety of video games I really enjoy but you must play online against other people. This can be frustrating as </w:t>
+      </w:r>
+      <w:r>
+        <w:t xml:space="preserve">it makes entry to these games quite difficult so as a bit resident evil </w:t>
+      </w:r>
+      <w:proofErr w:type="gramStart"/>
+      <w:r>
+        <w:t>fan</w:t>
+      </w:r>
+      <w:proofErr w:type="gramEnd"/>
+      <w:r>
+        <w:t xml:space="preserve"> I thought a single player mode surviving waves of zombies and other monstrosities would add a good starting point for new players.</w:t>
+      </w:r>
+      <w:r>
+        <w:t xml:space="preserve"> Allows for learning mechanics as well as creating a unique experience for experienced players.</w:t>
+      </w:r>
+    </w:p>
+    <w:p/>
+    <w:p>
+      <w:pPr>
+        <w:pStyle w:val="Heading2"/>
+      </w:pPr>
+      <w:bookmarkStart w:id="8" w:name="_Toc213670100"/>
+      <w:r>
+        <w:t>Player Experience</w:t>
+      </w:r>
+      <w:bookmarkEnd w:id="8"/>
+    </w:p>
+    <w:p>
+      <w:r>
+        <w:t xml:space="preserve">Players should </w:t>
+      </w:r>
+      <w:r>
+        <w:t xml:space="preserve">feel like they are the commander of depot delta and every unit </w:t>
+      </w:r>
+      <w:r>
+        <w:t xml:space="preserve">that gets sent out the consequences fall onto the player. They should grow attached and ensure that they </w:t>
+      </w:r>
+      <w:r>
+        <w:t xml:space="preserve">try to keep as many alive as they can. There should be an element of panic as your </w:t>
+      </w:r>
+      <w:r>
         <w:lastRenderedPageBreak/>
-        <w:t xml:space="preserve">As I also spent time on placement learning about medical supply lines it was tough as </w:t>
-      </w:r>
-      <w:r>
-        <w:t xml:space="preserve">it was not always possible to save </w:t>
-      </w:r>
-      <w:r>
-        <w:t>everyone,</w:t>
-      </w:r>
-      <w:r>
-        <w:t xml:space="preserve"> and tough choices had to be made. In most </w:t>
-      </w:r>
-      <w:r>
-        <w:t>RTS</w:t>
-      </w:r>
-      <w:r>
-        <w:t xml:space="preserve"> games </w:t>
-      </w:r>
-      <w:r>
-        <w:t xml:space="preserve">losing a unit means little other than losing ground as you can make a new one of that </w:t>
-      </w:r>
-      <w:r>
-        <w:t>unit,</w:t>
-      </w:r>
-      <w:r>
-        <w:t xml:space="preserve"> but I plan for </w:t>
-      </w:r>
-      <w:r>
-        <w:t>units to be a resource for the player to manage and grow attached to. Forcing them to try and hold the line as long as they can or at least</w:t>
-      </w:r>
-      <w:r>
-        <w:t xml:space="preserve"> decide when loses are too much to justify the gain.</w:t>
-      </w:r>
-    </w:p>
-    <w:p>
-      <w:r>
-        <w:t xml:space="preserve">There are a variety of video games I really enjoy but you must play online against other people. This can be frustrating as </w:t>
-      </w:r>
-      <w:r>
-        <w:t>it makes entry to these games quite difficult so as a bit resident evil fan I thought a single player mode surviving waves of zombies and other monstrosities would add a good starting point for new players.</w:t>
-      </w:r>
-      <w:r>
-        <w:t xml:space="preserve"> Allows for learning mechanics as well as creating a unique experience for experienced players.</w:t>
-      </w:r>
-    </w:p>
-    <w:p/>
+        <w:t xml:space="preserve">units are made to </w:t>
+      </w:r>
+      <w:r>
+        <w:t>retreat,</w:t>
+      </w:r>
+      <w:r>
+        <w:t xml:space="preserve"> and the horde grows ever closer to the </w:t>
+      </w:r>
+      <w:proofErr w:type="gramStart"/>
+      <w:r>
+        <w:t>safe haven</w:t>
+      </w:r>
+      <w:proofErr w:type="gramEnd"/>
+      <w:r>
+        <w:t xml:space="preserve">. Patients will be key as the player will have to balance expansion and survival. It will be a steep learning curve </w:t>
+      </w:r>
+      <w:r>
+        <w:t>but one that shouldn’t frustrate the player as they learn more about the game.</w:t>
+      </w:r>
+    </w:p>
     <w:p>
       <w:pPr>
         <w:pStyle w:val="Heading2"/>
       </w:pPr>
-      <w:bookmarkStart w:id="8" w:name="_Toc209875170"/>
-      <w:r>
-        <w:t>Player Experience</w:t>
-      </w:r>
-      <w:bookmarkEnd w:id="8"/>
-    </w:p>
-    <w:p>
-      <w:r>
-        <w:t xml:space="preserve">Players should </w:t>
-      </w:r>
-      <w:r>
-        <w:t xml:space="preserve">feel like they are the commander of depot delta and every unit </w:t>
-      </w:r>
-      <w:r>
-        <w:t xml:space="preserve">that gets sent out the consequences fall onto the player. They should grow attached and ensure that they </w:t>
-      </w:r>
-      <w:r>
-        <w:t xml:space="preserve">try to keep as many alive as they can. There should be an element of panic as your units are made to </w:t>
-      </w:r>
-      <w:r>
-        <w:t>retreat,</w:t>
-      </w:r>
-      <w:r>
-        <w:t xml:space="preserve"> and the horde grows ever closer to the safe haven</w:t>
-      </w:r>
-      <w:r>
-        <w:t xml:space="preserve">. Patients will be key as the player will have to balance expansion and survival. It will be a steep learning curve </w:t>
-      </w:r>
-      <w:r>
-        <w:t>but one that shouldn’t frustrate the player as they learn more about the game.</w:t>
+      <w:bookmarkStart w:id="9" w:name="_Toc213670101"/>
+      <w:r>
+        <w:t>Platform</w:t>
+      </w:r>
+      <w:bookmarkEnd w:id="9"/>
+    </w:p>
+    <w:p>
+      <w:r>
+        <w:t>This game will only be available on PC due to the complexity of the</w:t>
+      </w:r>
+      <w:r>
+        <w:t xml:space="preserve"> </w:t>
+      </w:r>
+      <w:r>
+        <w:t>game</w:t>
+      </w:r>
+      <w:r>
+        <w:t>.</w:t>
       </w:r>
     </w:p>
     <w:p>
       <w:pPr>
         <w:pStyle w:val="Heading2"/>
       </w:pPr>
-      <w:bookmarkStart w:id="9" w:name="_Toc209875171"/>
-      <w:r>
-        <w:t>Platform</w:t>
-      </w:r>
-      <w:bookmarkEnd w:id="9"/>
-    </w:p>
-    <w:p>
-      <w:r>
-        <w:t>This game will only be available on PC due to the complexity of the</w:t>
+      <w:bookmarkStart w:id="10" w:name="_Toc213670102"/>
+      <w:r>
+        <w:t>Software</w:t>
+      </w:r>
+      <w:bookmarkEnd w:id="10"/>
+    </w:p>
+    <w:p>
+      <w:r>
+        <w:t>Game engine</w:t>
+      </w:r>
+      <w:r>
+        <w:t xml:space="preserve">: </w:t>
+      </w:r>
+      <w:r>
+        <w:t>A</w:t>
+      </w:r>
+      <w:r>
+        <w:t xml:space="preserve"> custom engine made in C++ with SDL/OpenGL</w:t>
+      </w:r>
+    </w:p>
+    <w:p>
+      <w:r>
+        <w:t>Art</w:t>
+      </w:r>
+      <w:r>
+        <w:t xml:space="preserve">: </w:t>
+      </w:r>
+      <w:proofErr w:type="spellStart"/>
+      <w:r>
+        <w:t>Aesprite</w:t>
+      </w:r>
+      <w:proofErr w:type="spellEnd"/>
+      <w:r>
+        <w:t xml:space="preserve"> and Krita</w:t>
+      </w:r>
+    </w:p>
+    <w:p>
+      <w:r>
+        <w:t>Music/Sound effects: Beep box</w:t>
+      </w:r>
+    </w:p>
+    <w:p>
+      <w:r>
+        <w:t>Additional help: Microsoft copilot</w:t>
+      </w:r>
+    </w:p>
+    <w:p>
+      <w:pPr>
+        <w:pStyle w:val="Heading2"/>
+      </w:pPr>
+      <w:bookmarkStart w:id="11" w:name="_Toc213670103"/>
+      <w:r>
+        <w:t>Genre</w:t>
+      </w:r>
+      <w:bookmarkEnd w:id="11"/>
+    </w:p>
+    <w:p>
+      <w:r>
+        <w:t>The main genre of depot delta is RTS</w:t>
+      </w:r>
+      <w:r>
+        <w:t>.</w:t>
       </w:r>
       <w:r>
         <w:t xml:space="preserve"> </w:t>
       </w:r>
       <w:r>
-        <w:t>game</w:t>
+        <w:t>T</w:t>
+      </w:r>
+      <w:r>
+        <w:t>he focus of the player should be how are they going to survive the longest</w:t>
+      </w:r>
+      <w:r>
+        <w:t xml:space="preserve"> by managing their resources</w:t>
       </w:r>
       <w:r>
         <w:t>.</w:t>
       </w:r>
+      <w:r>
+        <w:t xml:space="preserve"> They could try and expand quickly to potentially find more resources and create a bigger buffer from zombies to their main base</w:t>
+      </w:r>
+      <w:r>
+        <w:t xml:space="preserve">. Or they could conserve resources to keep a more focused </w:t>
+      </w:r>
+      <w:r>
+        <w:t>defence</w:t>
+      </w:r>
+      <w:r>
+        <w:t xml:space="preserve"> potentially lasting longer because of it.</w:t>
+      </w:r>
+      <w:r>
+        <w:t xml:space="preserve"> There is a horror aspect of my game</w:t>
+      </w:r>
+      <w:r>
+        <w:t xml:space="preserve"> with the zombies and having to try and survive them as long as you can.</w:t>
+      </w:r>
     </w:p>
     <w:p>
       <w:pPr>
         <w:pStyle w:val="Heading2"/>
       </w:pPr>
-      <w:bookmarkStart w:id="10" w:name="_Toc209875172"/>
-      <w:r>
-        <w:t>Software</w:t>
-      </w:r>
-      <w:bookmarkEnd w:id="10"/>
-    </w:p>
-    <w:p>
-      <w:r>
-        <w:t>Game engine</w:t>
-      </w:r>
-      <w:r>
-        <w:t xml:space="preserve">: </w:t>
-      </w:r>
-      <w:r>
-        <w:t>A</w:t>
-      </w:r>
-      <w:r>
-        <w:t xml:space="preserve"> custom engine made in C++ with SDL/OpenGL</w:t>
-      </w:r>
-    </w:p>
-    <w:p>
-      <w:r>
-        <w:t>Art</w:t>
-      </w:r>
-      <w:r>
-        <w:t xml:space="preserve">: </w:t>
-      </w:r>
-      <w:proofErr w:type="spellStart"/>
-      <w:r>
-        <w:t>Aesprite</w:t>
-      </w:r>
-      <w:proofErr w:type="spellEnd"/>
-      <w:r>
-        <w:t xml:space="preserve"> and Krita</w:t>
-      </w:r>
-    </w:p>
-    <w:p>
-      <w:r>
-        <w:t>Music/Sound effects: Beep box</w:t>
-      </w:r>
-    </w:p>
-    <w:p>
-      <w:r>
-        <w:t>Additional help: Microsoft copilot</w:t>
+      <w:bookmarkStart w:id="12" w:name="_Toc213670104"/>
+      <w:r>
+        <w:t>Target Audience</w:t>
+      </w:r>
+      <w:bookmarkEnd w:id="12"/>
+    </w:p>
+    <w:p>
+      <w:r>
+        <w:t xml:space="preserve">This game is design to be for players of age 18+ who are looking a </w:t>
+      </w:r>
+      <w:r>
+        <w:t>more mentally challenging game to play.</w:t>
+      </w:r>
+      <w:r>
+        <w:t xml:space="preserve"> </w:t>
+      </w:r>
+      <w:r>
+        <w:t xml:space="preserve">A player should be able to play this game for an extended </w:t>
+      </w:r>
+      <w:r>
+        <w:t>period</w:t>
+      </w:r>
+      <w:r>
+        <w:t xml:space="preserve"> as each game should last up to a couple of hours.</w:t>
+      </w:r>
+      <w:r>
+        <w:t xml:space="preserve"> Players who are already experienced with real time strategy games such as company of heroes should be able to adapt to </w:t>
+      </w:r>
+      <w:r>
+        <w:t>most</w:t>
+      </w:r>
+      <w:r>
+        <w:t xml:space="preserve"> of the basic mechanics of this game quickly</w:t>
+      </w:r>
+      <w:r>
+        <w:t>.</w:t>
+      </w:r>
+    </w:p>
+    <w:p>
+      <w:r>
+        <w:t xml:space="preserve">Alternate use of this game is to get people to begin to think about the logistical side of warfare. The zombie’s element may not be </w:t>
+      </w:r>
+      <w:r>
+        <w:t>realistic,</w:t>
+      </w:r>
+      <w:r>
+        <w:t xml:space="preserve"> but the manage</w:t>
+      </w:r>
+      <w:r>
+        <w:t>ment</w:t>
+      </w:r>
+      <w:r>
+        <w:t xml:space="preserve"> of resources will be. This also links into </w:t>
+      </w:r>
+      <w:proofErr w:type="gramStart"/>
+      <w:r>
+        <w:t>future plans</w:t>
+      </w:r>
+      <w:proofErr w:type="gramEnd"/>
+      <w:r>
+        <w:t xml:space="preserve"> to convert the game into a multiplayer experience</w:t>
+      </w:r>
+      <w:r>
+        <w:t>.</w:t>
+      </w:r>
+    </w:p>
+    <w:p>
+      <w:pPr>
+        <w:pStyle w:val="Heading1"/>
+      </w:pPr>
+      <w:bookmarkStart w:id="13" w:name="_Toc213670105"/>
+      <w:r>
+        <w:lastRenderedPageBreak/>
+        <w:t>Concept</w:t>
+      </w:r>
+      <w:bookmarkEnd w:id="13"/>
+      <w:r>
+        <w:t> </w:t>
       </w:r>
     </w:p>
     <w:p>
       <w:pPr>
         <w:pStyle w:val="Heading2"/>
       </w:pPr>
-      <w:bookmarkStart w:id="11" w:name="_Toc209875173"/>
-      <w:r>
-        <w:t>Genre</w:t>
-      </w:r>
-      <w:bookmarkEnd w:id="11"/>
-    </w:p>
-    <w:p>
-      <w:r>
-        <w:t>The main genre of depot delta is RTS</w:t>
+      <w:bookmarkStart w:id="14" w:name="_Toc213670106"/>
+      <w:r>
+        <w:t>Core Loop</w:t>
+      </w:r>
+      <w:bookmarkEnd w:id="14"/>
+      <w:r>
+        <w:t> </w:t>
+      </w:r>
+    </w:p>
+    <w:p>
+      <w:r>
+        <w:t> </w:t>
+      </w:r>
+      <w:r>
+        <w:t>The main aspect of the game will be the player having to control supply routes to each of their units. They will need to draw paths for their convoys to take</w:t>
+      </w:r>
+      <w:r>
+        <w:t xml:space="preserve"> as well as designate what resources are in what convoy and making sure the convoy</w:t>
+      </w:r>
+      <w:r>
+        <w:t xml:space="preserve"> is appropriate for the resources being taken. E.g. medical supplies need to be chilled so need a vehicle that can provide this.</w:t>
+      </w:r>
+      <w:r>
+        <w:t xml:space="preserve"> The units being resupplied will need to travel out further to find more resources</w:t>
+      </w:r>
+      <w:r>
+        <w:t xml:space="preserve"> as there is only a limited supply. </w:t>
+      </w:r>
+      <w:r>
+        <w:t>Rundown</w:t>
+      </w:r>
+      <w:r>
+        <w:t xml:space="preserve"> buildings being found out in the world can be used to create a continuous resource such as an oil refinery providing cont</w:t>
+      </w:r>
+      <w:r>
+        <w:t xml:space="preserve">inuous fuel. </w:t>
+      </w:r>
+      <w:r>
+        <w:t>Alternatively,</w:t>
+      </w:r>
+      <w:r>
+        <w:t xml:space="preserve"> a hospital may give you an instant </w:t>
+      </w:r>
+      <w:proofErr w:type="gramStart"/>
+      <w:r>
+        <w:t>one time</w:t>
+      </w:r>
+      <w:proofErr w:type="gramEnd"/>
+      <w:r>
+        <w:t xml:space="preserve"> increase of medical supplies.</w:t>
+      </w:r>
+    </w:p>
+    <w:p>
+      <w:r>
+        <w:t xml:space="preserve">The </w:t>
+      </w:r>
+      <w:r>
+        <w:t xml:space="preserve">reason you need to </w:t>
+      </w:r>
+      <w:r>
+        <w:t>manage</w:t>
+      </w:r>
+      <w:r>
+        <w:t xml:space="preserve"> resources is to </w:t>
+      </w:r>
+      <w:r>
+        <w:t>keep the zombies at bay from depot delta</w:t>
+      </w:r>
+      <w:r>
+        <w:t xml:space="preserve"> (your main base)</w:t>
+      </w:r>
+      <w:r>
+        <w:t xml:space="preserve">. This involves needing to decide when to send your units to explore or increase the width of defence and when to retreat your units. This aspect of the game is </w:t>
+      </w:r>
+      <w:r>
+        <w:t>like</w:t>
+      </w:r>
+      <w:r>
+        <w:t xml:space="preserve"> a more traditional </w:t>
+      </w:r>
+      <w:r>
+        <w:t>RTS game.</w:t>
+      </w:r>
+    </w:p>
+    <w:p>
+      <w:pPr>
+        <w:pStyle w:val="Heading2"/>
+      </w:pPr>
+      <w:bookmarkStart w:id="15" w:name="_Toc213670107"/>
+      <w:r>
+        <w:t>Themes</w:t>
+      </w:r>
+      <w:bookmarkEnd w:id="15"/>
+      <w:r>
+        <w:t> </w:t>
+      </w:r>
+    </w:p>
+    <w:p>
+      <w:r>
+        <w:t> </w:t>
+      </w:r>
+      <w:r>
+        <w:t xml:space="preserve">The main overarching theme is </w:t>
+      </w:r>
+      <w:r>
+        <w:t>a dystopic post-apocalyptic theme created by this barren wasteland the player needs to survive in.</w:t>
+      </w:r>
+      <w:r>
+        <w:t xml:space="preserve"> </w:t>
+      </w:r>
+      <w:r>
+        <w:t>Creating a sense of loneliness and urgency feeling like you are humanities last hope</w:t>
       </w:r>
       <w:r>
         <w:t>.</w:t>
       </w:r>
-      <w:r>
-        <w:t xml:space="preserve"> </w:t>
-      </w:r>
-      <w:r>
-        <w:t>T</w:t>
-      </w:r>
-      <w:r>
-        <w:t>he focus of the player should be how are they going to survive the longest</w:t>
-      </w:r>
-      <w:r>
-        <w:t xml:space="preserve"> by managing their resources</w:t>
-      </w:r>
-      <w:r>
-        <w:t>.</w:t>
-      </w:r>
-      <w:r>
-        <w:t xml:space="preserve"> They could try and expand quickly to potentially find more resources and create a bigger buffer from zombies to their main base</w:t>
-      </w:r>
-      <w:r>
-        <w:t xml:space="preserve">. Or they could conserve resources to keep a more focused </w:t>
-      </w:r>
-      <w:r>
-        <w:t>defence</w:t>
-      </w:r>
-      <w:r>
-        <w:t xml:space="preserve"> potentially lasting </w:t>
+    </w:p>
+    <w:p>
+      <w:r>
+        <w:t xml:space="preserve">There is also a huge military strategic theme throughout the game. This is a common theme in RTS games such as Company of </w:t>
+      </w:r>
+      <w:proofErr w:type="gramStart"/>
+      <w:r>
+        <w:t>Heroes</w:t>
+      </w:r>
+      <w:proofErr w:type="gramEnd"/>
+      <w:r>
+        <w:t xml:space="preserve"> but this is added to with Depot Deltas USP of </w:t>
+      </w:r>
+      <w:r>
+        <w:t xml:space="preserve">adding in the logistical </w:t>
+      </w:r>
+      <w:r>
+        <w:t>side of warfare.</w:t>
+      </w:r>
+    </w:p>
+    <w:p>
+      <w:pPr>
+        <w:pStyle w:val="Heading2"/>
+      </w:pPr>
+      <w:bookmarkStart w:id="16" w:name="_Toc213670108"/>
+      <w:r>
+        <w:t>Primary Mechanics</w:t>
+      </w:r>
+      <w:bookmarkEnd w:id="16"/>
+      <w:r>
+        <w:t> </w:t>
+      </w:r>
+    </w:p>
+    <w:p>
+      <w:r>
+        <w:t xml:space="preserve">The primary mechanic within the game is the ability to manoeuvre both units and resources around the map. Each building, unit and convoy will have a </w:t>
+      </w:r>
+      <w:r>
+        <w:t xml:space="preserve">resource consumption rate and current number of resources. </w:t>
+      </w:r>
+      <w:r>
+        <w:t>If they run out of resources different consequences will happen e.g. vehicles will stop moving if out of fuel</w:t>
+      </w:r>
+      <w:r>
+        <w:t xml:space="preserve"> or units will slow and become ineffective without DoS.</w:t>
+      </w:r>
+    </w:p>
+    <w:p>
+      <w:pPr>
+        <w:pStyle w:val="Heading2"/>
+      </w:pPr>
+      <w:bookmarkStart w:id="17" w:name="_Toc213670109"/>
+      <w:r>
+        <w:t>Secondary Mechanics</w:t>
+      </w:r>
+      <w:bookmarkEnd w:id="17"/>
+      <w:r>
+        <w:t> </w:t>
+      </w:r>
+    </w:p>
+    <w:p>
+      <w:r>
+        <w:t>Due to resources being limited the player will need to explore the world to</w:t>
+      </w:r>
+      <w:r>
+        <w:t xml:space="preserve"> find more. This can come in a variety of ways such as buildings containing supplies</w:t>
+      </w:r>
+      <w:r>
+        <w:t xml:space="preserve"> or finding survivors. </w:t>
+      </w:r>
+      <w:r>
+        <w:t xml:space="preserve">Your limited resources include limited personnel so exploring </w:t>
+      </w:r>
+      <w:r>
+        <w:t>is a first step towards the player expanding their survival.</w:t>
+      </w:r>
+      <w:r>
+        <w:t xml:space="preserve"> Exploration further adds to the players logistical struggle as </w:t>
       </w:r>
       <w:r>
         <w:lastRenderedPageBreak/>
-        <w:t>longer because of it.</w:t>
-      </w:r>
-      <w:r>
-        <w:t xml:space="preserve"> There is a horror aspect of my game</w:t>
-      </w:r>
-      <w:r>
-        <w:t xml:space="preserve"> with the zombies and having to try and survive them as long as you can.</w:t>
+        <w:t xml:space="preserve">sending a team of scouts requires them to be stocked up enough to explore and make it back or are you banking on them not making it back and instead rather just </w:t>
+      </w:r>
+      <w:r>
+        <w:t xml:space="preserve">hoping </w:t>
+      </w:r>
+      <w:r>
+        <w:t>they find their own way.</w:t>
       </w:r>
     </w:p>
     <w:p>
       <w:pPr>
         <w:pStyle w:val="Heading2"/>
       </w:pPr>
-      <w:bookmarkStart w:id="12" w:name="_Toc209875174"/>
-      <w:r>
-        <w:t>Target Audience</w:t>
-      </w:r>
-      <w:bookmarkEnd w:id="12"/>
-    </w:p>
-    <w:p>
-      <w:r>
-        <w:t xml:space="preserve">This game is design to be for players of age 18+ who are looking a </w:t>
-      </w:r>
-      <w:r>
-        <w:t>more mentally challenging game to play.</w:t>
-      </w:r>
-      <w:r>
-        <w:t xml:space="preserve"> </w:t>
-      </w:r>
-      <w:r>
-        <w:t xml:space="preserve">A player should be able to play this game for an extended </w:t>
-      </w:r>
-      <w:r>
-        <w:t>period</w:t>
-      </w:r>
-      <w:r>
-        <w:t xml:space="preserve"> as each game should last up to a couple of hours.</w:t>
-      </w:r>
-      <w:r>
-        <w:t xml:space="preserve"> Players who are already experienced with real time strategy games such as company of heroes should be able to adapt to </w:t>
-      </w:r>
-      <w:r>
-        <w:t>most</w:t>
-      </w:r>
-      <w:r>
-        <w:t xml:space="preserve"> of the basic mechanics of this game quickly</w:t>
-      </w:r>
-      <w:r>
-        <w:t>.</w:t>
-      </w:r>
-    </w:p>
-    <w:p>
-      <w:r>
-        <w:t xml:space="preserve">Alternate use of this game is to get people to begin to think about the logistical side of warfare. The zombie’s element may not be </w:t>
-      </w:r>
-      <w:r>
-        <w:t>realistic,</w:t>
-      </w:r>
-      <w:r>
-        <w:t xml:space="preserve"> but the manage</w:t>
-      </w:r>
-      <w:r>
-        <w:t>ment</w:t>
-      </w:r>
-      <w:r>
-        <w:t xml:space="preserve"> of resources will be. This also links into future plans to convert the game into a multiplayer experience</w:t>
-      </w:r>
-      <w:r>
-        <w:t>.</w:t>
-      </w:r>
-    </w:p>
-    <w:p>
-      <w:pPr>
-        <w:pStyle w:val="Heading1"/>
-      </w:pPr>
-      <w:bookmarkStart w:id="13" w:name="_Toc209875175"/>
-      <w:r>
-        <w:t>Concept</w:t>
-      </w:r>
-      <w:bookmarkEnd w:id="13"/>
+      <w:bookmarkStart w:id="18" w:name="_Toc213670110"/>
+      <w:r>
+        <w:t>Tertiary Mechanics</w:t>
+      </w:r>
+      <w:bookmarkEnd w:id="18"/>
       <w:r>
         <w:t> </w:t>
       </w:r>
@@ -4750,238 +4495,42 @@
       <w:pPr>
         <w:pStyle w:val="Heading2"/>
       </w:pPr>
-      <w:bookmarkStart w:id="14" w:name="_Toc209875176"/>
-      <w:r>
-        <w:t>Core Loop</w:t>
-      </w:r>
-      <w:bookmarkEnd w:id="14"/>
+      <w:bookmarkStart w:id="19" w:name="_Toc213670111"/>
+      <w:r>
+        <w:t>Combat</w:t>
+      </w:r>
+      <w:bookmarkEnd w:id="19"/>
       <w:r>
         <w:t> </w:t>
       </w:r>
     </w:p>
     <w:p>
       <w:r>
-        <w:t> </w:t>
-      </w:r>
-      <w:r>
-        <w:t>The main aspect of the game will be the player having to control supply routes to each of their units. They will need to draw paths for their convoys to take</w:t>
-      </w:r>
-      <w:r>
-        <w:t xml:space="preserve"> as well as designate what resources are in what convoy and making sure the convoy</w:t>
-      </w:r>
-      <w:r>
-        <w:t xml:space="preserve"> is appropriate for the resources being taken. E.g. medical supplies need to be chilled so need a vehicle that can provide this.</w:t>
-      </w:r>
-      <w:r>
-        <w:t xml:space="preserve"> The units being resupplied will need to travel out further to find more resources</w:t>
-      </w:r>
-      <w:r>
-        <w:t xml:space="preserve"> as there is only a limited supply. </w:t>
-      </w:r>
-      <w:r>
-        <w:t>Rundown</w:t>
-      </w:r>
-      <w:r>
-        <w:t xml:space="preserve"> buildings being found out in the world can be used to create a continuous resource such as an oil refinery providing cont</w:t>
-      </w:r>
-      <w:r>
-        <w:t xml:space="preserve">inuous fuel. </w:t>
-      </w:r>
-      <w:r>
-        <w:t>Alternatively,</w:t>
-      </w:r>
-      <w:r>
-        <w:t xml:space="preserve"> a hospital may give you an instant one time increase of medical supplies.</w:t>
-      </w:r>
-    </w:p>
-    <w:p>
-      <w:r>
-        <w:t xml:space="preserve">The </w:t>
-      </w:r>
-      <w:r>
-        <w:t xml:space="preserve">reason you need to </w:t>
-      </w:r>
-      <w:r>
-        <w:t>manage</w:t>
-      </w:r>
-      <w:r>
-        <w:t xml:space="preserve"> resources is to </w:t>
-      </w:r>
-      <w:r>
-        <w:t>keep the zombies at bay from depot delta</w:t>
-      </w:r>
-      <w:r>
-        <w:t xml:space="preserve"> (your main base)</w:t>
-      </w:r>
-      <w:r>
-        <w:t xml:space="preserve">. This involves needing to decide when to send your units to explore or increase the width of defence and when to retreat your units. This aspect of the game is </w:t>
-      </w:r>
-      <w:r>
-        <w:t>like</w:t>
-      </w:r>
-      <w:r>
-        <w:t xml:space="preserve"> a more traditional </w:t>
-      </w:r>
-      <w:r>
-        <w:t>RTS game.</w:t>
+        <w:t xml:space="preserve">Combat will be simple as each unit/ building will have its own way of fighting. The basic gun unit for example will fire at the </w:t>
+      </w:r>
+      <w:r>
+        <w:t xml:space="preserve">closest zombies to them every time they reload. </w:t>
+      </w:r>
+      <w:r>
+        <w:t xml:space="preserve">Different units will have different ranges they can fire. Some units will also have melee </w:t>
+      </w:r>
+      <w:proofErr w:type="gramStart"/>
+      <w:r>
+        <w:t>capability</w:t>
+      </w:r>
+      <w:proofErr w:type="gramEnd"/>
+      <w:r>
+        <w:t xml:space="preserve"> but this is risky due to meaning the zombies will have to get close to them to attack.</w:t>
+      </w:r>
+      <w:r>
+        <w:t xml:space="preserve"> Combat uses resources so the player must ensure units remain stocked to be able to combat the oncoming hordes.</w:t>
       </w:r>
     </w:p>
     <w:p>
       <w:pPr>
         <w:pStyle w:val="Heading2"/>
       </w:pPr>
-      <w:bookmarkStart w:id="15" w:name="_Toc209875177"/>
-      <w:r>
-        <w:t>Themes</w:t>
-      </w:r>
-      <w:bookmarkEnd w:id="15"/>
-      <w:r>
-        <w:t> </w:t>
-      </w:r>
-    </w:p>
-    <w:p>
-      <w:r>
-        <w:t> </w:t>
-      </w:r>
-      <w:r>
-        <w:t xml:space="preserve">The main overarching theme is </w:t>
-      </w:r>
-      <w:r>
-        <w:t>a dystopic post-apocalyptic theme created by this barren wasteland the player needs to survive in.</w:t>
-      </w:r>
-      <w:r>
-        <w:t xml:space="preserve"> </w:t>
-      </w:r>
-      <w:r>
-        <w:t>Creating a sense of loneliness and urgency feeling like you are humanities last hope</w:t>
-      </w:r>
-      <w:r>
-        <w:t>.</w:t>
-      </w:r>
-    </w:p>
-    <w:p>
-      <w:r>
-        <w:lastRenderedPageBreak/>
-        <w:t xml:space="preserve">There is also a huge military strategic theme throughout the game. This is a common theme in RTS games such as Company of Heroes but this is added to with Depot Deltas USP of </w:t>
-      </w:r>
-      <w:r>
-        <w:t xml:space="preserve">adding in the logistical </w:t>
-      </w:r>
-      <w:r>
-        <w:t>side of warfare.</w:t>
-      </w:r>
-    </w:p>
-    <w:p>
-      <w:pPr>
-        <w:pStyle w:val="Heading2"/>
-      </w:pPr>
-      <w:bookmarkStart w:id="16" w:name="_Toc209875178"/>
-      <w:r>
-        <w:t>Primary Mechanics</w:t>
-      </w:r>
-      <w:bookmarkEnd w:id="16"/>
-      <w:r>
-        <w:t> </w:t>
-      </w:r>
-    </w:p>
-    <w:p>
-      <w:r>
-        <w:t xml:space="preserve">The primary mechanic within the game is the ability to manoeuvre both units and resources around the map. Each building, unit and convoy will have a </w:t>
-      </w:r>
-      <w:r>
-        <w:t xml:space="preserve">resource consumption rate and current number of resources. </w:t>
-      </w:r>
-      <w:r>
-        <w:t>If they run out of resources different consequences will happen e.g. vehicles will stop moving if out of fuel</w:t>
-      </w:r>
-      <w:r>
-        <w:t xml:space="preserve"> or units will slow and become ineffective without DoS.</w:t>
-      </w:r>
-    </w:p>
-    <w:p>
-      <w:pPr>
-        <w:pStyle w:val="Heading2"/>
-      </w:pPr>
-      <w:bookmarkStart w:id="17" w:name="_Toc209875179"/>
-      <w:r>
-        <w:t>Secondary Mechanics</w:t>
-      </w:r>
-      <w:bookmarkEnd w:id="17"/>
-      <w:r>
-        <w:t> </w:t>
-      </w:r>
-    </w:p>
-    <w:p>
-      <w:r>
-        <w:t>Due to resources being limited the player will need to explore the world to</w:t>
-      </w:r>
-      <w:r>
-        <w:t xml:space="preserve"> find more. This can come in a variety of ways such as buildings containing supplies</w:t>
-      </w:r>
-      <w:r>
-        <w:t xml:space="preserve"> or finding survivors. </w:t>
-      </w:r>
-      <w:r>
-        <w:t xml:space="preserve">Your limited resources include limited personnel so exploring </w:t>
-      </w:r>
-      <w:r>
-        <w:t>is a first step towards the player expanding their survival.</w:t>
-      </w:r>
-      <w:r>
-        <w:t xml:space="preserve"> Exploration further adds to the players logistical struggle as sending a team of scouts requires them to be stocked up enough to explore and make it back or are you banking on them not making it back and instead rather just </w:t>
-      </w:r>
-      <w:r>
-        <w:t xml:space="preserve">hoping </w:t>
-      </w:r>
-      <w:r>
-        <w:t>they find their own way.</w:t>
-      </w:r>
-    </w:p>
-    <w:p>
-      <w:pPr>
-        <w:pStyle w:val="Heading2"/>
-      </w:pPr>
-      <w:bookmarkStart w:id="18" w:name="_Toc209875180"/>
-      <w:r>
-        <w:t>Tertiary Mechanics</w:t>
-      </w:r>
-      <w:bookmarkEnd w:id="18"/>
-      <w:r>
-        <w:t> </w:t>
-      </w:r>
-    </w:p>
-    <w:p>
-      <w:pPr>
-        <w:pStyle w:val="Heading2"/>
-      </w:pPr>
-      <w:bookmarkStart w:id="19" w:name="_Toc209875181"/>
-      <w:r>
-        <w:t>Combat</w:t>
-      </w:r>
-      <w:bookmarkEnd w:id="19"/>
-      <w:r>
-        <w:t> </w:t>
-      </w:r>
-    </w:p>
-    <w:p>
-      <w:r>
-        <w:t xml:space="preserve">Combat will be simple as each unit/ building will have its own way of fighting. The basic gun unit for example will fire at the </w:t>
-      </w:r>
-      <w:r>
-        <w:t xml:space="preserve">closest zombies to them every time they reload. </w:t>
-      </w:r>
-      <w:r>
-        <w:t>Different units will have different ranges they can fire. Some units will also have melee capability but this is risky due to meaning the zombies will have to get close to them to attack.</w:t>
-      </w:r>
-      <w:r>
-        <w:t xml:space="preserve"> Combat uses resources so the player must ensure units remain stocked to be able to combat the oncoming hordes.</w:t>
-      </w:r>
-    </w:p>
-    <w:p>
-      <w:pPr>
-        <w:pStyle w:val="Heading2"/>
-      </w:pPr>
-      <w:bookmarkStart w:id="20" w:name="_Toc209875184"/>
+      <w:bookmarkStart w:id="20" w:name="_Toc213670112"/>
       <w:r>
         <w:t>AI / NPCs</w:t>
       </w:r>
@@ -5060,7 +4609,6 @@
     </w:p>
     <w:p>
       <w:r>
-        <w:lastRenderedPageBreak/>
         <w:t>Attack:</w:t>
       </w:r>
     </w:p>
@@ -5080,6 +4628,7 @@
         <w:rPr>
           <w:noProof/>
         </w:rPr>
+        <w:lastRenderedPageBreak/>
         <w:drawing>
           <wp:inline distT="0" distB="0" distL="0" distR="0" wp14:anchorId="49D46620" wp14:editId="7160C4D4">
             <wp:extent cx="2149152" cy="2286000"/>
@@ -5214,30 +4763,30 @@
           <w:b/>
           <w:bCs/>
         </w:rPr>
+        <w:t>Quick zombies:</w:t>
+      </w:r>
+    </w:p>
+    <w:p>
+      <w:r>
+        <w:t>Description:</w:t>
+      </w:r>
+    </w:p>
+    <w:p>
+      <w:r>
+        <w:t>Quick zombies that charge at the players units. Low health but gets to attacking quick</w:t>
+      </w:r>
+      <w:r>
+        <w:t>ly due to their speed</w:t>
+      </w:r>
+    </w:p>
+    <w:p>
+      <w:r>
+        <w:t>Attack:</w:t>
+      </w:r>
+    </w:p>
+    <w:p>
+      <w:r>
         <w:lastRenderedPageBreak/>
-        <w:t>Quick zombies:</w:t>
-      </w:r>
-    </w:p>
-    <w:p>
-      <w:r>
-        <w:t>Description:</w:t>
-      </w:r>
-    </w:p>
-    <w:p>
-      <w:r>
-        <w:t>Quick zombies that charge at the players units. Low health but gets to attacking quick</w:t>
-      </w:r>
-      <w:r>
-        <w:t>ly due to their speed</w:t>
-      </w:r>
-    </w:p>
-    <w:p>
-      <w:r>
-        <w:t>Attack:</w:t>
-      </w:r>
-    </w:p>
-    <w:p>
-      <w:r>
         <w:t>Low continuous damage when close to a unit</w:t>
       </w:r>
     </w:p>
@@ -5302,7 +4851,7 @@
       <w:pPr>
         <w:pStyle w:val="Heading2"/>
       </w:pPr>
-      <w:bookmarkStart w:id="21" w:name="_Toc209875185"/>
+      <w:bookmarkStart w:id="21" w:name="_Toc213670113"/>
       <w:r>
         <w:t>Special Systems</w:t>
       </w:r>
@@ -5323,7 +4872,7 @@
       <w:pPr>
         <w:pStyle w:val="Heading2"/>
       </w:pPr>
-      <w:bookmarkStart w:id="22" w:name="_Toc209875186"/>
+      <w:bookmarkStart w:id="22" w:name="_Toc213670114"/>
       <w:r>
         <w:t>Progression</w:t>
       </w:r>
@@ -5359,7 +4908,7 @@
       <w:pPr>
         <w:pStyle w:val="Heading1"/>
       </w:pPr>
-      <w:bookmarkStart w:id="23" w:name="_Toc209875187"/>
+      <w:bookmarkStart w:id="23" w:name="_Toc213670115"/>
       <w:r>
         <w:t>Story</w:t>
       </w:r>
@@ -5377,7 +4926,7 @@
       <w:pPr>
         <w:pStyle w:val="Heading2"/>
       </w:pPr>
-      <w:bookmarkStart w:id="24" w:name="_Toc209875188"/>
+      <w:bookmarkStart w:id="24" w:name="_Toc213670116"/>
       <w:r>
         <w:t>Narrative</w:t>
       </w:r>
@@ -5396,47 +4945,58 @@
     </w:p>
     <w:p>
       <w:r>
+        <w:t xml:space="preserve">Seemingly out of the blue a virus spread across the globe with minimal symptoms mostly being headaches and </w:t>
+      </w:r>
+      <w:r>
+        <w:t xml:space="preserve">a chest infection. The symptoms began to evolve including excessive hunger and </w:t>
+      </w:r>
+      <w:r>
+        <w:t xml:space="preserve">loss of basic function such as speech. WHO began coordinating efforts to develop a cure </w:t>
+      </w:r>
+      <w:r>
+        <w:t xml:space="preserve">and vaccine to stop the spread. Finally mass death </w:t>
+      </w:r>
+      <w:r>
+        <w:t xml:space="preserve">began taking out 50% of the </w:t>
+      </w:r>
+      <w:r>
+        <w:t>world’s</w:t>
+      </w:r>
+      <w:r>
+        <w:t xml:space="preserve"> population in less than a week from the first death.</w:t>
+      </w:r>
+      <w:r>
+        <w:t xml:space="preserve"> The dead didn’t stay gone for long with their bodies beginning to move and attack the living. </w:t>
+      </w:r>
+      <w:r>
+        <w:t>Fortunately,</w:t>
+      </w:r>
+      <w:r>
+        <w:t xml:space="preserve"> the virus has changed so much it was no longer </w:t>
+      </w:r>
+      <w:r>
+        <w:t>airborne</w:t>
+      </w:r>
+      <w:r>
+        <w:t xml:space="preserve"> but rather spread</w:t>
+      </w:r>
+      <w:r>
+        <w:t xml:space="preserve"> through bodily fluids. </w:t>
+      </w:r>
+      <w:r>
+        <w:t xml:space="preserve">Global </w:t>
+      </w:r>
+      <w:r>
         <w:lastRenderedPageBreak/>
-        <w:t xml:space="preserve">Seemingly out of the blue a virus spread across the globe with minimal symptoms mostly being headaches and </w:t>
-      </w:r>
-      <w:r>
-        <w:t xml:space="preserve">a chest infection. The symptoms began to evolve including excessive hunger and </w:t>
-      </w:r>
-      <w:r>
-        <w:t xml:space="preserve">loss of basic function such as speech. WHO began coordinating efforts to develop a cure </w:t>
-      </w:r>
-      <w:r>
-        <w:t xml:space="preserve">and vaccine to stop the spread. Finally mass death </w:t>
-      </w:r>
-      <w:r>
-        <w:t xml:space="preserve">began taking out 50% of the </w:t>
-      </w:r>
-      <w:r>
-        <w:t>world’s</w:t>
-      </w:r>
-      <w:r>
-        <w:t xml:space="preserve"> population in less than a week from the first death.</w:t>
-      </w:r>
-      <w:r>
-        <w:t xml:space="preserve"> The dead didn’t stay gone for long with their bodies beginning to move and attack the living. </w:t>
-      </w:r>
-      <w:r>
-        <w:t>Fortunately,</w:t>
-      </w:r>
-      <w:r>
-        <w:t xml:space="preserve"> the virus has changed so much it was no longer </w:t>
-      </w:r>
-      <w:r>
-        <w:t>airborne</w:t>
-      </w:r>
-      <w:r>
-        <w:t xml:space="preserve"> but rather spread</w:t>
-      </w:r>
-      <w:r>
-        <w:t xml:space="preserve"> through bodily fluids. </w:t>
-      </w:r>
-      <w:r>
-        <w:t>Global superpowers united their forces creating depots for the living spread throughout the world creating a safe haven for the living that could make it there</w:t>
+        <w:t xml:space="preserve">superpowers united their forces creating depots for the living spread throughout the world creating </w:t>
+      </w:r>
+      <w:proofErr w:type="gramStart"/>
+      <w:r>
+        <w:t>a safe haven</w:t>
+      </w:r>
+      <w:proofErr w:type="gramEnd"/>
+      <w:r>
+        <w:t xml:space="preserve"> for the living that could make it there</w:t>
       </w:r>
     </w:p>
     <w:p>
@@ -5567,7 +5127,15 @@
         <w:t>with the survivors of delta if they can make it to the shoreline</w:t>
       </w:r>
       <w:r>
-        <w:t xml:space="preserve"> giving them a new safe haven and a chance to save the world</w:t>
+        <w:t xml:space="preserve"> giving them a new </w:t>
+      </w:r>
+      <w:proofErr w:type="gramStart"/>
+      <w:r>
+        <w:t>safe haven</w:t>
+      </w:r>
+      <w:proofErr w:type="gramEnd"/>
+      <w:r>
+        <w:t xml:space="preserve"> and a chance to save the world</w:t>
       </w:r>
       <w:r>
         <w:t>.</w:t>
@@ -5595,9 +5163,8 @@
       <w:pPr>
         <w:pStyle w:val="Heading2"/>
       </w:pPr>
-      <w:bookmarkStart w:id="25" w:name="_Toc209875189"/>
-      <w:r>
-        <w:lastRenderedPageBreak/>
+      <w:bookmarkStart w:id="25" w:name="_Toc213670117"/>
+      <w:r>
         <w:t>Characters</w:t>
       </w:r>
       <w:bookmarkEnd w:id="25"/>
@@ -5700,6 +5267,7 @@
           <w:bCs/>
           <w:u w:val="single"/>
         </w:rPr>
+        <w:lastRenderedPageBreak/>
         <w:t> </w:t>
       </w:r>
       <w:r>
@@ -5870,7 +5438,6 @@
     </w:p>
     <w:p>
       <w:r>
-        <w:lastRenderedPageBreak/>
         <w:t xml:space="preserve">Design: </w:t>
       </w:r>
     </w:p>
@@ -5895,6 +5462,7 @@
           <w:bCs/>
           <w:noProof/>
         </w:rPr>
+        <w:lastRenderedPageBreak/>
         <w:drawing>
           <wp:inline distT="0" distB="0" distL="0" distR="0" wp14:anchorId="49ECB3BF" wp14:editId="28B29DB9">
             <wp:extent cx="1466850" cy="1466850"/>
@@ -6095,6 +5663,7 @@
           <w:b/>
           <w:noProof/>
         </w:rPr>
+        <w:lastRenderedPageBreak/>
         <w:drawing>
           <wp:inline distT="0" distB="0" distL="0" distR="0" wp14:anchorId="1C517C6F" wp14:editId="496933F7">
             <wp:extent cx="1894104" cy="1819275"/>
@@ -6136,28 +5705,25 @@
       <w:pPr>
         <w:pStyle w:val="Heading1"/>
       </w:pPr>
-      <w:bookmarkStart w:id="26" w:name="_Toc209875192"/>
-      <w:r>
-        <w:t>Art</w:t>
+      <w:bookmarkStart w:id="26" w:name="_Toc213670118"/>
+      <w:r>
+        <w:t>Art </w:t>
+      </w:r>
+      <w:r>
+        <w:t>– to do later</w:t>
       </w:r>
       <w:bookmarkEnd w:id="26"/>
+    </w:p>
+    <w:p>
       <w:r>
         <w:t> </w:t>
       </w:r>
-      <w:r>
-        <w:t>– to do later</w:t>
-      </w:r>
-    </w:p>
-    <w:p>
-      <w:r>
-        <w:t> </w:t>
-      </w:r>
     </w:p>
     <w:p>
       <w:pPr>
         <w:pStyle w:val="Heading2"/>
       </w:pPr>
-      <w:bookmarkStart w:id="27" w:name="_Toc209875193"/>
+      <w:bookmarkStart w:id="27" w:name="_Toc213670119"/>
       <w:r>
         <w:t>Design</w:t>
       </w:r>
@@ -6275,7 +5841,7 @@
       <w:pPr>
         <w:pStyle w:val="Heading2"/>
       </w:pPr>
-      <w:bookmarkStart w:id="28" w:name="_Toc209875194"/>
+      <w:bookmarkStart w:id="28" w:name="_Toc213670120"/>
       <w:r>
         <w:t>Visual Effects</w:t>
       </w:r>
@@ -6317,7 +5883,7 @@
       <w:pPr>
         <w:pStyle w:val="Heading2"/>
       </w:pPr>
-      <w:bookmarkStart w:id="29" w:name="_Toc209875195"/>
+      <w:bookmarkStart w:id="29" w:name="_Toc213670121"/>
       <w:r>
         <w:t>Lighting</w:t>
       </w:r>
@@ -6359,7 +5925,7 @@
       <w:pPr>
         <w:pStyle w:val="Heading2"/>
       </w:pPr>
-      <w:bookmarkStart w:id="30" w:name="_Toc209875196"/>
+      <w:bookmarkStart w:id="30" w:name="_Toc213670122"/>
       <w:r>
         <w:lastRenderedPageBreak/>
         <w:t>Animation</w:t>
@@ -6381,7 +5947,7 @@
       <w:r>
         <w:t> </w:t>
       </w:r>
-      <w:bookmarkStart w:id="31" w:name="_Toc209875197"/>
+      <w:bookmarkStart w:id="31" w:name="_Toc213670123"/>
       <w:r>
         <w:rPr>
           <w:b/>
@@ -6389,24 +5955,24 @@
         </w:rPr>
         <w:t>Audio</w:t>
       </w:r>
+      <w:r>
+        <w:t> </w:t>
+      </w:r>
+      <w:r>
+        <w:t>– to do later</w:t>
+      </w:r>
       <w:bookmarkEnd w:id="31"/>
+    </w:p>
+    <w:p>
       <w:r>
         <w:t> </w:t>
       </w:r>
-      <w:r>
-        <w:t>– to do later</w:t>
-      </w:r>
-    </w:p>
-    <w:p>
-      <w:r>
-        <w:t> </w:t>
-      </w:r>
     </w:p>
     <w:p>
       <w:pPr>
         <w:pStyle w:val="Heading2"/>
       </w:pPr>
-      <w:bookmarkStart w:id="32" w:name="_Toc209875198"/>
+      <w:bookmarkStart w:id="32" w:name="_Toc213670124"/>
       <w:r>
         <w:t>Music</w:t>
       </w:r>
@@ -6448,7 +6014,7 @@
       <w:pPr>
         <w:pStyle w:val="Heading2"/>
       </w:pPr>
-      <w:bookmarkStart w:id="33" w:name="_Toc209875199"/>
+      <w:bookmarkStart w:id="33" w:name="_Toc213670125"/>
       <w:r>
         <w:t>Sound Effects</w:t>
       </w:r>
@@ -6466,7 +6032,7 @@
       <w:pPr>
         <w:pStyle w:val="Heading2"/>
       </w:pPr>
-      <w:bookmarkStart w:id="34" w:name="_Toc209875200"/>
+      <w:bookmarkStart w:id="34" w:name="_Toc213670126"/>
       <w:r>
         <w:t>Voice Acting</w:t>
       </w:r>
@@ -6560,7 +6126,7 @@
       <w:pPr>
         <w:pStyle w:val="Heading1"/>
       </w:pPr>
-      <w:bookmarkStart w:id="35" w:name="_Toc209875201"/>
+      <w:bookmarkStart w:id="35" w:name="_Toc213670127"/>
       <w:r>
         <w:rPr>
           <w:b/>
@@ -6568,24 +6134,24 @@
         </w:rPr>
         <w:t>Game Experience</w:t>
       </w:r>
+      <w:r>
+        <w:t> </w:t>
+      </w:r>
+      <w:r>
+        <w:t>– to do later</w:t>
+      </w:r>
       <w:bookmarkEnd w:id="35"/>
+    </w:p>
+    <w:p>
       <w:r>
         <w:t> </w:t>
       </w:r>
-      <w:r>
-        <w:t>– to do later</w:t>
-      </w:r>
-    </w:p>
-    <w:p>
-      <w:r>
-        <w:t> </w:t>
-      </w:r>
     </w:p>
     <w:p>
       <w:pPr>
         <w:pStyle w:val="Heading2"/>
       </w:pPr>
-      <w:bookmarkStart w:id="36" w:name="_Toc209875202"/>
+      <w:bookmarkStart w:id="36" w:name="_Toc213670128"/>
       <w:r>
         <w:t>UI / UX</w:t>
       </w:r>
@@ -6665,7 +6231,7 @@
       <w:pPr>
         <w:pStyle w:val="Heading2"/>
       </w:pPr>
-      <w:bookmarkStart w:id="37" w:name="_Toc209875203"/>
+      <w:bookmarkStart w:id="37" w:name="_Toc213670129"/>
       <w:r>
         <w:lastRenderedPageBreak/>
         <w:t>Controls</w:t>
@@ -6746,7 +6312,7 @@
       <w:pPr>
         <w:pStyle w:val="Heading2"/>
       </w:pPr>
-      <w:bookmarkStart w:id="38" w:name="_Toc209875204"/>
+      <w:bookmarkStart w:id="38" w:name="_Toc213670130"/>
       <w:r>
         <w:t>Menus</w:t>
       </w:r>
@@ -6845,7 +6411,7 @@
       <w:pPr>
         <w:pStyle w:val="Heading2"/>
       </w:pPr>
-      <w:bookmarkStart w:id="39" w:name="_Toc209875205"/>
+      <w:bookmarkStart w:id="39" w:name="_Toc213670131"/>
       <w:proofErr w:type="spellStart"/>
       <w:r>
         <w:t>Diegetics</w:t>
@@ -6889,7 +6455,7 @@
       <w:pPr>
         <w:pStyle w:val="Heading2"/>
       </w:pPr>
-      <w:bookmarkStart w:id="40" w:name="_Toc209875206"/>
+      <w:bookmarkStart w:id="40" w:name="_Toc213670132"/>
       <w:r>
         <w:t>Integration</w:t>
       </w:r>
@@ -7041,7 +6607,7 @@
       <w:pPr>
         <w:pStyle w:val="Heading1"/>
       </w:pPr>
-      <w:bookmarkStart w:id="41" w:name="_Toc209875207"/>
+      <w:bookmarkStart w:id="41" w:name="_Toc213670133"/>
       <w:r>
         <w:t>Market Requirements</w:t>
       </w:r>
@@ -7059,7 +6625,7 @@
       <w:pPr>
         <w:pStyle w:val="Heading2"/>
       </w:pPr>
-      <w:bookmarkStart w:id="42" w:name="_Toc209875208"/>
+      <w:bookmarkStart w:id="42" w:name="_Toc213670134"/>
       <w:r>
         <w:t>Priorities:</w:t>
       </w:r>
@@ -7089,7 +6655,23 @@
           <w:b/>
           <w:bCs/>
         </w:rPr>
-        <w:t>Must Have : This item needs to be present to hit market </w:t>
+        <w:t xml:space="preserve">Must </w:t>
+      </w:r>
+      <w:proofErr w:type="gramStart"/>
+      <w:r>
+        <w:rPr>
+          <w:b/>
+          <w:bCs/>
+        </w:rPr>
+        <w:t>Have :</w:t>
+      </w:r>
+      <w:proofErr w:type="gramEnd"/>
+      <w:r>
+        <w:rPr>
+          <w:b/>
+          <w:bCs/>
+        </w:rPr>
+        <w:t xml:space="preserve"> This item needs to be present to hit market </w:t>
       </w:r>
     </w:p>
     <w:p>
@@ -7108,7 +6690,23 @@
           <w:b/>
           <w:bCs/>
         </w:rPr>
-        <w:t>Should Have : This item ensures product is the expected quality amongst its peers </w:t>
+        <w:t xml:space="preserve">Should </w:t>
+      </w:r>
+      <w:proofErr w:type="gramStart"/>
+      <w:r>
+        <w:rPr>
+          <w:b/>
+          <w:bCs/>
+        </w:rPr>
+        <w:t>Have :</w:t>
+      </w:r>
+      <w:proofErr w:type="gramEnd"/>
+      <w:r>
+        <w:rPr>
+          <w:b/>
+          <w:bCs/>
+        </w:rPr>
+        <w:t xml:space="preserve"> This item ensures product is the expected quality amongst its peers </w:t>
       </w:r>
     </w:p>
     <w:p>
@@ -7158,7 +6756,7 @@
       <w:pPr>
         <w:pStyle w:val="Heading2"/>
       </w:pPr>
-      <w:bookmarkStart w:id="43" w:name="_Toc209875209"/>
+      <w:bookmarkStart w:id="43" w:name="_Toc213670135"/>
       <w:r>
         <w:t>Minimum Viable Product</w:t>
       </w:r>
@@ -7339,8 +6937,13 @@
         <w:t>The food, water etc a unit requires a day</w:t>
       </w:r>
       <w:r>
-        <w:t xml:space="preserve"> consumed at a fixed rate every x hours</w:t>
-      </w:r>
+        <w:t xml:space="preserve"> consumed at a fixed rate every x </w:t>
+      </w:r>
+      <w:proofErr w:type="gramStart"/>
+      <w:r>
+        <w:t>hours</w:t>
+      </w:r>
+      <w:proofErr w:type="gramEnd"/>
     </w:p>
     <w:p>
       <w:pPr>
@@ -7475,7 +7078,15 @@
         </w:numPr>
       </w:pPr>
       <w:r>
-        <w:t>There will be a minimap to show the location of all the users units</w:t>
+        <w:t xml:space="preserve">There will be a minimap to show the location of all the </w:t>
+      </w:r>
+      <w:proofErr w:type="gramStart"/>
+      <w:r>
+        <w:t>users</w:t>
+      </w:r>
+      <w:proofErr w:type="gramEnd"/>
+      <w:r>
+        <w:t xml:space="preserve"> units</w:t>
       </w:r>
     </w:p>
     <w:p>
@@ -7809,7 +7420,15 @@
         </w:numPr>
       </w:pPr>
       <w:r>
-        <w:t>Can only have a set amount of convoys outside the depot at a time so must be returned to the depot</w:t>
+        <w:t xml:space="preserve">Can only have a set </w:t>
+      </w:r>
+      <w:proofErr w:type="gramStart"/>
+      <w:r>
+        <w:t>amount</w:t>
+      </w:r>
+      <w:proofErr w:type="gramEnd"/>
+      <w:r>
+        <w:t xml:space="preserve"> of convoys outside the depot at a time so must be returned to the depot</w:t>
       </w:r>
     </w:p>
     <w:p>
@@ -8051,7 +7670,15 @@
         </w:numPr>
       </w:pPr>
       <w:r>
-        <w:t>Visual indicators for what is attacking what e.g. red line joining a unit and what it is firing at</w:t>
+        <w:t xml:space="preserve">Visual indicators for what </w:t>
+      </w:r>
+      <w:proofErr w:type="gramStart"/>
+      <w:r>
+        <w:t>is</w:t>
+      </w:r>
+      <w:proofErr w:type="gramEnd"/>
+      <w:r>
+        <w:t xml:space="preserve"> attacking what e.g. red line joining a unit and what it is firing at</w:t>
       </w:r>
       <w:r>
         <w:t xml:space="preserve">. </w:t>
